--- a/tmp/mixed-qa-20260906/one-click-result.docx
+++ b/tmp/mixed-qa-20260906/one-click-result.docx
@@ -4,7 +4,7 @@
   <w:body>
     <w:tbl>
       <w:tblPr>
-        <w:tblW w:w="10206" w:type="dxa"/>
+        <w:tblW w:w="10207" w:type="dxa"/>
         <w:tblInd w:w="-852" w:type="dxa"/>
         <w:tblCellMar>
           <w:left w:w="0" w:type="dxa"/>
@@ -14,7 +14,7 @@
       </w:tblPr>
       <w:tblGrid>
         <w:gridCol w:w="4006"/>
-        <w:gridCol w:w="6200"/>
+        <w:gridCol w:w="6201"/>
       </w:tblGrid>
       <w:tr>
         <w:tc>
@@ -39,32 +39,12 @@
                 <w:sz w:val="26"/>
               </w:rPr>
             </w:pPr>
-            <w:bookmarkStart w:id="0" w:name="CHAC_627b2cf91f534dc1"/>
-            <w:commentRangeStart w:id="1"/>
             <w:r>
               <w:rPr>
                 <w:bCs/>
                 <w:sz w:val="26"/>
               </w:rPr>
-              <w:t>C</w:t>
-            </w:r>
-            <w:bookmarkEnd w:id="0"/>
-            <w:commentRangeEnd w:id="1"/>
-            <w:r>
-              <w:rPr>
-                <w:rStyle w:val="CommentReference"/>
-                <w:bCs/>
-                <w:sz w:val="26"/>
-                <w:szCs w:val="24"/>
-              </w:rPr>
-              <w:commentReference w:id="1"/>
-            </w:r>
-            <w:r>
-              <w:rPr>
-                <w:bCs/>
-                <w:sz w:val="26"/>
-              </w:rPr>
-              <w:t>ÔNG TY TNHH TƯ VẤN VÀ XÂY DỰNG BMC VIỆT NAM</w:t>
+              <w:t>CÔNG TY TNHH TƯ VẤN VÀ XÂY DỰNG BMC VIỆT NAM</w:t>
             </w:r>
           </w:p>
           <w:p>
@@ -136,7 +116,7 @@
                     </wp:anchor>
                   </w:drawing>
                 </mc:Choice>
-                <mc:Fallback xmlns:a14="http://schemas.microsoft.com/office/drawing/2010/main" xmlns:pic="http://schemas.openxmlformats.org/drawingml/2006/picture" xmlns:a="http://schemas.openxmlformats.org/drawingml/2006/main">
+                <mc:Fallback xmlns:a="http://schemas.openxmlformats.org/drawingml/2006/main" xmlns:pic="http://schemas.openxmlformats.org/drawingml/2006/picture" xmlns:a14="http://schemas.microsoft.com/office/drawing/2010/main">
                   <w:pict>
                     <v:line id="Đường nối Thẳng 4" style="position:absolute;z-index:251661316;visibility:visible;mso-wrap-style:square;mso-wrap-distance-left:9pt;mso-wrap-distance-top:0;mso-wrap-distance-right:9pt;mso-wrap-distance-bottom:0;mso-position-horizontal:absolute;mso-position-horizontal-relative:text;mso-position-vertical:absolute;mso-position-vertical-relative:text" o:spid="_x0000_s1026" strokecolor="black [3200]" strokeweight="1pt" o:gfxdata="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" from="61.9pt,14.05pt" to="143.75pt,14.05pt" w14:anchorId="7897F0E2">
                       <v:stroke joinstyle="miter"/>
@@ -157,7 +137,7 @@
         </w:tc>
         <w:tc>
           <w:tcPr>
-            <w:tcW w:w="6200" w:type="dxa"/>
+            <w:tcW w:w="6201" w:type="dxa"/>
             <w:tcMar>
               <w:top w:w="0" w:type="dxa"/>
               <w:left w:w="40" w:type="dxa"/>
@@ -174,6 +154,8 @@
               <w:jc w:val="center"/>
               <w:rPr>
                 <w:b/>
+                <w:bCs/>
+                <w:lang w:val="vi-VN"/>
               </w:rPr>
             </w:pPr>
             <w:r>
@@ -184,24 +166,58 @@
               </w:rPr>
               <w:t>CỘNG HÒA XÃ HỘI CHỦ NGHĨA VIỆT NAM</w:t>
             </w:r>
-            <w:r>
+          </w:p>
+          <w:p>
+            <w:pPr>
+              <w:pStyle w:val="NormalWeb"/>
+              <w:spacing w:before="0" w:beforeAutospacing="0" w:after="0" w:afterAutospacing="0"/>
+              <w:contextualSpacing/>
+              <w:jc w:val="center"/>
               <w:rPr>
                 <w:b/>
                 <w:bCs/>
+                <w:sz w:val="26"/>
                 <w:lang w:val="vi-VN"/>
               </w:rPr>
-              <w:br/>
-              <w:t xml:space="preserve">Độc lập - Tự do - Hạnh phúc </w:t>
-            </w:r>
+            </w:pPr>
+            <w:bookmarkStart w:id="0" w:name="CHAF_d58986cbc50c3743"/>
+            <w:bookmarkStart w:id="1" w:name="CHAC_50feb04f829c1d3e"/>
+            <w:commentRangeStart w:id="2"/>
             <w:r>
               <w:rPr>
                 <w:b/>
                 <w:bCs/>
+                <w:color w:val="FF0000"/>
+                <w:sz w:val="26"/>
                 <w:lang w:val="vi-VN"/>
               </w:rPr>
-              <w:br/>
-              <w:t>---------------</w:t>
-            </w:r>
+              <w:t xml:space="preserve">Độc lập - Tự do - Hạnh phúc </w:t>
+            </w:r>
+            <w:bookmarkEnd w:id="0"/>
+            <w:bookmarkEnd w:id="1"/>
+            <w:commentRangeEnd w:id="2"/>
+            <w:r>
+              <w:rPr>
+                <w:rStyle w:val="CommentReference"/>
+                <w:b/>
+                <w:bCs/>
+                <w:sz w:val="26"/>
+                <w:szCs w:val="24"/>
+                <w:lang w:val="vi-VN"/>
+              </w:rPr>
+              <w:commentReference w:id="2"/>
+            </w:r>
+          </w:p>
+          <w:p>
+            <w:pPr>
+              <w:pStyle w:val="NormalWeb"/>
+              <w:spacing w:before="0" w:beforeAutospacing="0" w:after="0" w:afterAutospacing="0"/>
+              <w:contextualSpacing/>
+              <w:jc w:val="center"/>
+              <w:rPr>
+                <w:b/>
+              </w:rPr>
+            </w:pPr>
           </w:p>
         </w:tc>
       </w:tr>
@@ -299,13 +315,91 @@
           <w:bCs w:val="0"/>
           <w:iCs w:val="0"/>
           <w:color w:val="auto"/>
-        </w:rPr>
-      </w:pPr>
+          <w:sz w:val="28"/>
+        </w:rPr>
+      </w:pPr>
+      <w:r>
+        <w:rPr>
+          <w:rFonts w:ascii="Times New Roman" w:hAnsi="Times New Roman" w:cs="Times New Roman"/>
+          <w:b/>
+          <w:noProof/>
+          <w:color w:val="auto"/>
+          <w:sz w:val="28"/>
+        </w:rPr>
+        <mc:AlternateContent>
+          <mc:Choice Requires="wps">
+            <w:drawing>
+              <wp:anchor distT="0" distB="0" distL="0" distR="0" simplePos="0" relativeHeight="251665412" behindDoc="0" locked="0" layoutInCell="0" allowOverlap="1" wp14:anchorId="1767AB88" wp14:editId="798CA4CA">
+                <wp:simplePos x="0" y="0"/>
+                <wp:positionH relativeFrom="page">
+                  <wp:posOffset>4041140</wp:posOffset>
+                </wp:positionH>
+                <wp:positionV relativeFrom="page">
+                  <wp:posOffset>1124585</wp:posOffset>
+                </wp:positionV>
+                <wp:extent cx="2020570" cy="0"/>
+                <wp:effectExtent l="0" t="0" r="0" b="0"/>
+                <wp:wrapNone/>
+                <wp:docPr id="597408626" name="CHUANHOA2_MOTTO_P4"/>
+                <wp:cNvGraphicFramePr/>
+                <a:graphic xmlns:a="http://schemas.openxmlformats.org/drawingml/2006/main">
+                  <a:graphicData uri="http://schemas.microsoft.com/office/word/2010/wordprocessingShape">
+                    <wps:wsp>
+                      <wps:cNvCnPr/>
+                      <wps:spPr>
+                        <a:xfrm>
+                          <a:off x="0" y="0"/>
+                          <a:ext cx="2020570" cy="0"/>
+                        </a:xfrm>
+                        <a:prstGeom prst="line">
+                          <a:avLst/>
+                        </a:prstGeom>
+                        <a:ln w="9525">
+                          <a:solidFill>
+                            <a:srgbClr val="000000"/>
+                          </a:solidFill>
+                          <a:prstDash val="solid"/>
+                          <a:headEnd type="none"/>
+                          <a:tailEnd type="none"/>
+                        </a:ln>
+                      </wps:spPr>
+                      <wps:style>
+                        <a:lnRef idx="1">
+                          <a:schemeClr val="accent1"/>
+                        </a:lnRef>
+                        <a:fillRef idx="0">
+                          <a:schemeClr val="accent1"/>
+                        </a:fillRef>
+                        <a:effectRef idx="0">
+                          <a:schemeClr val="accent1"/>
+                        </a:effectRef>
+                        <a:fontRef idx="minor">
+                          <a:schemeClr val="tx1"/>
+                        </a:fontRef>
+                      </wps:style>
+                      <wps:bodyPr/>
+                    </wps:wsp>
+                  </a:graphicData>
+                </a:graphic>
+              </wp:anchor>
+            </w:drawing>
+          </mc:Choice>
+          <mc:Fallback>
+            <w:pict>
+              <v:line w14:anchorId="5FAD2175" id="CHUANHOA2_MOTTO_P4" o:spid="_x0000_s1026" style="position:absolute;z-index:251665412;visibility:visible;mso-wrap-style:square;mso-wrap-distance-left:0;mso-wrap-distance-top:0;mso-wrap-distance-right:0;mso-wrap-distance-bottom:0;mso-position-horizontal:absolute;mso-position-horizontal-relative:page;mso-position-vertical:absolute;mso-position-vertical-relative:page" from="318.2pt,88.55pt" to="477.3pt,88.55pt" o:gfxdata="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" o:allowincell="f">
+                <v:stroke joinstyle="miter"/>
+                <w10:wrap anchorx="page" anchory="page"/>
+              </v:line>
+            </w:pict>
+          </mc:Fallback>
+        </mc:AlternateContent>
+      </w:r>
       <w:r>
         <w:rPr>
           <w:rFonts w:ascii="Times New Roman" w:hAnsi="Times New Roman" w:cs="Times New Roman"/>
           <w:b/>
           <w:color w:val="auto"/>
+          <w:sz w:val="28"/>
         </w:rPr>
         <w:t>BÁO CÁO THẨM ĐỊNH</w:t>
       </w:r>
@@ -314,6 +408,7 @@
           <w:rFonts w:ascii="Times New Roman" w:hAnsi="Times New Roman" w:cs="Times New Roman"/>
           <w:b/>
           <w:color w:val="auto"/>
+          <w:sz w:val="28"/>
         </w:rPr>
         <w:t xml:space="preserve"> HỒ SƠ MỜI THẦU</w:t>
       </w:r>
@@ -326,6 +421,7 @@
         </w:tabs>
         <w:spacing w:before="60"/>
         <w:ind w:firstLine="567"/>
+        <w:jc w:val="center"/>
         <w:rPr>
           <w:b/>
           <w:szCs w:val="28"/>
@@ -347,14 +443,94 @@
         </w:tabs>
         <w:spacing w:before="60"/>
         <w:ind w:firstLine="567"/>
+        <w:jc w:val="center"/>
         <w:rPr>
           <w:b/>
           <w:szCs w:val="28"/>
         </w:rPr>
       </w:pPr>
+      <w:bookmarkStart w:id="3" w:name="CHAF_ae37b8a6ec202f05"/>
+      <w:bookmarkStart w:id="4" w:name="CHAC_560b43daf7b1a3d7"/>
+      <w:commentRangeStart w:id="5"/>
       <w:r>
         <w:rPr>
           <w:b/>
+          <w:noProof/>
+          <w:color w:val="FF0000"/>
+          <w:szCs w:val="28"/>
+        </w:rPr>
+        <mc:AlternateContent>
+          <mc:Choice Requires="wps">
+            <w:drawing>
+              <wp:anchor distT="0" distB="0" distL="0" distR="0" simplePos="0" relativeHeight="251670532" behindDoc="0" locked="0" layoutInCell="0" allowOverlap="1" wp14:anchorId="301E20D5" wp14:editId="7470605A">
+                <wp:simplePos x="0" y="0"/>
+                <wp:positionH relativeFrom="page">
+                  <wp:posOffset>3042285</wp:posOffset>
+                </wp:positionH>
+                <wp:positionV relativeFrom="page">
+                  <wp:posOffset>4090035</wp:posOffset>
+                </wp:positionV>
+                <wp:extent cx="2376170" cy="0"/>
+                <wp:effectExtent l="0" t="0" r="0" b="0"/>
+                <wp:wrapNone/>
+                <wp:docPr id="1958479679" name="CHUANHOA2_SUBJ_P12"/>
+                <wp:cNvGraphicFramePr/>
+                <a:graphic xmlns:a="http://schemas.openxmlformats.org/drawingml/2006/main">
+                  <a:graphicData uri="http://schemas.microsoft.com/office/word/2010/wordprocessingShape">
+                    <wps:wsp>
+                      <wps:cNvCnPr/>
+                      <wps:spPr>
+                        <a:xfrm>
+                          <a:off x="0" y="0"/>
+                          <a:ext cx="2376170" cy="0"/>
+                        </a:xfrm>
+                        <a:prstGeom prst="line">
+                          <a:avLst/>
+                        </a:prstGeom>
+                        <a:ln w="9525">
+                          <a:solidFill>
+                            <a:srgbClr val="000000"/>
+                          </a:solidFill>
+                          <a:prstDash val="solid"/>
+                          <a:headEnd type="none"/>
+                          <a:tailEnd type="none"/>
+                        </a:ln>
+                      </wps:spPr>
+                      <wps:style>
+                        <a:lnRef idx="1">
+                          <a:schemeClr val="accent1"/>
+                        </a:lnRef>
+                        <a:fillRef idx="0">
+                          <a:schemeClr val="accent1"/>
+                        </a:fillRef>
+                        <a:effectRef idx="0">
+                          <a:schemeClr val="accent1"/>
+                        </a:effectRef>
+                        <a:fontRef idx="minor">
+                          <a:schemeClr val="tx1"/>
+                        </a:fontRef>
+                      </wps:style>
+                      <wps:bodyPr/>
+                    </wps:wsp>
+                  </a:graphicData>
+                </a:graphic>
+              </wp:anchor>
+            </w:drawing>
+          </mc:Choice>
+          <mc:Fallback>
+            <w:pict>
+              <v:line w14:anchorId="088A2472" id="CHUANHOA2_SUBJ_P12" o:spid="_x0000_s1026" style="position:absolute;z-index:251670532;visibility:visible;mso-wrap-style:square;mso-wrap-distance-left:0;mso-wrap-distance-top:0;mso-wrap-distance-right:0;mso-wrap-distance-bottom:0;mso-position-horizontal:absolute;mso-position-horizontal-relative:page;mso-position-vertical:absolute;mso-position-vertical-relative:page" from="239.55pt,322.05pt" to="426.65pt,322.05pt" o:gfxdata="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" o:allowincell="f">
+                <v:stroke joinstyle="miter"/>
+                <w10:wrap anchorx="page" anchory="page"/>
+              </v:line>
+            </w:pict>
+          </mc:Fallback>
+        </mc:AlternateContent>
+      </w:r>
+      <w:r>
+        <w:rPr>
+          <w:b/>
+          <w:color w:val="FF0000"/>
           <w:szCs w:val="28"/>
         </w:rPr>
         <w:t>T</w:t>
@@ -362,6 +538,7 @@
       <w:r>
         <w:rPr>
           <w:b/>
+          <w:color w:val="FF0000"/>
           <w:szCs w:val="28"/>
         </w:rPr>
         <w:t>huộc dự án/dự toán mua sắm</w:t>
@@ -369,6 +546,7 @@
       <w:r>
         <w:rPr>
           <w:b/>
+          <w:color w:val="FF0000"/>
           <w:szCs w:val="28"/>
         </w:rPr>
         <w:t xml:space="preserve">: </w:t>
@@ -376,9 +554,29 @@
       <w:r>
         <w:rPr>
           <w:b/>
-          <w:szCs w:val="28"/>
-        </w:rPr>
-        <w:t>Kế hoạch lựa chọn nhà thầu, dự toán mua sắm thực hiện Kế hoạch số 05/KH-UBND ngày 08 tháng 01 năm 2026 của UBND thành phố Cần Thơ về việc thực hiện Đề án thúc đẩy xuất khẩu nông lâm thủy sản đến năm 2030 theo Quyết định số 174/QĐ-TTg ngày 05 tháng 02 năm 2021 của Thủ tướng Chính phủ trên địa bàn thành phố Cần Thơ năm 2026</w:t>
+          <w:color w:val="FF0000"/>
+          <w:szCs w:val="28"/>
+        </w:rPr>
+        <w:t>Kế hoạch lựa chọn nhà thầu, dự toán mua sắm thực hiện Kế hoạch số 05/KH-UBND ngày 08 tháng 01 năm 2026 của UBND thành phố Cần Thơ về việc thực hiện Đề án thúc đẩy xuất khẩu nông lâm thủy sản đến năm 2030 theo Quyết định số 174/QĐ-TTg ngày 05 tháng 02 năm 2021 của Thủ tướng Chính phủ trên địa bàn thành phố Cần Thơ năm 202</w:t>
+      </w:r>
+      <w:bookmarkEnd w:id="3"/>
+      <w:bookmarkEnd w:id="4"/>
+      <w:commentRangeEnd w:id="5"/>
+      <w:r>
+        <w:rPr>
+          <w:rStyle w:val="CommentReference"/>
+          <w:b/>
+          <w:sz w:val="28"/>
+          <w:szCs w:val="28"/>
+        </w:rPr>
+        <w:commentReference w:id="5"/>
+      </w:r>
+      <w:r>
+        <w:rPr>
+          <w:b/>
+          <w:szCs w:val="28"/>
+        </w:rPr>
+        <w:t>6</w:t>
       </w:r>
     </w:p>
     <w:p>
@@ -644,15 +842,9 @@
           <w:szCs w:val="28"/>
         </w:rPr>
       </w:pPr>
-      <w:bookmarkStart w:id="2" w:name="CHAF_5703d4e603ac61b9"/>
-      <w:bookmarkStart w:id="3" w:name="CHAF_de4fcec2e91f9abb"/>
-      <w:bookmarkStart w:id="4" w:name="CHAC_39f3bde79332f0cd"/>
-      <w:bookmarkStart w:id="5" w:name="CHAC_12f71492f652ba91"/>
-      <w:commentRangeStart w:id="6"/>
       <w:r>
         <w:rPr>
           <w:iCs/>
-          <w:color w:val="FF0000"/>
           <w:szCs w:val="28"/>
         </w:rPr>
         <w:t xml:space="preserve">- </w:t>
@@ -660,7 +852,6 @@
       <w:r>
         <w:rPr>
           <w:iCs/>
-          <w:color w:val="FF0000"/>
           <w:szCs w:val="28"/>
         </w:rPr>
         <w:t xml:space="preserve">Căn cứ </w:t>
@@ -668,7 +859,6 @@
       <w:r>
         <w:rPr>
           <w:iCs/>
-          <w:color w:val="FF0000"/>
           <w:szCs w:val="28"/>
         </w:rPr>
         <w:t>Luật Đấu thầu số 22/2023/QH15 được sửa đổi, bổ sung tại Luật số 57/2024/QH15 và Luật số 90/2025/QH15</w:t>
@@ -676,24 +866,9 @@
       <w:r>
         <w:rPr>
           <w:iCs/>
-          <w:color w:val="FF0000"/>
           <w:szCs w:val="28"/>
         </w:rPr>
         <w:t>;</w:t>
-      </w:r>
-      <w:bookmarkEnd w:id="2"/>
-      <w:bookmarkEnd w:id="3"/>
-      <w:bookmarkEnd w:id="4"/>
-      <w:bookmarkEnd w:id="5"/>
-      <w:commentRangeEnd w:id="6"/>
-      <w:r>
-        <w:rPr>
-          <w:rStyle w:val="CommentReference"/>
-          <w:iCs/>
-          <w:sz w:val="28"/>
-          <w:szCs w:val="28"/>
-        </w:rPr>
-        <w:commentReference w:id="6"/>
       </w:r>
     </w:p>
     <w:p>
@@ -708,15 +883,9 @@
           <w:szCs w:val="28"/>
         </w:rPr>
       </w:pPr>
-      <w:bookmarkStart w:id="7" w:name="CHAF_87a5449a8d30207d"/>
-      <w:bookmarkStart w:id="8" w:name="CHAF_49df9e703f6846e4"/>
-      <w:bookmarkStart w:id="9" w:name="CHAC_e6aeb585270db683"/>
-      <w:bookmarkStart w:id="10" w:name="CHAC_9c9923bc180fca05"/>
-      <w:commentRangeStart w:id="11"/>
       <w:r>
         <w:rPr>
           <w:iCs/>
-          <w:color w:val="FF0000"/>
           <w:szCs w:val="28"/>
         </w:rPr>
         <w:t>- C</w:t>
@@ -725,7 +894,6 @@
         <w:rPr>
           <w:rFonts w:hint="eastAsia"/>
           <w:iCs/>
-          <w:color w:val="FF0000"/>
           <w:szCs w:val="28"/>
         </w:rPr>
         <w:t>ă</w:t>
@@ -733,7 +901,6 @@
       <w:r>
         <w:rPr>
           <w:iCs/>
-          <w:color w:val="FF0000"/>
           <w:szCs w:val="28"/>
         </w:rPr>
         <w:t xml:space="preserve">n cứ Nghị </w:t>
@@ -742,7 +909,6 @@
         <w:rPr>
           <w:rFonts w:hint="eastAsia"/>
           <w:iCs/>
-          <w:color w:val="FF0000"/>
           <w:szCs w:val="28"/>
         </w:rPr>
         <w:t>đ</w:t>
@@ -750,7 +916,6 @@
       <w:r>
         <w:rPr>
           <w:iCs/>
-          <w:color w:val="FF0000"/>
           <w:szCs w:val="28"/>
         </w:rPr>
         <w:t>ịnh</w:t>
@@ -758,7 +923,6 @@
       <w:r>
         <w:rPr>
           <w:iCs/>
-          <w:color w:val="FF0000"/>
           <w:szCs w:val="28"/>
         </w:rPr>
         <w:t xml:space="preserve"> số</w:t>
@@ -766,7 +930,6 @@
       <w:r>
         <w:rPr>
           <w:iCs/>
-          <w:color w:val="FF0000"/>
           <w:szCs w:val="28"/>
         </w:rPr>
         <w:t xml:space="preserve"> 214/2025/N</w:t>
@@ -775,7 +938,6 @@
         <w:rPr>
           <w:rFonts w:hint="eastAsia"/>
           <w:iCs/>
-          <w:color w:val="FF0000"/>
           <w:szCs w:val="28"/>
         </w:rPr>
         <w:t>Đ</w:t>
@@ -783,7 +945,6 @@
       <w:r>
         <w:rPr>
           <w:iCs/>
-          <w:color w:val="FF0000"/>
           <w:szCs w:val="28"/>
         </w:rPr>
         <w:t xml:space="preserve">-CP ngày 04/08/2025 của Chính phủ quy </w:t>
@@ -792,7 +953,6 @@
         <w:rPr>
           <w:rFonts w:hint="eastAsia"/>
           <w:iCs/>
-          <w:color w:val="FF0000"/>
           <w:szCs w:val="28"/>
         </w:rPr>
         <w:t>đ</w:t>
@@ -800,7 +960,6 @@
       <w:r>
         <w:rPr>
           <w:iCs/>
-          <w:color w:val="FF0000"/>
           <w:szCs w:val="28"/>
         </w:rPr>
         <w:t xml:space="preserve">ịnh chi tiết một số </w:t>
@@ -809,7 +968,6 @@
         <w:rPr>
           <w:rFonts w:hint="eastAsia"/>
           <w:iCs/>
-          <w:color w:val="FF0000"/>
           <w:szCs w:val="28"/>
         </w:rPr>
         <w:t>đ</w:t>
@@ -817,7 +975,6 @@
       <w:r>
         <w:rPr>
           <w:iCs/>
-          <w:color w:val="FF0000"/>
           <w:szCs w:val="28"/>
         </w:rPr>
         <w:t xml:space="preserve">iều và biện pháp thi hành Luật </w:t>
@@ -826,7 +983,6 @@
         <w:rPr>
           <w:rFonts w:hint="eastAsia"/>
           <w:iCs/>
-          <w:color w:val="FF0000"/>
           <w:szCs w:val="28"/>
         </w:rPr>
         <w:t>đ</w:t>
@@ -834,24 +990,9 @@
       <w:r>
         <w:rPr>
           <w:iCs/>
-          <w:color w:val="FF0000"/>
           <w:szCs w:val="28"/>
         </w:rPr>
         <w:t>ấu thầu về lựa chọn nhà thầu;</w:t>
-      </w:r>
-      <w:bookmarkEnd w:id="7"/>
-      <w:bookmarkEnd w:id="8"/>
-      <w:bookmarkEnd w:id="9"/>
-      <w:bookmarkEnd w:id="10"/>
-      <w:commentRangeEnd w:id="11"/>
-      <w:r>
-        <w:rPr>
-          <w:rStyle w:val="CommentReference"/>
-          <w:iCs/>
-          <w:sz w:val="28"/>
-          <w:szCs w:val="28"/>
-        </w:rPr>
-        <w:commentReference w:id="11"/>
       </w:r>
     </w:p>
     <w:p>
@@ -866,16 +1007,9 @@
           <w:szCs w:val="28"/>
         </w:rPr>
       </w:pPr>
-      <w:bookmarkStart w:id="12" w:name="CHAF_6cef8fd6ad2bd1e9"/>
-      <w:bookmarkStart w:id="13" w:name="CHAF_95e1f8ad38bdb277"/>
-      <w:bookmarkStart w:id="14" w:name="CHAC_f6701e8f9f029380"/>
-      <w:bookmarkStart w:id="15" w:name="CHAC_ecf5ee67b61eac27"/>
-      <w:commentRangeStart w:id="16"/>
-      <w:commentRangeStart w:id="17"/>
       <w:r>
         <w:rPr>
           <w:iCs/>
-          <w:color w:val="FF0000"/>
           <w:szCs w:val="28"/>
         </w:rPr>
         <w:lastRenderedPageBreak/>
@@ -885,7 +1019,6 @@
         <w:rPr>
           <w:rFonts w:hint="eastAsia"/>
           <w:iCs/>
-          <w:color w:val="FF0000"/>
           <w:szCs w:val="28"/>
         </w:rPr>
         <w:t>ă</w:t>
@@ -893,7 +1026,6 @@
       <w:r>
         <w:rPr>
           <w:iCs/>
-          <w:color w:val="FF0000"/>
           <w:szCs w:val="28"/>
         </w:rPr>
         <w:t>n cứ Thông t</w:t>
@@ -902,7 +1034,6 @@
         <w:rPr>
           <w:rFonts w:hint="eastAsia"/>
           <w:iCs/>
-          <w:color w:val="FF0000"/>
           <w:szCs w:val="28"/>
         </w:rPr>
         <w:t>ư</w:t>
@@ -910,7 +1041,6 @@
       <w:r>
         <w:rPr>
           <w:iCs/>
-          <w:color w:val="FF0000"/>
           <w:szCs w:val="28"/>
         </w:rPr>
         <w:t xml:space="preserve"> số 79/2025/TT-BTC ngày 04/08/2025 của Bộ Tài chính H</w:t>
@@ -919,7 +1049,6 @@
         <w:rPr>
           <w:rFonts w:hint="eastAsia"/>
           <w:iCs/>
-          <w:color w:val="FF0000"/>
           <w:szCs w:val="28"/>
         </w:rPr>
         <w:t>ư</w:t>
@@ -927,7 +1056,6 @@
       <w:r>
         <w:rPr>
           <w:iCs/>
-          <w:color w:val="FF0000"/>
           <w:szCs w:val="28"/>
         </w:rPr>
         <w:t xml:space="preserve">ớng dẫn việc cung cấp, </w:t>
@@ -936,7 +1064,6 @@
         <w:rPr>
           <w:rFonts w:hint="eastAsia"/>
           <w:iCs/>
-          <w:color w:val="FF0000"/>
           <w:szCs w:val="28"/>
         </w:rPr>
         <w:t>đă</w:t>
@@ -944,7 +1071,6 @@
       <w:r>
         <w:rPr>
           <w:iCs/>
-          <w:color w:val="FF0000"/>
           <w:szCs w:val="28"/>
         </w:rPr>
         <w:t xml:space="preserve">ng tải thông tin về </w:t>
@@ -953,7 +1079,6 @@
         <w:rPr>
           <w:rFonts w:hint="eastAsia"/>
           <w:iCs/>
-          <w:color w:val="FF0000"/>
           <w:szCs w:val="28"/>
         </w:rPr>
         <w:t>đ</w:t>
@@ -961,7 +1086,6 @@
       <w:r>
         <w:rPr>
           <w:iCs/>
-          <w:color w:val="FF0000"/>
           <w:szCs w:val="28"/>
         </w:rPr>
         <w:t>ấu thầu và mẫu hồ s</w:t>
@@ -970,7 +1094,6 @@
         <w:rPr>
           <w:rFonts w:hint="eastAsia"/>
           <w:iCs/>
-          <w:color w:val="FF0000"/>
           <w:szCs w:val="28"/>
         </w:rPr>
         <w:t>ơ</w:t>
@@ -978,7 +1101,6 @@
       <w:r>
         <w:rPr>
           <w:iCs/>
-          <w:color w:val="FF0000"/>
           <w:szCs w:val="28"/>
         </w:rPr>
         <w:t xml:space="preserve"> </w:t>
@@ -987,7 +1109,6 @@
         <w:rPr>
           <w:rFonts w:hint="eastAsia"/>
           <w:iCs/>
-          <w:color w:val="FF0000"/>
           <w:szCs w:val="28"/>
         </w:rPr>
         <w:t>đ</w:t>
@@ -995,7 +1116,6 @@
       <w:r>
         <w:rPr>
           <w:iCs/>
-          <w:color w:val="FF0000"/>
           <w:szCs w:val="28"/>
         </w:rPr>
         <w:t xml:space="preserve">ấu thầu trên Hệ thống mạng </w:t>
@@ -1004,7 +1124,6 @@
         <w:rPr>
           <w:rFonts w:hint="eastAsia"/>
           <w:iCs/>
-          <w:color w:val="FF0000"/>
           <w:szCs w:val="28"/>
         </w:rPr>
         <w:t>đ</w:t>
@@ -1012,34 +1131,9 @@
       <w:r>
         <w:rPr>
           <w:iCs/>
-          <w:color w:val="FF0000"/>
           <w:szCs w:val="28"/>
         </w:rPr>
         <w:t>ấu thầu quốc gia;</w:t>
-      </w:r>
-      <w:bookmarkEnd w:id="12"/>
-      <w:bookmarkEnd w:id="13"/>
-      <w:bookmarkEnd w:id="14"/>
-      <w:bookmarkEnd w:id="15"/>
-      <w:commentRangeEnd w:id="17"/>
-      <w:r>
-        <w:rPr>
-          <w:rStyle w:val="CommentReference"/>
-          <w:iCs/>
-          <w:sz w:val="28"/>
-          <w:szCs w:val="28"/>
-        </w:rPr>
-        <w:commentReference w:id="17"/>
-      </w:r>
-      <w:commentRangeEnd w:id="16"/>
-      <w:r>
-        <w:rPr>
-          <w:rStyle w:val="CommentReference"/>
-          <w:iCs/>
-          <w:sz w:val="28"/>
-          <w:szCs w:val="28"/>
-        </w:rPr>
-        <w:commentReference w:id="16"/>
       </w:r>
     </w:p>
     <w:p>
@@ -1053,15 +1147,8 @@
           <w:szCs w:val="28"/>
         </w:rPr>
       </w:pPr>
-      <w:bookmarkStart w:id="18" w:name="CHAF_c69d30d6fc4015fe"/>
-      <w:bookmarkStart w:id="19" w:name="CHAF_3b3f849b55198235"/>
-      <w:bookmarkStart w:id="20" w:name="CHAC_e16b959bf15936a5"/>
-      <w:bookmarkStart w:id="21" w:name="CHAC_2f866623bfae93cc"/>
-      <w:commentRangeStart w:id="22"/>
-      <w:commentRangeStart w:id="23"/>
-      <w:r>
-        <w:rPr>
-          <w:color w:val="FF0000"/>
+      <w:r>
+        <w:rPr>
           <w:szCs w:val="28"/>
         </w:rPr>
         <w:t>- C</w:t>
@@ -1069,14 +1156,12 @@
       <w:r>
         <w:rPr>
           <w:rFonts w:hint="eastAsia"/>
-          <w:color w:val="FF0000"/>
           <w:szCs w:val="28"/>
         </w:rPr>
         <w:t>ă</w:t>
       </w:r>
       <w:r>
         <w:rPr>
-          <w:color w:val="FF0000"/>
           <w:szCs w:val="28"/>
         </w:rPr>
         <w:t>n cứ Thông t</w:t>
@@ -1084,21 +1169,18 @@
       <w:r>
         <w:rPr>
           <w:rFonts w:hint="eastAsia"/>
-          <w:color w:val="FF0000"/>
           <w:szCs w:val="28"/>
         </w:rPr>
         <w:t>ư</w:t>
       </w:r>
       <w:r>
         <w:rPr>
-          <w:color w:val="FF0000"/>
           <w:szCs w:val="28"/>
         </w:rPr>
         <w:t xml:space="preserve"> số</w:t>
       </w:r>
       <w:r>
         <w:rPr>
-          <w:color w:val="FF0000"/>
           <w:szCs w:val="28"/>
         </w:rPr>
         <w:t xml:space="preserve"> 80/2025/TT-BTC ngày 08/08/2025 của Bộ Tài chính quy </w:t>
@@ -1106,14 +1188,12 @@
       <w:r>
         <w:rPr>
           <w:rFonts w:hint="eastAsia"/>
-          <w:color w:val="FF0000"/>
           <w:szCs w:val="28"/>
         </w:rPr>
         <w:t>đ</w:t>
       </w:r>
       <w:r>
         <w:rPr>
-          <w:color w:val="FF0000"/>
           <w:szCs w:val="28"/>
         </w:rPr>
         <w:t>ịnh chi tiết mẫu hồ s</w:t>
@@ -1121,14 +1201,12 @@
       <w:r>
         <w:rPr>
           <w:rFonts w:hint="eastAsia"/>
-          <w:color w:val="FF0000"/>
           <w:szCs w:val="28"/>
         </w:rPr>
         <w:t>ơ</w:t>
       </w:r>
       <w:r>
         <w:rPr>
-          <w:color w:val="FF0000"/>
           <w:szCs w:val="28"/>
         </w:rPr>
         <w:t xml:space="preserve"> yêu cầu, báo cáo </w:t>
@@ -1136,14 +1214,12 @@
       <w:r>
         <w:rPr>
           <w:rFonts w:hint="eastAsia"/>
-          <w:color w:val="FF0000"/>
           <w:szCs w:val="28"/>
         </w:rPr>
         <w:t>đá</w:t>
       </w:r>
       <w:r>
         <w:rPr>
-          <w:color w:val="FF0000"/>
           <w:szCs w:val="28"/>
         </w:rPr>
         <w:t xml:space="preserve">nh giá, báo cáo thẩm </w:t>
@@ -1151,14 +1227,12 @@
       <w:r>
         <w:rPr>
           <w:rFonts w:hint="eastAsia"/>
-          <w:color w:val="FF0000"/>
           <w:szCs w:val="28"/>
         </w:rPr>
         <w:t>đ</w:t>
       </w:r>
       <w:r>
         <w:rPr>
-          <w:color w:val="FF0000"/>
           <w:szCs w:val="28"/>
         </w:rPr>
         <w:t xml:space="preserve">ịnh, kiểm tra, báo cáo tình hình thực hiện hoạt </w:t>
@@ -1166,14 +1240,12 @@
       <w:r>
         <w:rPr>
           <w:rFonts w:hint="eastAsia"/>
-          <w:color w:val="FF0000"/>
           <w:szCs w:val="28"/>
         </w:rPr>
         <w:t>đ</w:t>
       </w:r>
       <w:r>
         <w:rPr>
-          <w:color w:val="FF0000"/>
           <w:szCs w:val="28"/>
         </w:rPr>
         <w:t xml:space="preserve">ộng </w:t>
@@ -1181,39 +1253,15 @@
       <w:r>
         <w:rPr>
           <w:rFonts w:hint="eastAsia"/>
-          <w:color w:val="FF0000"/>
           <w:szCs w:val="28"/>
         </w:rPr>
         <w:t>đ</w:t>
       </w:r>
       <w:r>
         <w:rPr>
-          <w:color w:val="FF0000"/>
           <w:szCs w:val="28"/>
         </w:rPr>
         <w:t>ấu thầu;</w:t>
-      </w:r>
-      <w:bookmarkEnd w:id="18"/>
-      <w:bookmarkEnd w:id="19"/>
-      <w:bookmarkEnd w:id="20"/>
-      <w:bookmarkEnd w:id="21"/>
-      <w:commentRangeEnd w:id="23"/>
-      <w:r>
-        <w:rPr>
-          <w:rStyle w:val="CommentReference"/>
-          <w:sz w:val="28"/>
-          <w:szCs w:val="28"/>
-        </w:rPr>
-        <w:commentReference w:id="23"/>
-      </w:r>
-      <w:commentRangeEnd w:id="22"/>
-      <w:r>
-        <w:rPr>
-          <w:rStyle w:val="CommentReference"/>
-          <w:sz w:val="28"/>
-          <w:szCs w:val="28"/>
-        </w:rPr>
-        <w:commentReference w:id="22"/>
       </w:r>
     </w:p>
     <w:p>
@@ -1227,15 +1275,8 @@
           <w:szCs w:val="28"/>
         </w:rPr>
       </w:pPr>
-      <w:bookmarkStart w:id="24" w:name="CHAF_b168f2639f6c310a"/>
-      <w:bookmarkStart w:id="25" w:name="CHAF_85990b712ca5f34a"/>
-      <w:bookmarkStart w:id="26" w:name="CHAC_b44e50f77f1935a7"/>
-      <w:bookmarkStart w:id="27" w:name="CHAC_a7c74f1846997265"/>
-      <w:commentRangeStart w:id="28"/>
-      <w:commentRangeStart w:id="29"/>
-      <w:r>
-        <w:rPr>
-          <w:color w:val="FF0000"/>
+      <w:r>
+        <w:rPr>
           <w:szCs w:val="28"/>
           <w:lang w:val="vi-VN"/>
         </w:rPr>
@@ -1244,7 +1285,6 @@
       <w:r>
         <w:rPr>
           <w:rFonts w:eastAsia="MS Mincho;ＭＳ 明朝"/>
-          <w:color w:val="FF0000"/>
           <w:szCs w:val="28"/>
           <w:lang w:val="nl-NL"/>
         </w:rPr>
@@ -1253,7 +1293,6 @@
       <w:r>
         <w:rPr>
           <w:rFonts w:eastAsia="MS Mincho;ＭＳ 明朝"/>
-          <w:color w:val="FF0000"/>
           <w:szCs w:val="28"/>
           <w:lang w:val="nl-NL"/>
         </w:rPr>
@@ -1262,7 +1301,6 @@
       <w:r>
         <w:rPr>
           <w:rFonts w:eastAsia="MS Mincho;ＭＳ 明朝"/>
-          <w:color w:val="FF0000"/>
           <w:szCs w:val="28"/>
           <w:lang w:val="vi-VN"/>
         </w:rPr>
@@ -1271,7 +1309,6 @@
       <w:r>
         <w:rPr>
           <w:rFonts w:eastAsia="MS Mincho;ＭＳ 明朝"/>
-          <w:color w:val="FF0000"/>
           <w:szCs w:val="28"/>
           <w:lang w:val="nl-NL"/>
         </w:rPr>
@@ -1280,7 +1317,6 @@
       <w:r>
         <w:rPr>
           <w:rFonts w:eastAsia="MS Mincho;ＭＳ 明朝"/>
-          <w:color w:val="FF0000"/>
           <w:szCs w:val="28"/>
           <w:lang w:val="nl-NL"/>
         </w:rPr>
@@ -1289,7 +1325,6 @@
       <w:r>
         <w:rPr>
           <w:rFonts w:eastAsia="MS Mincho;ＭＳ 明朝"/>
-          <w:color w:val="FF0000"/>
           <w:szCs w:val="28"/>
           <w:lang w:val="nl-NL"/>
         </w:rPr>
@@ -1298,7 +1333,6 @@
       <w:r>
         <w:rPr>
           <w:rFonts w:eastAsia="MS Mincho;ＭＳ 明朝"/>
-          <w:color w:val="FF0000"/>
           <w:szCs w:val="28"/>
           <w:lang w:val="nl-NL"/>
         </w:rPr>
@@ -1307,7 +1341,6 @@
       <w:r>
         <w:rPr>
           <w:rFonts w:eastAsia="MS Mincho;ＭＳ 明朝"/>
-          <w:color w:val="FF0000"/>
           <w:szCs w:val="28"/>
           <w:lang w:val="nl-NL"/>
         </w:rPr>
@@ -1316,7 +1349,6 @@
       <w:r>
         <w:rPr>
           <w:rFonts w:eastAsia="MS Mincho;ＭＳ 明朝"/>
-          <w:color w:val="FF0000"/>
           <w:szCs w:val="28"/>
           <w:lang w:val="nl-NL"/>
         </w:rPr>
@@ -1325,7 +1357,6 @@
       <w:r>
         <w:rPr>
           <w:rFonts w:eastAsia="MS Mincho;ＭＳ 明朝"/>
-          <w:color w:val="FF0000"/>
           <w:szCs w:val="28"/>
           <w:lang w:val="nl-NL"/>
         </w:rPr>
@@ -1333,32 +1364,9 @@
       </w:r>
       <w:r>
         <w:rPr>
-          <w:color w:val="FF0000"/>
           <w:szCs w:val="28"/>
         </w:rPr>
         <w:t>;</w:t>
-      </w:r>
-      <w:bookmarkEnd w:id="24"/>
-      <w:bookmarkEnd w:id="25"/>
-      <w:bookmarkEnd w:id="26"/>
-      <w:bookmarkEnd w:id="27"/>
-      <w:commentRangeEnd w:id="29"/>
-      <w:r>
-        <w:rPr>
-          <w:rStyle w:val="CommentReference"/>
-          <w:sz w:val="28"/>
-          <w:szCs w:val="28"/>
-        </w:rPr>
-        <w:commentReference w:id="29"/>
-      </w:r>
-      <w:commentRangeEnd w:id="28"/>
-      <w:r>
-        <w:rPr>
-          <w:rStyle w:val="CommentReference"/>
-          <w:sz w:val="28"/>
-          <w:szCs w:val="28"/>
-        </w:rPr>
-        <w:commentReference w:id="28"/>
       </w:r>
     </w:p>
     <w:p>
@@ -1373,43 +1381,12 @@
           <w:lang w:val="vi-VN"/>
         </w:rPr>
       </w:pPr>
-      <w:bookmarkStart w:id="30" w:name="CHAF_2ac12cd82d5f33cb"/>
-      <w:bookmarkStart w:id="31" w:name="CHAF_a2fb2fcf7b431a6b"/>
-      <w:bookmarkStart w:id="32" w:name="CHAC_e8a04e8c51d9e92d"/>
-      <w:bookmarkStart w:id="33" w:name="CHAC_ec2b5ca3e2140e42"/>
-      <w:commentRangeStart w:id="34"/>
-      <w:commentRangeStart w:id="35"/>
-      <w:r>
-        <w:rPr>
-          <w:color w:val="FF0000"/>
+      <w:r>
+        <w:rPr>
           <w:szCs w:val="28"/>
           <w:lang w:val="vi-VN"/>
         </w:rPr>
         <w:t>- Căn cứ Hợp đồng số 126/2026/HĐTV/CCCLCB&amp;PTTT-BMC ngày 14 tháng 08 năm 2026 giữa Chi cục Chất lượng, Chế biến và Phát triển thị trường thành phố Cần Thơ và Công ty TNHH Tư vấn và Xây dựng BMC Việt Nam về việc Tư vấn thẩm định E-HSMT, thẩm định kết quả lựa chọn nhà thầu Gói thầu Hỗ trợ xây dựng mô hình chuỗi cung ứng thực phẩm an toàn nông lâm thủy sản và tăng cường công tác lấy mẫu giám sát vùng nguyên liệu gắn kết xuất khẩu;</w:t>
-      </w:r>
-      <w:bookmarkEnd w:id="30"/>
-      <w:bookmarkEnd w:id="31"/>
-      <w:bookmarkEnd w:id="32"/>
-      <w:bookmarkEnd w:id="33"/>
-      <w:commentRangeEnd w:id="35"/>
-      <w:r>
-        <w:rPr>
-          <w:rStyle w:val="CommentReference"/>
-          <w:sz w:val="28"/>
-          <w:szCs w:val="28"/>
-          <w:lang w:val="vi-VN"/>
-        </w:rPr>
-        <w:commentReference w:id="35"/>
-      </w:r>
-      <w:commentRangeEnd w:id="34"/>
-      <w:r>
-        <w:rPr>
-          <w:rStyle w:val="CommentReference"/>
-          <w:sz w:val="28"/>
-          <w:szCs w:val="28"/>
-          <w:lang w:val="vi-VN"/>
-        </w:rPr>
-        <w:commentReference w:id="34"/>
       </w:r>
     </w:p>
     <w:p>
@@ -1470,15 +1447,8 @@
           <w:szCs w:val="28"/>
         </w:rPr>
       </w:pPr>
-      <w:bookmarkStart w:id="36" w:name="CHAF_d7199914e70a2723"/>
-      <w:bookmarkStart w:id="37" w:name="CHAF_a910d2e73f1e0538"/>
-      <w:bookmarkStart w:id="38" w:name="CHAC_9341729a59e89473"/>
-      <w:bookmarkStart w:id="39" w:name="CHAC_0979c8540dedae9e"/>
-      <w:commentRangeStart w:id="40"/>
-      <w:commentRangeStart w:id="41"/>
-      <w:r>
-        <w:rPr>
-          <w:color w:val="FF0000"/>
+      <w:r>
+        <w:rPr>
           <w:szCs w:val="28"/>
           <w:lang w:val="vi-VN"/>
         </w:rPr>
@@ -1486,14 +1456,12 @@
       </w:r>
       <w:r>
         <w:rPr>
-          <w:color w:val="FF0000"/>
           <w:szCs w:val="28"/>
         </w:rPr>
         <w:t>/dự toán mua sắm</w:t>
       </w:r>
       <w:r>
         <w:rPr>
-          <w:color w:val="FF0000"/>
           <w:szCs w:val="28"/>
           <w:lang w:val="vi-VN"/>
         </w:rPr>
@@ -1501,32 +1469,9 @@
       </w:r>
       <w:r>
         <w:rPr>
-          <w:color w:val="FF0000"/>
           <w:szCs w:val="28"/>
         </w:rPr>
         <w:t>;</w:t>
-      </w:r>
-      <w:bookmarkEnd w:id="36"/>
-      <w:bookmarkEnd w:id="37"/>
-      <w:bookmarkEnd w:id="38"/>
-      <w:bookmarkEnd w:id="39"/>
-      <w:commentRangeEnd w:id="41"/>
-      <w:r>
-        <w:rPr>
-          <w:rStyle w:val="CommentReference"/>
-          <w:sz w:val="28"/>
-          <w:szCs w:val="28"/>
-        </w:rPr>
-        <w:commentReference w:id="41"/>
-      </w:r>
-      <w:commentRangeEnd w:id="40"/>
-      <w:r>
-        <w:rPr>
-          <w:rStyle w:val="CommentReference"/>
-          <w:sz w:val="28"/>
-          <w:szCs w:val="28"/>
-        </w:rPr>
-        <w:commentReference w:id="40"/>
       </w:r>
     </w:p>
     <w:p>
@@ -1541,43 +1486,12 @@
           <w:lang w:val="vi-VN"/>
         </w:rPr>
       </w:pPr>
-      <w:bookmarkStart w:id="42" w:name="CHAF_d7857822c6f9f795"/>
-      <w:bookmarkStart w:id="43" w:name="CHAF_10b7d59ecd365c4d"/>
-      <w:bookmarkStart w:id="44" w:name="CHAC_1620e91d4e0dee56"/>
-      <w:bookmarkStart w:id="45" w:name="CHAC_1a9d3f36c3b90ed9"/>
-      <w:commentRangeStart w:id="46"/>
-      <w:commentRangeStart w:id="47"/>
-      <w:r>
-        <w:rPr>
-          <w:color w:val="FF0000"/>
+      <w:r>
+        <w:rPr>
           <w:szCs w:val="28"/>
           <w:lang w:val="vi-VN"/>
         </w:rPr>
         <w:t>- Tên gói thầu: Hỗ trợ xây dựng mô hình chuỗi cung ứng thực phẩm an toàn nông lâm thủy sản và tăng cường công tác lấy mẫu giám sát vùng nguyên liệu gắn kết xuất khẩu;</w:t>
-      </w:r>
-      <w:bookmarkEnd w:id="42"/>
-      <w:bookmarkEnd w:id="43"/>
-      <w:bookmarkEnd w:id="44"/>
-      <w:bookmarkEnd w:id="45"/>
-      <w:commentRangeEnd w:id="47"/>
-      <w:r>
-        <w:rPr>
-          <w:rStyle w:val="CommentReference"/>
-          <w:sz w:val="28"/>
-          <w:szCs w:val="28"/>
-          <w:lang w:val="vi-VN"/>
-        </w:rPr>
-        <w:commentReference w:id="47"/>
-      </w:r>
-      <w:commentRangeEnd w:id="46"/>
-      <w:r>
-        <w:rPr>
-          <w:rStyle w:val="CommentReference"/>
-          <w:sz w:val="28"/>
-          <w:szCs w:val="28"/>
-          <w:lang w:val="vi-VN"/>
-        </w:rPr>
-        <w:commentReference w:id="46"/>
       </w:r>
     </w:p>
     <w:p>
@@ -1592,43 +1506,12 @@
           <w:lang w:val="vi-VN"/>
         </w:rPr>
       </w:pPr>
-      <w:bookmarkStart w:id="48" w:name="CHAF_692fc650e5566a65"/>
-      <w:bookmarkStart w:id="49" w:name="CHAF_b1b3e0af36ee0226"/>
-      <w:bookmarkStart w:id="50" w:name="CHAC_45b189fae5bede23"/>
-      <w:bookmarkStart w:id="51" w:name="CHAC_1adda0bbf19c768f"/>
-      <w:commentRangeStart w:id="52"/>
-      <w:commentRangeStart w:id="53"/>
-      <w:r>
-        <w:rPr>
-          <w:color w:val="FF0000"/>
+      <w:r>
+        <w:rPr>
           <w:szCs w:val="28"/>
           <w:lang w:val="vi-VN"/>
         </w:rPr>
         <w:t>- Địa điểm thực hiện: Chi cục Chất lượng, Chế biến và Phát triển thị trường thành phố Cần Thơ, Số 04, đường Nguyễn Trãi, phường Ninh Kiều, TP.Cần Thơ.</w:t>
-      </w:r>
-      <w:bookmarkEnd w:id="48"/>
-      <w:bookmarkEnd w:id="49"/>
-      <w:bookmarkEnd w:id="50"/>
-      <w:bookmarkEnd w:id="51"/>
-      <w:commentRangeEnd w:id="53"/>
-      <w:r>
-        <w:rPr>
-          <w:rStyle w:val="CommentReference"/>
-          <w:sz w:val="28"/>
-          <w:szCs w:val="28"/>
-          <w:lang w:val="vi-VN"/>
-        </w:rPr>
-        <w:commentReference w:id="53"/>
-      </w:r>
-      <w:commentRangeEnd w:id="52"/>
-      <w:r>
-        <w:rPr>
-          <w:rStyle w:val="CommentReference"/>
-          <w:sz w:val="28"/>
-          <w:szCs w:val="28"/>
-          <w:lang w:val="vi-VN"/>
-        </w:rPr>
-        <w:commentReference w:id="52"/>
       </w:r>
     </w:p>
     <w:p>
@@ -1668,8 +1551,8 @@
           <w:szCs w:val="28"/>
         </w:rPr>
       </w:pPr>
-      <w:bookmarkStart w:id="54" w:name="_Hlk164868233"/>
-      <w:bookmarkStart w:id="55" w:name="_Hlk164868244"/>
+      <w:bookmarkStart w:id="6" w:name="_Hlk164868233"/>
+      <w:bookmarkStart w:id="7" w:name="_Hlk164868244"/>
       <w:r>
         <w:rPr>
           <w:iCs/>
@@ -1977,7 +1860,7 @@
         <w:t>.</w:t>
       </w:r>
     </w:p>
-    <w:bookmarkEnd w:id="54"/>
+    <w:bookmarkEnd w:id="6"/>
     <w:p>
       <w:pPr>
         <w:spacing w:before="80" w:after="80" w:line="276" w:lineRule="auto"/>
@@ -2539,7 +2422,7 @@
         </w:rPr>
         <w:t>) Cách thức làm việc</w:t>
       </w:r>
-      <w:bookmarkEnd w:id="55"/>
+      <w:bookmarkEnd w:id="7"/>
     </w:p>
     <w:p>
       <w:pPr>
@@ -5052,6 +4935,7 @@
         <w:widowControl w:val="0"/>
         <w:tabs>
           <w:tab w:val="clear" w:pos="340"/>
+          <w:tab w:val="left" w:pos="850"/>
         </w:tabs>
         <w:spacing w:before="80" w:after="120"/>
         <w:ind w:left="850" w:hanging="283"/>
@@ -5062,48 +4946,13 @@
           <w:lang w:val="es-ES"/>
         </w:rPr>
       </w:pPr>
-      <w:bookmarkStart w:id="56" w:name="CHAF_0de8422a165837a1"/>
-      <w:bookmarkStart w:id="57" w:name="CHAF_00d77a651d9cb3a1"/>
-      <w:bookmarkStart w:id="58" w:name="CHAC_7176118e11b92181"/>
-      <w:bookmarkStart w:id="59" w:name="CHAC_ba5bd6f42f041b0e"/>
-      <w:commentRangeStart w:id="60"/>
-      <w:commentRangeStart w:id="61"/>
       <w:r>
         <w:rPr>
           <w:iCs/>
-          <w:color w:val="FF0000"/>
           <w:szCs w:val="28"/>
           <w:lang w:val="es-ES"/>
         </w:rPr>
         <w:t>- Nội dung không tuân thủ hoặc không phù hợp:</w:t>
-      </w:r>
-      <w:bookmarkEnd w:id="56"/>
-      <w:bookmarkEnd w:id="57"/>
-      <w:bookmarkEnd w:id="58"/>
-      <w:bookmarkEnd w:id="59"/>
-      <w:commentRangeEnd w:id="61"/>
-      <w:r>
-        <w:rPr>
-          <w:rStyle w:val="CommentReference"/>
-          <w:i/>
-          <w:iCs/>
-          <w:sz w:val="28"/>
-          <w:szCs w:val="28"/>
-          <w:lang w:val="es-ES"/>
-        </w:rPr>
-        <w:commentReference w:id="61"/>
-      </w:r>
-      <w:commentRangeEnd w:id="60"/>
-      <w:r>
-        <w:rPr>
-          <w:rStyle w:val="CommentReference"/>
-          <w:i/>
-          <w:iCs/>
-          <w:sz w:val="28"/>
-          <w:szCs w:val="28"/>
-          <w:lang w:val="es-ES"/>
-        </w:rPr>
-        <w:commentReference w:id="60"/>
       </w:r>
     </w:p>
     <w:p>
@@ -6408,15 +6257,10 @@
         <w:rPr>
           <w:b/>
           <w:bCs/>
-          <w:color w:val="FF0000"/>
         </w:rPr>
         <w:sectPr>
-          <w:headerReference w:type="even" r:id="rId15"/>
-          <w:headerReference w:type="default" r:id="rId16"/>
-          <w:footerReference w:type="even" r:id="rId17"/>
-          <w:footerReference w:type="default" r:id="rId18"/>
-          <w:headerReference w:type="first" r:id="rId19"/>
-          <w:footerReference w:type="first" r:id="rId20"/>
+          <w:headerReference w:type="default" r:id="rId15"/>
+          <w:footerReference w:type="default" r:id="rId16"/>
           <w:pgSz w:w="11907" w:h="16839" w:code="9"/>
           <w:pgMar w:top="1134" w:right="850" w:bottom="1134" w:left="1701" w:header="720" w:footer="227" w:gutter="0"/>
           <w:cols w:space="720"/>
@@ -6424,10 +6268,6 @@
           <w:docGrid w:linePitch="381"/>
         </w:sectPr>
       </w:pPr>
-      <w:bookmarkStart w:id="62" w:name="CHAF_90c5eadd79d4d8c8"/>
-      <w:bookmarkStart w:id="63" w:name="CHAF_66dd69dea9373844"/>
-      <w:bookmarkStart w:id="64" w:name="CHAC_3833ea46e2276e20"/>
-      <w:bookmarkStart w:id="65" w:name="CHAC_fa1b6c57db7b0c6c"/>
     </w:p>
     <w:p>
       <w:pPr>
@@ -6438,8 +6278,14 @@
           <w:bCs/>
         </w:rPr>
       </w:pPr>
-      <w:commentRangeStart w:id="66"/>
-      <w:commentRangeStart w:id="67"/>
+      <w:bookmarkStart w:id="8" w:name="CHAF_c2887a9f52eccc84"/>
+      <w:bookmarkStart w:id="9" w:name="CHAF_a70f8d50561df2bd"/>
+      <w:bookmarkStart w:id="10" w:name="CHAC_616a54c451ea854b"/>
+      <w:bookmarkStart w:id="11" w:name="CHAC_ce725a9a610bd58f"/>
+      <w:bookmarkStart w:id="12" w:name="CHAC_b19104df0a91c49f"/>
+      <w:commentRangeStart w:id="13"/>
+      <w:commentRangeStart w:id="14"/>
+      <w:commentRangeStart w:id="15"/>
       <w:r>
         <w:rPr>
           <w:b/>
@@ -6447,24 +6293,34 @@
           <w:color w:val="FF0000"/>
         </w:rPr>
         <w:lastRenderedPageBreak/>
-        <w:t>Phụ lục</w:t>
-      </w:r>
-      <w:bookmarkEnd w:id="62"/>
-      <w:bookmarkEnd w:id="63"/>
-      <w:bookmarkEnd w:id="64"/>
-      <w:bookmarkEnd w:id="65"/>
-      <w:commentRangeEnd w:id="67"/>
+        <w:t>P</w:t>
+      </w:r>
+      <w:bookmarkEnd w:id="12"/>
+      <w:commentRangeEnd w:id="15"/>
       <w:r>
         <w:rPr>
           <w:rStyle w:val="CommentReference"/>
           <w:b/>
           <w:bCs/>
+          <w:color w:val="FF0000"/>
           <w:sz w:val="28"/>
           <w:szCs w:val="24"/>
         </w:rPr>
-        <w:commentReference w:id="67"/>
-      </w:r>
-      <w:commentRangeEnd w:id="66"/>
+        <w:commentReference w:id="15"/>
+      </w:r>
+      <w:r>
+        <w:rPr>
+          <w:b/>
+          <w:bCs/>
+          <w:color w:val="FF0000"/>
+        </w:rPr>
+        <w:t>hụ lục</w:t>
+      </w:r>
+      <w:bookmarkEnd w:id="8"/>
+      <w:bookmarkEnd w:id="9"/>
+      <w:bookmarkEnd w:id="10"/>
+      <w:bookmarkEnd w:id="11"/>
+      <w:commentRangeEnd w:id="14"/>
       <w:r>
         <w:rPr>
           <w:rStyle w:val="CommentReference"/>
@@ -6473,7 +6329,18 @@
           <w:sz w:val="28"/>
           <w:szCs w:val="24"/>
         </w:rPr>
-        <w:commentReference w:id="66"/>
+        <w:commentReference w:id="14"/>
+      </w:r>
+      <w:commentRangeEnd w:id="13"/>
+      <w:r>
+        <w:rPr>
+          <w:rStyle w:val="CommentReference"/>
+          <w:b/>
+          <w:bCs/>
+          <w:sz w:val="28"/>
+          <w:szCs w:val="24"/>
+        </w:rPr>
+        <w:commentReference w:id="13"/>
       </w:r>
     </w:p>
     <w:p>
@@ -6710,13 +6577,13 @@
     </w:p>
     <w:tbl>
       <w:tblPr>
-        <w:tblW w:w="10206" w:type="dxa"/>
+        <w:tblW w:w="10207" w:type="dxa"/>
         <w:tblInd w:w="-852" w:type="dxa"/>
         <w:tblLook w:val="01E0" w:firstRow="1" w:lastRow="1" w:firstColumn="1" w:lastColumn="1" w:noHBand="0" w:noVBand="0"/>
       </w:tblPr>
       <w:tblGrid>
         <w:gridCol w:w="4006"/>
-        <w:gridCol w:w="6200"/>
+        <w:gridCol w:w="6201"/>
       </w:tblGrid>
       <w:tr>
         <w:tc>
@@ -6736,28 +6603,47 @@
               <w:rPr>
                 <w:b/>
                 <w:bCs/>
-                <w:sz w:val="24"/>
+                <w:sz w:val="26"/>
                 <w:lang w:val="vi-VN"/>
               </w:rPr>
             </w:pPr>
-            <w:r>
-              <w:rPr>
-                <w:sz w:val="24"/>
+            <w:bookmarkStart w:id="16" w:name="CHAF_9d0ae079a77c6819"/>
+            <w:bookmarkStart w:id="17" w:name="CHAC_d03bef57ba5205b3"/>
+            <w:commentRangeStart w:id="18"/>
+            <w:r>
+              <w:rPr>
+                <w:b/>
+                <w:color w:val="FF0000"/>
+                <w:sz w:val="26"/>
                 <w:lang w:val="vi-VN"/>
               </w:rPr>
               <w:lastRenderedPageBreak/>
               <w:br w:type="page"/>
             </w:r>
-            <w:bookmarkStart w:id="68" w:name="_Hlk146112083"/>
+            <w:bookmarkStart w:id="19" w:name="_Hlk146112083"/>
             <w:r>
               <w:rPr>
                 <w:b/>
                 <w:bCs/>
-                <w:color w:val="EE0000"/>
-                <w:sz w:val="24"/>
+                <w:color w:val="FF0000"/>
+                <w:sz w:val="26"/>
                 <w:lang w:val="vi-VN"/>
               </w:rPr>
               <w:t>CÔNG TY TNHH TƯ VẤN VÀ XÂY DỰNG BMC VIỆT NAM</w:t>
+            </w:r>
+            <w:bookmarkEnd w:id="16"/>
+            <w:bookmarkEnd w:id="17"/>
+            <w:commentRangeEnd w:id="18"/>
+            <w:r>
+              <w:rPr>
+                <w:rStyle w:val="CommentReference"/>
+                <w:b/>
+                <w:bCs/>
+                <w:sz w:val="26"/>
+                <w:szCs w:val="24"/>
+                <w:lang w:val="vi-VN"/>
+              </w:rPr>
+              <w:commentReference w:id="18"/>
             </w:r>
           </w:p>
           <w:p>
@@ -6838,7 +6724,7 @@
                     </wp:anchor>
                   </w:drawing>
                 </mc:Choice>
-                <mc:Fallback xmlns:a14="http://schemas.microsoft.com/office/drawing/2010/main" xmlns:pic="http://schemas.openxmlformats.org/drawingml/2006/picture" xmlns:a="http://schemas.openxmlformats.org/drawingml/2006/main">
+                <mc:Fallback xmlns:a="http://schemas.openxmlformats.org/drawingml/2006/main" xmlns:pic="http://schemas.openxmlformats.org/drawingml/2006/picture" xmlns:a14="http://schemas.microsoft.com/office/drawing/2010/main">
                   <w:pict>
                     <v:line id="Line 19" style="position:absolute;z-index:251658243;visibility:visible;mso-wrap-style:square;mso-width-percent:0;mso-height-percent:0;mso-wrap-distance-left:9pt;mso-wrap-distance-top:0;mso-wrap-distance-right:9pt;mso-wrap-distance-bottom:0;mso-position-horizontal:absolute;mso-position-horizontal-relative:text;mso-position-vertical:absolute;mso-position-vertical-relative:text;mso-width-percent:0;mso-height-percent:0;mso-width-relative:page;mso-height-relative:page" o:spid="_x0000_s1026" o:gfxdata="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" from="35.5pt,2pt" to="158pt,2pt" w14:anchorId="5E701E4E"/>
                   </w:pict>
@@ -6898,9 +6784,9 @@
                 <w:sz w:val="26"/>
               </w:rPr>
             </w:pPr>
-            <w:bookmarkStart w:id="69" w:name="CHAF_ad1d9f55b8672af4"/>
-            <w:bookmarkStart w:id="70" w:name="CHAC_6227163ecb526005"/>
-            <w:commentRangeStart w:id="71"/>
+            <w:bookmarkStart w:id="20" w:name="CHAF_f1270bbed5f546b8"/>
+            <w:bookmarkStart w:id="21" w:name="CHAC_c9a5314d30c2a68d"/>
+            <w:commentRangeStart w:id="22"/>
             <w:r>
               <w:rPr>
                 <w:b/>
@@ -6909,9 +6795,9 @@
               </w:rPr>
               <w:t>Độc lập - Tự do - Hạnh phúc</w:t>
             </w:r>
-            <w:bookmarkEnd w:id="69"/>
-            <w:bookmarkEnd w:id="70"/>
-            <w:commentRangeEnd w:id="71"/>
+            <w:bookmarkEnd w:id="20"/>
+            <w:bookmarkEnd w:id="21"/>
+            <w:commentRangeEnd w:id="22"/>
             <w:r>
               <w:rPr>
                 <w:rStyle w:val="CommentReference"/>
@@ -6919,7 +6805,7 @@
                 <w:sz w:val="26"/>
                 <w:szCs w:val="24"/>
               </w:rPr>
-              <w:commentReference w:id="71"/>
+              <w:commentReference w:id="22"/>
             </w:r>
           </w:p>
           <w:p>
@@ -6998,7 +6884,7 @@
                     </wp:anchor>
                   </w:drawing>
                 </mc:Choice>
-                <mc:Fallback xmlns:a14="http://schemas.microsoft.com/office/drawing/2010/main" xmlns:pic="http://schemas.openxmlformats.org/drawingml/2006/picture" xmlns:a="http://schemas.openxmlformats.org/drawingml/2006/main">
+                <mc:Fallback xmlns:a="http://schemas.openxmlformats.org/drawingml/2006/main" xmlns:pic="http://schemas.openxmlformats.org/drawingml/2006/picture" xmlns:a14="http://schemas.microsoft.com/office/drawing/2010/main">
                   <w:pict>
                     <v:line id="Line 16" style="position:absolute;z-index:251658242;visibility:visible;mso-wrap-style:square;mso-width-percent:0;mso-height-percent:0;mso-wrap-distance-left:9pt;mso-wrap-distance-top:0;mso-wrap-distance-right:9pt;mso-wrap-distance-bottom:0;mso-position-horizontal:absolute;mso-position-horizontal-relative:text;mso-position-vertical:absolute;mso-position-vertical-relative:text;mso-width-percent:0;mso-height-percent:0;mso-width-relative:page;mso-height-relative:page" o:spid="_x0000_s1026" o:gfxdata="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" from="69.15pt,1.2pt" to="214pt,1.2pt" w14:anchorId="64E9AC20"/>
                   </w:pict>
@@ -7043,6 +6929,154 @@
           <w:szCs w:val="32"/>
         </w:rPr>
       </w:pPr>
+      <w:r>
+        <w:rPr>
+          <w:b/>
+          <w:noProof/>
+          <w:szCs w:val="32"/>
+        </w:rPr>
+        <mc:AlternateContent>
+          <mc:Choice Requires="wps">
+            <w:drawing>
+              <wp:anchor distT="0" distB="0" distL="0" distR="0" simplePos="0" relativeHeight="251669508" behindDoc="0" locked="0" layoutInCell="0" allowOverlap="1" wp14:anchorId="719557B1" wp14:editId="398BD8F1">
+                <wp:simplePos x="0" y="0"/>
+                <wp:positionH relativeFrom="page">
+                  <wp:posOffset>1311910</wp:posOffset>
+                </wp:positionH>
+                <wp:positionV relativeFrom="page">
+                  <wp:posOffset>1140460</wp:posOffset>
+                </wp:positionV>
+                <wp:extent cx="996950" cy="0"/>
+                <wp:effectExtent l="0" t="0" r="0" b="0"/>
+                <wp:wrapNone/>
+                <wp:docPr id="191772553" name="CHUANHOA2_ORG_P207"/>
+                <wp:cNvGraphicFramePr/>
+                <a:graphic xmlns:a="http://schemas.openxmlformats.org/drawingml/2006/main">
+                  <a:graphicData uri="http://schemas.microsoft.com/office/word/2010/wordprocessingShape">
+                    <wps:wsp>
+                      <wps:cNvCnPr/>
+                      <wps:spPr>
+                        <a:xfrm>
+                          <a:off x="0" y="0"/>
+                          <a:ext cx="996950" cy="0"/>
+                        </a:xfrm>
+                        <a:prstGeom prst="line">
+                          <a:avLst/>
+                        </a:prstGeom>
+                        <a:ln w="9525">
+                          <a:solidFill>
+                            <a:srgbClr val="000000"/>
+                          </a:solidFill>
+                          <a:prstDash val="solid"/>
+                          <a:headEnd type="none"/>
+                          <a:tailEnd type="none"/>
+                        </a:ln>
+                      </wps:spPr>
+                      <wps:style>
+                        <a:lnRef idx="1">
+                          <a:schemeClr val="accent1"/>
+                        </a:lnRef>
+                        <a:fillRef idx="0">
+                          <a:schemeClr val="accent1"/>
+                        </a:fillRef>
+                        <a:effectRef idx="0">
+                          <a:schemeClr val="accent1"/>
+                        </a:effectRef>
+                        <a:fontRef idx="minor">
+                          <a:schemeClr val="tx1"/>
+                        </a:fontRef>
+                      </wps:style>
+                      <wps:bodyPr/>
+                    </wps:wsp>
+                  </a:graphicData>
+                </a:graphic>
+              </wp:anchor>
+            </w:drawing>
+          </mc:Choice>
+          <mc:Fallback>
+            <w:pict>
+              <v:line w14:anchorId="283B3918" id="CHUANHOA2_ORG_P207" o:spid="_x0000_s1026" style="position:absolute;z-index:251669508;visibility:visible;mso-wrap-style:square;mso-wrap-distance-left:0;mso-wrap-distance-top:0;mso-wrap-distance-right:0;mso-wrap-distance-bottom:0;mso-position-horizontal:absolute;mso-position-horizontal-relative:page;mso-position-vertical:absolute;mso-position-vertical-relative:page" from="103.3pt,89.8pt" to="181.8pt,89.8pt" o:gfxdata="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" o:allowincell="f">
+                <v:stroke joinstyle="miter"/>
+                <w10:wrap anchorx="page" anchory="page"/>
+              </v:line>
+            </w:pict>
+          </mc:Fallback>
+        </mc:AlternateContent>
+      </w:r>
+      <w:r>
+        <w:rPr>
+          <w:b/>
+          <w:noProof/>
+          <w:szCs w:val="32"/>
+        </w:rPr>
+        <mc:AlternateContent>
+          <mc:Choice Requires="wps">
+            <w:drawing>
+              <wp:anchor distT="0" distB="0" distL="0" distR="0" simplePos="0" relativeHeight="251666436" behindDoc="0" locked="0" layoutInCell="0" allowOverlap="1" wp14:anchorId="702129D7" wp14:editId="36FB4C10">
+                <wp:simplePos x="0" y="0"/>
+                <wp:positionH relativeFrom="page">
+                  <wp:posOffset>4041140</wp:posOffset>
+                </wp:positionH>
+                <wp:positionV relativeFrom="page">
+                  <wp:posOffset>1124585</wp:posOffset>
+                </wp:positionV>
+                <wp:extent cx="2020570" cy="0"/>
+                <wp:effectExtent l="0" t="0" r="0" b="0"/>
+                <wp:wrapNone/>
+                <wp:docPr id="527723111" name="CHUANHOA2_MOTTO_P211"/>
+                <wp:cNvGraphicFramePr/>
+                <a:graphic xmlns:a="http://schemas.openxmlformats.org/drawingml/2006/main">
+                  <a:graphicData uri="http://schemas.microsoft.com/office/word/2010/wordprocessingShape">
+                    <wps:wsp>
+                      <wps:cNvCnPr/>
+                      <wps:spPr>
+                        <a:xfrm>
+                          <a:off x="0" y="0"/>
+                          <a:ext cx="2020570" cy="0"/>
+                        </a:xfrm>
+                        <a:prstGeom prst="line">
+                          <a:avLst/>
+                        </a:prstGeom>
+                        <a:ln w="9525">
+                          <a:solidFill>
+                            <a:srgbClr val="000000"/>
+                          </a:solidFill>
+                          <a:prstDash val="solid"/>
+                          <a:headEnd type="none"/>
+                          <a:tailEnd type="none"/>
+                        </a:ln>
+                      </wps:spPr>
+                      <wps:style>
+                        <a:lnRef idx="1">
+                          <a:schemeClr val="accent1"/>
+                        </a:lnRef>
+                        <a:fillRef idx="0">
+                          <a:schemeClr val="accent1"/>
+                        </a:fillRef>
+                        <a:effectRef idx="0">
+                          <a:schemeClr val="accent1"/>
+                        </a:effectRef>
+                        <a:fontRef idx="minor">
+                          <a:schemeClr val="tx1"/>
+                        </a:fontRef>
+                      </wps:style>
+                      <wps:bodyPr/>
+                    </wps:wsp>
+                  </a:graphicData>
+                </a:graphic>
+              </wp:anchor>
+            </w:drawing>
+          </mc:Choice>
+          <mc:Fallback>
+            <w:pict>
+              <v:line w14:anchorId="262524BB" id="CHUANHOA2_MOTTO_P211" o:spid="_x0000_s1026" style="position:absolute;z-index:251666436;visibility:visible;mso-wrap-style:square;mso-wrap-distance-left:0;mso-wrap-distance-top:0;mso-wrap-distance-right:0;mso-wrap-distance-bottom:0;mso-position-horizontal:absolute;mso-position-horizontal-relative:page;mso-position-vertical:absolute;mso-position-vertical-relative:page" from="318.2pt,88.55pt" to="477.3pt,88.55pt" o:gfxdata="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" o:allowincell="f">
+                <v:stroke joinstyle="miter"/>
+                <w10:wrap anchorx="page" anchory="page"/>
+              </v:line>
+            </w:pict>
+          </mc:Fallback>
+        </mc:AlternateContent>
+      </w:r>
       <w:r>
         <w:rPr>
           <w:b/>
@@ -7136,9 +7170,86 @@
           <w:szCs w:val="32"/>
         </w:rPr>
       </w:pPr>
-      <w:bookmarkStart w:id="72" w:name="CHAF_6bf7cf93fd4030a2"/>
-      <w:bookmarkStart w:id="73" w:name="CHAC_f01ba6f1d2c0c32e"/>
-      <w:commentRangeStart w:id="74"/>
+      <w:bookmarkStart w:id="23" w:name="CHAF_ac2570f02b88f143"/>
+      <w:bookmarkStart w:id="24" w:name="CHAC_4d319aea04eaa65c"/>
+      <w:commentRangeStart w:id="25"/>
+      <w:r>
+        <w:rPr>
+          <w:b/>
+          <w:bCs/>
+          <w:iCs/>
+          <w:noProof/>
+          <w:color w:val="FF0000"/>
+          <w:szCs w:val="32"/>
+        </w:rPr>
+        <mc:AlternateContent>
+          <mc:Choice Requires="wps">
+            <w:drawing>
+              <wp:anchor distT="0" distB="0" distL="0" distR="0" simplePos="0" relativeHeight="251671556" behindDoc="0" locked="0" layoutInCell="0" allowOverlap="1" wp14:anchorId="55B3C358" wp14:editId="696E42D2">
+                <wp:simplePos x="0" y="0"/>
+                <wp:positionH relativeFrom="page">
+                  <wp:posOffset>3082925</wp:posOffset>
+                </wp:positionH>
+                <wp:positionV relativeFrom="page">
+                  <wp:posOffset>2185035</wp:posOffset>
+                </wp:positionV>
+                <wp:extent cx="1934210" cy="0"/>
+                <wp:effectExtent l="0" t="0" r="0" b="0"/>
+                <wp:wrapNone/>
+                <wp:docPr id="2024489052" name="CHUANHOA2_SUBJ_P216"/>
+                <wp:cNvGraphicFramePr/>
+                <a:graphic xmlns:a="http://schemas.openxmlformats.org/drawingml/2006/main">
+                  <a:graphicData uri="http://schemas.microsoft.com/office/word/2010/wordprocessingShape">
+                    <wps:wsp>
+                      <wps:cNvCnPr/>
+                      <wps:spPr>
+                        <a:xfrm>
+                          <a:off x="0" y="0"/>
+                          <a:ext cx="1934210" cy="0"/>
+                        </a:xfrm>
+                        <a:prstGeom prst="line">
+                          <a:avLst/>
+                        </a:prstGeom>
+                        <a:ln w="9525">
+                          <a:solidFill>
+                            <a:srgbClr val="000000"/>
+                          </a:solidFill>
+                          <a:prstDash val="solid"/>
+                          <a:headEnd type="none"/>
+                          <a:tailEnd type="none"/>
+                        </a:ln>
+                      </wps:spPr>
+                      <wps:style>
+                        <a:lnRef idx="1">
+                          <a:schemeClr val="accent1"/>
+                        </a:lnRef>
+                        <a:fillRef idx="0">
+                          <a:schemeClr val="accent1"/>
+                        </a:fillRef>
+                        <a:effectRef idx="0">
+                          <a:schemeClr val="accent1"/>
+                        </a:effectRef>
+                        <a:fontRef idx="minor">
+                          <a:schemeClr val="tx1"/>
+                        </a:fontRef>
+                      </wps:style>
+                      <wps:bodyPr/>
+                    </wps:wsp>
+                  </a:graphicData>
+                </a:graphic>
+              </wp:anchor>
+            </w:drawing>
+          </mc:Choice>
+          <mc:Fallback>
+            <w:pict>
+              <v:line w14:anchorId="46471BF7" id="CHUANHOA2_SUBJ_P216" o:spid="_x0000_s1026" style="position:absolute;z-index:251671556;visibility:visible;mso-wrap-style:square;mso-wrap-distance-left:0;mso-wrap-distance-top:0;mso-wrap-distance-right:0;mso-wrap-distance-bottom:0;mso-position-horizontal:absolute;mso-position-horizontal-relative:page;mso-position-vertical:absolute;mso-position-vertical-relative:page" from="242.75pt,172.05pt" to="395.05pt,172.05pt" o:gfxdata="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" o:allowincell="f">
+                <v:stroke joinstyle="miter"/>
+                <w10:wrap anchorx="page" anchory="page"/>
+              </v:line>
+            </w:pict>
+          </mc:Fallback>
+        </mc:AlternateContent>
+      </w:r>
       <w:r>
         <w:rPr>
           <w:b/>
@@ -7224,11 +7335,11 @@
           <w:color w:val="FF0000"/>
           <w:szCs w:val="32"/>
         </w:rPr>
-        <w:t>Về việc Thành lập tổ thẩm định E-HSMT, thẩm định KQLCN</w:t>
-      </w:r>
-      <w:bookmarkEnd w:id="72"/>
-      <w:bookmarkEnd w:id="73"/>
-      <w:commentRangeEnd w:id="74"/>
+        <w:t>Về việc Thành lập tổ thẩm định E-HSMT, thẩm định KQLC</w:t>
+      </w:r>
+      <w:bookmarkEnd w:id="23"/>
+      <w:bookmarkEnd w:id="24"/>
+      <w:commentRangeEnd w:id="25"/>
       <w:r>
         <w:rPr>
           <w:rStyle w:val="CommentReference"/>
@@ -7238,7 +7349,7 @@
           <w:sz w:val="28"/>
           <w:szCs w:val="32"/>
         </w:rPr>
-        <w:commentReference w:id="74"/>
+        <w:commentReference w:id="25"/>
       </w:r>
       <w:r>
         <w:rPr>
@@ -7247,7 +7358,7 @@
           <w:iCs/>
           <w:szCs w:val="32"/>
         </w:rPr>
-        <w:t>T</w:t>
+        <w:t>NT</w:t>
       </w:r>
     </w:p>
     <w:p>
@@ -7288,8 +7399,8 @@
         </w:rPr>
         <w:t>Hỗ trợ xây dựng mô hình chuỗi cung ứng thực phẩm an toàn nông lâm thủy sản và tăng cường công tác lấy mẫu giám sát vùng nguyên liệu gắn kết xuất khẩu</w:t>
       </w:r>
-      <w:bookmarkStart w:id="75" w:name="_Hlk150258943"/>
-      <w:bookmarkStart w:id="76" w:name="_Hlk150258488"/>
+      <w:bookmarkStart w:id="26" w:name="_Hlk150258943"/>
+      <w:bookmarkStart w:id="27" w:name="_Hlk150258488"/>
       <w:r>
         <w:rPr>
           <w:b/>
@@ -7325,9 +7436,9 @@
         </w:rPr>
         <w:t>Kế hoạch lựa chọn nhà thầu, dự toán mua sắm thực hiện Kế hoạch số 05/KH-UBND ngày 08 tháng 01 năm 2026 của UBND thành phố Cần Thơ về việc thực hiện Đề án thúc đẩy xuất khẩu nông lâm thủy sản đến năm 2030 theo Quyết định số 174/QĐ-TTg ngày 05 tháng 02 năm 2021 của Thủ tướng Chính phủ trên địa bàn thành phố Cần Thơ năm 2026</w:t>
       </w:r>
-      <w:bookmarkEnd w:id="75"/>
+      <w:bookmarkEnd w:id="26"/>
     </w:p>
-    <w:bookmarkEnd w:id="76"/>
+    <w:bookmarkEnd w:id="27"/>
     <w:p>
       <w:pPr>
         <w:ind w:firstLine="278"/>
@@ -7406,7 +7517,7 @@
               </wp:anchor>
             </w:drawing>
           </mc:Choice>
-          <mc:Fallback xmlns:a14="http://schemas.microsoft.com/office/drawing/2010/main" xmlns:pic="http://schemas.openxmlformats.org/drawingml/2006/picture" xmlns:a="http://schemas.openxmlformats.org/drawingml/2006/main">
+          <mc:Fallback xmlns:a="http://schemas.openxmlformats.org/drawingml/2006/main" xmlns:pic="http://schemas.openxmlformats.org/drawingml/2006/picture" xmlns:a14="http://schemas.microsoft.com/office/drawing/2010/main">
             <w:pict>
               <v:shapetype id="_x0000_t32" coordsize="21600,21600" o:oned="t" filled="f" o:spt="32" path="m,l21600,21600e" w14:anchorId="23DB57D1">
                 <v:path fillok="f" arrowok="t" o:connecttype="none"/>
@@ -7431,7 +7542,7 @@
           <w:lang w:val="vi-VN"/>
         </w:rPr>
       </w:pPr>
-      <w:bookmarkStart w:id="77" w:name="_Hlk146182830"/>
+      <w:bookmarkStart w:id="28" w:name="_Hlk146182830"/>
       <w:r>
         <w:rPr>
           <w:b/>
@@ -7456,8 +7567,8 @@
           <w:lang w:val="vi-VN"/>
         </w:rPr>
       </w:pPr>
-      <w:bookmarkStart w:id="78" w:name="_Hlk155251979"/>
-      <w:bookmarkEnd w:id="77"/>
+      <w:bookmarkStart w:id="29" w:name="_Hlk155251979"/>
+      <w:bookmarkEnd w:id="28"/>
       <w:r>
         <w:rPr>
           <w:b/>
@@ -7467,7 +7578,7 @@
         <w:t>CÔNG TY TNHH TƯ VẤN VÀ XÂY DỰNG BMC VIỆT NAM</w:t>
       </w:r>
     </w:p>
-    <w:bookmarkEnd w:id="78"/>
+    <w:bookmarkEnd w:id="29"/>
     <w:p>
       <w:pPr>
         <w:widowControl w:val="0"/>
@@ -8013,7 +8124,7 @@
         </w:rPr>
         <w:t>Căn cứ Hợp đồng tư vấn số 126/2026/HĐTV/CCCLCB&amp;PTTT-BMC ngày 14 tháng 08 năm 2026 giữa</w:t>
       </w:r>
-      <w:bookmarkStart w:id="79" w:name="_Hlk139225553"/>
+      <w:bookmarkStart w:id="30" w:name="_Hlk139225553"/>
       <w:r>
         <w:rPr>
           <w:szCs w:val="28"/>
@@ -8028,7 +8139,7 @@
         </w:rPr>
         <w:t xml:space="preserve">Chi cục Chất lượng, Chế biến và Phát triển thị trường thành phố Cần Thơ </w:t>
       </w:r>
-      <w:bookmarkEnd w:id="79"/>
+      <w:bookmarkEnd w:id="30"/>
       <w:r>
         <w:rPr>
           <w:szCs w:val="28"/>
@@ -8046,8 +8157,8 @@
         </w:rPr>
         <w:t xml:space="preserve">Hỗ trợ xây dựng mô hình chuỗi cung ứng thực phẩm an toàn nông lâm thủy sản và tăng cường công tác lấy mẫu giám sát vùng nguyên liệu gắn kết xuất khẩu </w:t>
       </w:r>
-      <w:bookmarkStart w:id="80" w:name="_Hlk150259526"/>
-      <w:bookmarkStart w:id="81" w:name="_Hlk150258516"/>
+      <w:bookmarkStart w:id="31" w:name="_Hlk150259526"/>
+      <w:bookmarkStart w:id="32" w:name="_Hlk150258516"/>
       <w:r>
         <w:rPr>
           <w:bCs/>
@@ -8075,7 +8186,7 @@
         </w:rPr>
         <w:t>Kế hoạch lựa chọn nhà thầu, dự toán mua sắm thực hiện Kế hoạch số 05/KH-UBND ngày 08 tháng 01 năm 2026 của UBND thành phố Cần Thơ về việc thực hiện Đề án thúc đẩy xuất khẩu nông lâm thủy sản đến năm 2030 theo Quyết định số 174/QĐ-TTg ngày 05 tháng 02 năm 2021 của Thủ tướng Chính phủ trên địa bàn thành phố Cần Thơ năm 2026</w:t>
       </w:r>
-      <w:bookmarkEnd w:id="80"/>
+      <w:bookmarkEnd w:id="31"/>
       <w:r>
         <w:rPr>
           <w:bCs/>
@@ -8086,7 +8197,7 @@
         <w:t>;</w:t>
       </w:r>
     </w:p>
-    <w:bookmarkEnd w:id="81"/>
+    <w:bookmarkEnd w:id="32"/>
     <w:p>
       <w:pPr>
         <w:spacing w:before="120"/>
@@ -8614,9 +8725,9 @@
                 <w:lang w:val="nl-NL"/>
               </w:rPr>
             </w:pPr>
-            <w:bookmarkStart w:id="82" w:name="CHAF_430092b923400ab1"/>
-            <w:bookmarkStart w:id="83" w:name="CHAC_d71f064c74882db8"/>
-            <w:commentRangeStart w:id="84"/>
+            <w:bookmarkStart w:id="33" w:name="CHAF_54ef5fd5189b0993"/>
+            <w:bookmarkStart w:id="34" w:name="CHAC_0fa569f2b3c2d1ff"/>
+            <w:commentRangeStart w:id="35"/>
             <w:r>
               <w:rPr>
                 <w:color w:val="FF0000"/>
@@ -8626,27 +8737,26 @@
               </w:rPr>
               <w:t>- Lưu V</w:t>
             </w:r>
-            <w:bookmarkEnd w:id="82"/>
-            <w:bookmarkEnd w:id="83"/>
-            <w:commentRangeEnd w:id="84"/>
-            <w:r>
-              <w:rPr>
-                <w:rStyle w:val="CommentReference"/>
+            <w:r>
+              <w:rPr>
                 <w:color w:val="FF0000"/>
                 <w:sz w:val="22"/>
                 <w:szCs w:val="22"/>
                 <w:lang w:val="nl-NL"/>
               </w:rPr>
-              <w:commentReference w:id="84"/>
-            </w:r>
-            <w:r>
-              <w:rPr>
-                <w:color w:val="FF0000"/>
+              <w:t>T</w:t>
+            </w:r>
+            <w:bookmarkEnd w:id="33"/>
+            <w:bookmarkEnd w:id="34"/>
+            <w:commentRangeEnd w:id="35"/>
+            <w:r>
+              <w:rPr>
+                <w:rStyle w:val="CommentReference"/>
                 <w:sz w:val="22"/>
-                <w:szCs w:val="22"/>
+                <w:szCs w:val="26"/>
                 <w:lang w:val="nl-NL"/>
               </w:rPr>
-              <w:t>T</w:t>
+              <w:commentReference w:id="35"/>
             </w:r>
           </w:p>
         </w:tc>
@@ -8741,13 +8851,13 @@
           </w:p>
         </w:tc>
       </w:tr>
-      <w:bookmarkEnd w:id="68"/>
+      <w:bookmarkEnd w:id="19"/>
     </w:tbl>
     <w:p>
       <w:pPr>
         <w:spacing w:line="360" w:lineRule="auto"/>
         <w:sectPr>
-          <w:headerReference w:type="default" r:id="rId21"/>
+          <w:headerReference w:type="default" r:id="rId17"/>
           <w:pgSz w:w="11907" w:h="16839" w:code="9"/>
           <w:pgMar w:top="1134" w:right="850" w:bottom="1134" w:left="1701" w:header="720" w:footer="227" w:gutter="0"/>
           <w:cols w:space="720"/>
@@ -8766,6 +8876,7 @@
         <w:jc w:val="center"/>
         <w:rPr>
           <w:b/>
+          <w:bCs/>
           <w:szCs w:val="28"/>
         </w:rPr>
       </w:pPr>
@@ -8778,75 +8889,25 @@
         <w:lastRenderedPageBreak/>
         <w:t>CỘNG HÒA XÃ HỘI CHỦ NGHĨA VIỆT NAM</w:t>
       </w:r>
-      <w:r>
+    </w:p>
+    <w:p>
+      <w:pPr>
+        <w:pStyle w:val="NormalWeb"/>
+        <w:tabs>
+          <w:tab w:val="left" w:pos="1276"/>
+        </w:tabs>
+        <w:spacing w:before="0" w:beforeAutospacing="0"/>
+        <w:jc w:val="center"/>
         <w:rPr>
           <w:b/>
           <w:bCs/>
-          <w:szCs w:val="28"/>
-        </w:rPr>
-        <w:br/>
-      </w:r>
-      <w:r>
-        <w:rPr>
-          <w:b/>
-          <w:bCs/>
-          <w:szCs w:val="26"/>
-          <w:lang w:val="vi-VN"/>
-        </w:rPr>
-        <w:t>Độc lập - Tự do - Hạnh phúc</w:t>
-      </w:r>
-      <w:r>
-        <w:rPr>
-          <w:b/>
-          <w:bCs/>
-          <w:szCs w:val="28"/>
-        </w:rPr>
-        <w:br/>
-        <w:t>-----------------</w:t>
-      </w:r>
-    </w:p>
-    <w:p>
-      <w:pPr>
-        <w:pStyle w:val="NormalWeb"/>
-        <w:spacing w:before="120" w:beforeAutospacing="0"/>
-        <w:jc w:val="center"/>
-        <w:rPr>
-          <w:i/>
           <w:sz w:val="26"/>
-        </w:rPr>
-      </w:pPr>
-      <w:r>
-        <w:rPr>
-          <w:i/>
-          <w:iCs/>
-          <w:sz w:val="26"/>
-        </w:rPr>
-        <w:t>Hà Nội</w:t>
-      </w:r>
-      <w:r>
-        <w:rPr>
-          <w:i/>
-          <w:iCs/>
-          <w:sz w:val="26"/>
-          <w:lang w:val="vi-VN"/>
-        </w:rPr>
-        <w:t>, ngày 14 tháng 08 năm 2026</w:t>
-      </w:r>
-    </w:p>
-    <w:p>
-      <w:pPr>
-        <w:pStyle w:val="NormalWeb"/>
-        <w:spacing w:before="120" w:beforeAutospacing="0"/>
-        <w:jc w:val="center"/>
-        <w:rPr>
-          <w:b/>
-          <w:sz w:val="26"/>
-          <w:szCs w:val="34"/>
-        </w:rPr>
-      </w:pPr>
-      <w:bookmarkStart w:id="85" w:name="CHAF_c518105a6231508c"/>
-      <w:bookmarkStart w:id="86" w:name="CHAC_61b6f292dda4474c"/>
-      <w:commentRangeStart w:id="87"/>
+          <w:szCs w:val="28"/>
+        </w:rPr>
+      </w:pPr>
+      <w:bookmarkStart w:id="36" w:name="CHAF_3d1f52cfc05e3f66"/>
+      <w:bookmarkStart w:id="37" w:name="CHAC_793f1e5f7caed9cc"/>
+      <w:commentRangeStart w:id="38"/>
       <w:r>
         <w:rPr>
           <w:b/>
@@ -8854,6 +8915,172 @@
           <w:noProof/>
           <w:color w:val="FF0000"/>
           <w:sz w:val="26"/>
+          <w:szCs w:val="26"/>
+          <w:lang w:val="vi-VN"/>
+        </w:rPr>
+        <mc:AlternateContent>
+          <mc:Choice Requires="wps">
+            <w:drawing>
+              <wp:anchor distT="0" distB="0" distL="0" distR="0" simplePos="0" relativeHeight="251667460" behindDoc="0" locked="0" layoutInCell="0" allowOverlap="1" wp14:anchorId="07A7B67E" wp14:editId="03EA7B98">
+                <wp:simplePos x="0" y="0"/>
+                <wp:positionH relativeFrom="page">
+                  <wp:posOffset>3039745</wp:posOffset>
+                </wp:positionH>
+                <wp:positionV relativeFrom="page">
+                  <wp:posOffset>1380490</wp:posOffset>
+                </wp:positionV>
+                <wp:extent cx="2020570" cy="0"/>
+                <wp:effectExtent l="0" t="0" r="0" b="0"/>
+                <wp:wrapNone/>
+                <wp:docPr id="1209814865" name="CHUANHOA2_MOTTO_P257"/>
+                <wp:cNvGraphicFramePr/>
+                <a:graphic xmlns:a="http://schemas.openxmlformats.org/drawingml/2006/main">
+                  <a:graphicData uri="http://schemas.microsoft.com/office/word/2010/wordprocessingShape">
+                    <wps:wsp>
+                      <wps:cNvCnPr/>
+                      <wps:spPr>
+                        <a:xfrm>
+                          <a:off x="0" y="0"/>
+                          <a:ext cx="2020570" cy="0"/>
+                        </a:xfrm>
+                        <a:prstGeom prst="line">
+                          <a:avLst/>
+                        </a:prstGeom>
+                        <a:ln w="9525">
+                          <a:solidFill>
+                            <a:srgbClr val="000000"/>
+                          </a:solidFill>
+                          <a:prstDash val="solid"/>
+                          <a:headEnd type="none"/>
+                          <a:tailEnd type="none"/>
+                        </a:ln>
+                      </wps:spPr>
+                      <wps:style>
+                        <a:lnRef idx="1">
+                          <a:schemeClr val="accent1"/>
+                        </a:lnRef>
+                        <a:fillRef idx="0">
+                          <a:schemeClr val="accent1"/>
+                        </a:fillRef>
+                        <a:effectRef idx="0">
+                          <a:schemeClr val="accent1"/>
+                        </a:effectRef>
+                        <a:fontRef idx="minor">
+                          <a:schemeClr val="tx1"/>
+                        </a:fontRef>
+                      </wps:style>
+                      <wps:bodyPr/>
+                    </wps:wsp>
+                  </a:graphicData>
+                </a:graphic>
+              </wp:anchor>
+            </w:drawing>
+          </mc:Choice>
+          <mc:Fallback>
+            <w:pict>
+              <v:line w14:anchorId="3FB7DFEA" id="CHUANHOA2_MOTTO_P257" o:spid="_x0000_s1026" style="position:absolute;z-index:251667460;visibility:visible;mso-wrap-style:square;mso-wrap-distance-left:0;mso-wrap-distance-top:0;mso-wrap-distance-right:0;mso-wrap-distance-bottom:0;mso-position-horizontal:absolute;mso-position-horizontal-relative:page;mso-position-vertical:absolute;mso-position-vertical-relative:page" from="239.35pt,108.7pt" to="398.45pt,108.7pt" o:gfxdata="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" o:allowincell="f">
+                <v:stroke joinstyle="miter"/>
+                <w10:wrap anchorx="page" anchory="page"/>
+              </v:line>
+            </w:pict>
+          </mc:Fallback>
+        </mc:AlternateContent>
+      </w:r>
+      <w:r>
+        <w:rPr>
+          <w:b/>
+          <w:bCs/>
+          <w:color w:val="FF0000"/>
+          <w:sz w:val="26"/>
+          <w:szCs w:val="26"/>
+          <w:lang w:val="vi-VN"/>
+        </w:rPr>
+        <w:t>Độc lập - Tự do - Hạnh phú</w:t>
+      </w:r>
+      <w:bookmarkEnd w:id="36"/>
+      <w:bookmarkEnd w:id="37"/>
+      <w:commentRangeEnd w:id="38"/>
+      <w:r>
+        <w:rPr>
+          <w:rStyle w:val="CommentReference"/>
+          <w:b/>
+          <w:bCs/>
+          <w:sz w:val="26"/>
+          <w:szCs w:val="26"/>
+          <w:lang w:val="vi-VN"/>
+        </w:rPr>
+        <w:commentReference w:id="38"/>
+      </w:r>
+      <w:r>
+        <w:rPr>
+          <w:b/>
+          <w:bCs/>
+          <w:sz w:val="26"/>
+          <w:szCs w:val="26"/>
+          <w:lang w:val="vi-VN"/>
+        </w:rPr>
+        <w:t>c</w:t>
+      </w:r>
+    </w:p>
+    <w:p>
+      <w:pPr>
+        <w:pStyle w:val="NormalWeb"/>
+        <w:tabs>
+          <w:tab w:val="left" w:pos="1276"/>
+        </w:tabs>
+        <w:spacing w:before="120" w:beforeAutospacing="0"/>
+        <w:jc w:val="center"/>
+        <w:rPr>
+          <w:b/>
+          <w:szCs w:val="28"/>
+        </w:rPr>
+      </w:pPr>
+    </w:p>
+    <w:p>
+      <w:pPr>
+        <w:pStyle w:val="NormalWeb"/>
+        <w:spacing w:before="120" w:beforeAutospacing="0"/>
+        <w:jc w:val="center"/>
+        <w:rPr>
+          <w:i/>
+          <w:sz w:val="26"/>
+        </w:rPr>
+      </w:pPr>
+      <w:r>
+        <w:rPr>
+          <w:i/>
+          <w:iCs/>
+          <w:sz w:val="26"/>
+        </w:rPr>
+        <w:t>Hà Nội</w:t>
+      </w:r>
+      <w:r>
+        <w:rPr>
+          <w:i/>
+          <w:iCs/>
+          <w:sz w:val="26"/>
+          <w:lang w:val="vi-VN"/>
+        </w:rPr>
+        <w:t>, ngày 14 tháng 08 năm 2026</w:t>
+      </w:r>
+    </w:p>
+    <w:p>
+      <w:pPr>
+        <w:pStyle w:val="NormalWeb"/>
+        <w:spacing w:before="120" w:beforeAutospacing="0"/>
+        <w:jc w:val="center"/>
+        <w:rPr>
+          <w:b/>
+          <w:sz w:val="28"/>
+          <w:szCs w:val="34"/>
+        </w:rPr>
+      </w:pPr>
+      <w:r>
+        <w:rPr>
+          <w:b/>
+          <w:bCs/>
+          <w:noProof/>
+          <w:sz w:val="28"/>
           <w:szCs w:val="34"/>
           <w:lang w:val="vi-VN"/>
         </w:rPr>
@@ -8929,36 +9156,11 @@
         <w:rPr>
           <w:b/>
           <w:bCs/>
-          <w:color w:val="FF0000"/>
-          <w:sz w:val="26"/>
+          <w:sz w:val="28"/>
           <w:szCs w:val="34"/>
           <w:lang w:val="vi-VN"/>
         </w:rPr>
-        <w:t>BẢN CAM KẾ</w:t>
-      </w:r>
-      <w:bookmarkEnd w:id="85"/>
-      <w:bookmarkEnd w:id="86"/>
-      <w:commentRangeEnd w:id="87"/>
-      <w:r>
-        <w:rPr>
-          <w:rStyle w:val="CommentReference"/>
-          <w:b/>
-          <w:bCs/>
-          <w:sz w:val="26"/>
-          <w:szCs w:val="34"/>
-          <w:lang w:val="vi-VN"/>
-        </w:rPr>
-        <w:commentReference w:id="87"/>
-      </w:r>
-      <w:r>
-        <w:rPr>
-          <w:b/>
-          <w:bCs/>
-          <w:sz w:val="26"/>
-          <w:szCs w:val="34"/>
-          <w:lang w:val="vi-VN"/>
-        </w:rPr>
-        <w:t>T</w:t>
+        <w:t>BẢN CAM KẾT</w:t>
       </w:r>
     </w:p>
     <w:p>
@@ -9128,15 +9330,8 @@
           <w:szCs w:val="28"/>
         </w:rPr>
       </w:pPr>
-      <w:bookmarkStart w:id="88" w:name="CHAF_578e076c45d965f3"/>
-      <w:bookmarkStart w:id="89" w:name="CHAF_0291ac8dd1608163"/>
-      <w:bookmarkStart w:id="90" w:name="CHAC_e109793cebbe8f3e"/>
-      <w:bookmarkStart w:id="91" w:name="CHAC_8df9d7c7993829f1"/>
-      <w:commentRangeStart w:id="92"/>
-      <w:commentRangeStart w:id="93"/>
-      <w:r>
-        <w:rPr>
-          <w:color w:val="FF0000"/>
+      <w:r>
+        <w:rPr>
           <w:sz w:val="28"/>
           <w:szCs w:val="28"/>
         </w:rPr>
@@ -9145,7 +9340,6 @@
       <w:r>
         <w:rPr>
           <w:rFonts w:hint="eastAsia"/>
-          <w:color w:val="FF0000"/>
           <w:sz w:val="28"/>
           <w:szCs w:val="28"/>
         </w:rPr>
@@ -9153,7 +9347,6 @@
       </w:r>
       <w:r>
         <w:rPr>
-          <w:color w:val="FF0000"/>
           <w:sz w:val="28"/>
           <w:szCs w:val="28"/>
         </w:rPr>
@@ -9162,7 +9355,6 @@
       <w:r>
         <w:rPr>
           <w:rFonts w:hint="eastAsia"/>
-          <w:color w:val="FF0000"/>
           <w:sz w:val="28"/>
           <w:szCs w:val="28"/>
         </w:rPr>
@@ -9170,7 +9362,6 @@
       </w:r>
       <w:r>
         <w:rPr>
-          <w:color w:val="FF0000"/>
           <w:sz w:val="28"/>
           <w:szCs w:val="28"/>
         </w:rPr>
@@ -9179,7 +9370,6 @@
       <w:r>
         <w:rPr>
           <w:rFonts w:hint="eastAsia"/>
-          <w:color w:val="FF0000"/>
           <w:sz w:val="28"/>
           <w:szCs w:val="28"/>
         </w:rPr>
@@ -9187,7 +9377,6 @@
       </w:r>
       <w:r>
         <w:rPr>
-          <w:color w:val="FF0000"/>
           <w:sz w:val="28"/>
           <w:szCs w:val="28"/>
         </w:rPr>
@@ -9196,7 +9385,6 @@
       <w:r>
         <w:rPr>
           <w:rFonts w:hint="eastAsia"/>
-          <w:color w:val="FF0000"/>
           <w:sz w:val="28"/>
           <w:szCs w:val="28"/>
         </w:rPr>
@@ -9204,7 +9392,6 @@
       </w:r>
       <w:r>
         <w:rPr>
-          <w:color w:val="FF0000"/>
           <w:sz w:val="28"/>
           <w:szCs w:val="28"/>
         </w:rPr>
@@ -9213,7 +9400,6 @@
       <w:r>
         <w:rPr>
           <w:rFonts w:hint="eastAsia"/>
-          <w:color w:val="FF0000"/>
           <w:sz w:val="28"/>
           <w:szCs w:val="28"/>
         </w:rPr>
@@ -9221,7 +9407,6 @@
       </w:r>
       <w:r>
         <w:rPr>
-          <w:color w:val="FF0000"/>
           <w:sz w:val="28"/>
           <w:szCs w:val="28"/>
         </w:rPr>
@@ -9230,7 +9415,6 @@
       <w:r>
         <w:rPr>
           <w:rFonts w:hint="eastAsia"/>
-          <w:color w:val="FF0000"/>
           <w:sz w:val="28"/>
           <w:szCs w:val="28"/>
         </w:rPr>
@@ -9238,7 +9422,6 @@
       </w:r>
       <w:r>
         <w:rPr>
-          <w:color w:val="FF0000"/>
           <w:sz w:val="28"/>
           <w:szCs w:val="28"/>
         </w:rPr>
@@ -9247,7 +9430,6 @@
       <w:r>
         <w:rPr>
           <w:rFonts w:hint="eastAsia"/>
-          <w:color w:val="FF0000"/>
           <w:sz w:val="28"/>
           <w:szCs w:val="28"/>
         </w:rPr>
@@ -9255,7 +9437,6 @@
       </w:r>
       <w:r>
         <w:rPr>
-          <w:color w:val="FF0000"/>
           <w:sz w:val="28"/>
           <w:szCs w:val="28"/>
         </w:rPr>
@@ -9264,7 +9445,6 @@
       <w:r>
         <w:rPr>
           <w:rFonts w:hint="eastAsia"/>
-          <w:color w:val="FF0000"/>
           <w:sz w:val="28"/>
           <w:szCs w:val="28"/>
         </w:rPr>
@@ -9272,33 +9452,10 @@
       </w:r>
       <w:r>
         <w:rPr>
-          <w:color w:val="FF0000"/>
           <w:sz w:val="28"/>
           <w:szCs w:val="28"/>
         </w:rPr>
         <w:t>-CP;</w:t>
-      </w:r>
-      <w:bookmarkEnd w:id="88"/>
-      <w:bookmarkEnd w:id="89"/>
-      <w:bookmarkEnd w:id="90"/>
-      <w:bookmarkEnd w:id="91"/>
-      <w:commentRangeEnd w:id="93"/>
-      <w:r>
-        <w:rPr>
-          <w:rStyle w:val="CommentReference"/>
-          <w:sz w:val="28"/>
-          <w:szCs w:val="28"/>
-        </w:rPr>
-        <w:commentReference w:id="93"/>
-      </w:r>
-      <w:commentRangeEnd w:id="92"/>
-      <w:r>
-        <w:rPr>
-          <w:rStyle w:val="CommentReference"/>
-          <w:sz w:val="28"/>
-          <w:szCs w:val="28"/>
-        </w:rPr>
-        <w:commentReference w:id="92"/>
       </w:r>
     </w:p>
     <w:p>
@@ -9316,15 +9473,8 @@
           <w:szCs w:val="28"/>
         </w:rPr>
       </w:pPr>
-      <w:bookmarkStart w:id="94" w:name="CHAF_bf276bf15e89cd7f"/>
-      <w:bookmarkStart w:id="95" w:name="CHAF_21010445a5c27be4"/>
-      <w:bookmarkStart w:id="96" w:name="CHAC_7c1a91e62bd771df"/>
-      <w:bookmarkStart w:id="97" w:name="CHAC_67cec3ffe300cad9"/>
-      <w:commentRangeStart w:id="98"/>
-      <w:commentRangeStart w:id="99"/>
-      <w:r>
-        <w:rPr>
-          <w:color w:val="FF0000"/>
+      <w:r>
+        <w:rPr>
           <w:sz w:val="28"/>
           <w:szCs w:val="28"/>
         </w:rPr>
@@ -9333,7 +9483,6 @@
       <w:r>
         <w:rPr>
           <w:rFonts w:hint="eastAsia"/>
-          <w:color w:val="FF0000"/>
           <w:sz w:val="28"/>
           <w:szCs w:val="28"/>
         </w:rPr>
@@ -9341,7 +9490,6 @@
       </w:r>
       <w:r>
         <w:rPr>
-          <w:color w:val="FF0000"/>
           <w:sz w:val="28"/>
           <w:szCs w:val="28"/>
         </w:rPr>
@@ -9350,7 +9498,6 @@
       <w:r>
         <w:rPr>
           <w:i/>
-          <w:color w:val="FF0000"/>
           <w:sz w:val="28"/>
           <w:szCs w:val="28"/>
           <w:lang w:val="nl-NL"/>
@@ -9360,7 +9507,6 @@
       <w:r>
         <w:rPr>
           <w:iCs/>
-          <w:color w:val="FF0000"/>
           <w:sz w:val="28"/>
           <w:szCs w:val="28"/>
           <w:lang w:val="nl-NL"/>
@@ -9369,7 +9515,6 @@
       </w:r>
       <w:r>
         <w:rPr>
-          <w:color w:val="FF0000"/>
           <w:sz w:val="28"/>
           <w:szCs w:val="28"/>
         </w:rPr>
@@ -9378,7 +9523,6 @@
       <w:r>
         <w:rPr>
           <w:rFonts w:hint="eastAsia"/>
-          <w:color w:val="FF0000"/>
           <w:sz w:val="28"/>
           <w:szCs w:val="28"/>
         </w:rPr>
@@ -9386,7 +9530,6 @@
       </w:r>
       <w:r>
         <w:rPr>
-          <w:color w:val="FF0000"/>
           <w:sz w:val="28"/>
           <w:szCs w:val="28"/>
         </w:rPr>
@@ -9395,7 +9538,6 @@
       <w:r>
         <w:rPr>
           <w:rFonts w:hint="eastAsia"/>
-          <w:color w:val="FF0000"/>
           <w:sz w:val="28"/>
           <w:szCs w:val="28"/>
         </w:rPr>
@@ -9403,7 +9545,6 @@
       </w:r>
       <w:r>
         <w:rPr>
-          <w:color w:val="FF0000"/>
           <w:sz w:val="28"/>
           <w:szCs w:val="28"/>
         </w:rPr>
@@ -9412,7 +9553,6 @@
       <w:r>
         <w:rPr>
           <w:rFonts w:hint="eastAsia"/>
-          <w:color w:val="FF0000"/>
           <w:sz w:val="28"/>
           <w:szCs w:val="28"/>
         </w:rPr>
@@ -9420,33 +9560,10 @@
       </w:r>
       <w:r>
         <w:rPr>
-          <w:color w:val="FF0000"/>
           <w:sz w:val="28"/>
           <w:szCs w:val="28"/>
         </w:rPr>
         <w:t>ối với các bên.</w:t>
-      </w:r>
-      <w:bookmarkEnd w:id="94"/>
-      <w:bookmarkEnd w:id="95"/>
-      <w:bookmarkEnd w:id="96"/>
-      <w:bookmarkEnd w:id="97"/>
-      <w:commentRangeEnd w:id="99"/>
-      <w:r>
-        <w:rPr>
-          <w:rStyle w:val="CommentReference"/>
-          <w:sz w:val="28"/>
-          <w:szCs w:val="28"/>
-        </w:rPr>
-        <w:commentReference w:id="99"/>
-      </w:r>
-      <w:commentRangeEnd w:id="98"/>
-      <w:r>
-        <w:rPr>
-          <w:rStyle w:val="CommentReference"/>
-          <w:sz w:val="28"/>
-          <w:szCs w:val="28"/>
-        </w:rPr>
-        <w:commentReference w:id="98"/>
       </w:r>
     </w:p>
     <w:p>
@@ -9464,15 +9581,8 @@
           <w:szCs w:val="28"/>
         </w:rPr>
       </w:pPr>
-      <w:bookmarkStart w:id="100" w:name="CHAF_39ac4d00155ff001"/>
-      <w:bookmarkStart w:id="101" w:name="CHAF_8b13f775c811cc4a"/>
-      <w:bookmarkStart w:id="102" w:name="CHAC_febddf27f1f04deb"/>
-      <w:bookmarkStart w:id="103" w:name="CHAC_75e3eb6ca5ce3273"/>
-      <w:commentRangeStart w:id="104"/>
-      <w:commentRangeStart w:id="105"/>
-      <w:r>
-        <w:rPr>
-          <w:color w:val="FF0000"/>
+      <w:r>
+        <w:rPr>
           <w:sz w:val="28"/>
           <w:szCs w:val="28"/>
         </w:rPr>
@@ -9481,7 +9591,6 @@
       <w:r>
         <w:rPr>
           <w:rFonts w:hint="eastAsia"/>
-          <w:color w:val="FF0000"/>
           <w:sz w:val="28"/>
           <w:szCs w:val="28"/>
         </w:rPr>
@@ -9489,7 +9598,6 @@
       </w:r>
       <w:r>
         <w:rPr>
-          <w:color w:val="FF0000"/>
           <w:sz w:val="28"/>
           <w:szCs w:val="28"/>
         </w:rPr>
@@ -9498,7 +9606,6 @@
       <w:r>
         <w:rPr>
           <w:rFonts w:hint="eastAsia"/>
-          <w:color w:val="FF0000"/>
           <w:sz w:val="28"/>
           <w:szCs w:val="28"/>
         </w:rPr>
@@ -9506,7 +9613,6 @@
       </w:r>
       <w:r>
         <w:rPr>
-          <w:color w:val="FF0000"/>
           <w:sz w:val="28"/>
           <w:szCs w:val="28"/>
         </w:rPr>
@@ -9515,7 +9621,6 @@
       <w:r>
         <w:rPr>
           <w:rFonts w:hint="eastAsia"/>
-          <w:color w:val="FF0000"/>
           <w:sz w:val="28"/>
           <w:szCs w:val="28"/>
         </w:rPr>
@@ -9523,33 +9628,10 @@
       </w:r>
       <w:r>
         <w:rPr>
-          <w:color w:val="FF0000"/>
           <w:sz w:val="28"/>
           <w:szCs w:val="28"/>
         </w:rPr>
         <w:t>ấu thầu.</w:t>
-      </w:r>
-      <w:bookmarkEnd w:id="100"/>
-      <w:bookmarkEnd w:id="101"/>
-      <w:bookmarkEnd w:id="102"/>
-      <w:bookmarkEnd w:id="103"/>
-      <w:commentRangeEnd w:id="105"/>
-      <w:r>
-        <w:rPr>
-          <w:rStyle w:val="CommentReference"/>
-          <w:sz w:val="28"/>
-          <w:szCs w:val="28"/>
-        </w:rPr>
-        <w:commentReference w:id="105"/>
-      </w:r>
-      <w:commentRangeEnd w:id="104"/>
-      <w:r>
-        <w:rPr>
-          <w:rStyle w:val="CommentReference"/>
-          <w:sz w:val="28"/>
-          <w:szCs w:val="28"/>
-        </w:rPr>
-        <w:commentReference w:id="104"/>
       </w:r>
     </w:p>
     <w:p>
@@ -9823,6 +9905,7 @@
         <w:jc w:val="center"/>
         <w:rPr>
           <w:b/>
+          <w:bCs/>
           <w:szCs w:val="28"/>
         </w:rPr>
       </w:pPr>
@@ -9835,32 +9918,146 @@
         <w:lastRenderedPageBreak/>
         <w:t>CỘNG HÒA XÃ HỘI CHỦ NGHĨA VIỆT NAM</w:t>
       </w:r>
-      <w:r>
+    </w:p>
+    <w:p>
+      <w:pPr>
+        <w:pStyle w:val="NormalWeb"/>
+        <w:spacing w:before="0" w:beforeAutospacing="0"/>
+        <w:jc w:val="center"/>
         <w:rPr>
           <w:b/>
           <w:bCs/>
-          <w:szCs w:val="28"/>
-        </w:rPr>
-        <w:br/>
-      </w:r>
+          <w:sz w:val="26"/>
+          <w:szCs w:val="28"/>
+        </w:rPr>
+      </w:pPr>
+      <w:bookmarkStart w:id="39" w:name="CHAF_f4fe4842c15afa19"/>
+      <w:bookmarkStart w:id="40" w:name="CHAC_4dd300106c01f4e8"/>
+      <w:commentRangeStart w:id="41"/>
       <w:r>
         <w:rPr>
           <w:b/>
           <w:bCs/>
+          <w:noProof/>
+          <w:color w:val="FF0000"/>
+          <w:sz w:val="26"/>
           <w:szCs w:val="26"/>
           <w:lang w:val="vi-VN"/>
         </w:rPr>
-        <w:t>Độc lập - Tự do - Hạnh phúc</w:t>
+        <mc:AlternateContent>
+          <mc:Choice Requires="wps">
+            <w:drawing>
+              <wp:anchor distT="0" distB="0" distL="0" distR="0" simplePos="0" relativeHeight="251668484" behindDoc="0" locked="0" layoutInCell="0" allowOverlap="1" wp14:anchorId="3F7E580F" wp14:editId="7513F53C">
+                <wp:simplePos x="0" y="0"/>
+                <wp:positionH relativeFrom="page">
+                  <wp:posOffset>3039745</wp:posOffset>
+                </wp:positionH>
+                <wp:positionV relativeFrom="page">
+                  <wp:posOffset>1304290</wp:posOffset>
+                </wp:positionV>
+                <wp:extent cx="2020570" cy="0"/>
+                <wp:effectExtent l="0" t="0" r="0" b="0"/>
+                <wp:wrapNone/>
+                <wp:docPr id="1040328428" name="CHUANHOA2_MOTTO_P279"/>
+                <wp:cNvGraphicFramePr/>
+                <a:graphic xmlns:a="http://schemas.openxmlformats.org/drawingml/2006/main">
+                  <a:graphicData uri="http://schemas.microsoft.com/office/word/2010/wordprocessingShape">
+                    <wps:wsp>
+                      <wps:cNvCnPr/>
+                      <wps:spPr>
+                        <a:xfrm>
+                          <a:off x="0" y="0"/>
+                          <a:ext cx="2020570" cy="0"/>
+                        </a:xfrm>
+                        <a:prstGeom prst="line">
+                          <a:avLst/>
+                        </a:prstGeom>
+                        <a:ln w="9525">
+                          <a:solidFill>
+                            <a:srgbClr val="000000"/>
+                          </a:solidFill>
+                          <a:prstDash val="solid"/>
+                          <a:headEnd type="none"/>
+                          <a:tailEnd type="none"/>
+                        </a:ln>
+                      </wps:spPr>
+                      <wps:style>
+                        <a:lnRef idx="1">
+                          <a:schemeClr val="accent1"/>
+                        </a:lnRef>
+                        <a:fillRef idx="0">
+                          <a:schemeClr val="accent1"/>
+                        </a:fillRef>
+                        <a:effectRef idx="0">
+                          <a:schemeClr val="accent1"/>
+                        </a:effectRef>
+                        <a:fontRef idx="minor">
+                          <a:schemeClr val="tx1"/>
+                        </a:fontRef>
+                      </wps:style>
+                      <wps:bodyPr/>
+                    </wps:wsp>
+                  </a:graphicData>
+                </a:graphic>
+              </wp:anchor>
+            </w:drawing>
+          </mc:Choice>
+          <mc:Fallback>
+            <w:pict>
+              <v:line w14:anchorId="79B60665" id="CHUANHOA2_MOTTO_P279" o:spid="_x0000_s1026" style="position:absolute;z-index:251668484;visibility:visible;mso-wrap-style:square;mso-wrap-distance-left:0;mso-wrap-distance-top:0;mso-wrap-distance-right:0;mso-wrap-distance-bottom:0;mso-position-horizontal:absolute;mso-position-horizontal-relative:page;mso-position-vertical:absolute;mso-position-vertical-relative:page" from="239.35pt,102.7pt" to="398.45pt,102.7pt" o:gfxdata="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" o:allowincell="f">
+                <v:stroke joinstyle="miter"/>
+                <w10:wrap anchorx="page" anchory="page"/>
+              </v:line>
+            </w:pict>
+          </mc:Fallback>
+        </mc:AlternateContent>
       </w:r>
       <w:r>
         <w:rPr>
           <w:b/>
           <w:bCs/>
-          <w:szCs w:val="28"/>
-        </w:rPr>
-        <w:br/>
-        <w:t>-----------------</w:t>
-      </w:r>
+          <w:color w:val="FF0000"/>
+          <w:sz w:val="26"/>
+          <w:szCs w:val="26"/>
+          <w:lang w:val="vi-VN"/>
+        </w:rPr>
+        <w:t>Độc lập - Tự do - Hạnh phú</w:t>
+      </w:r>
+      <w:bookmarkEnd w:id="39"/>
+      <w:bookmarkEnd w:id="40"/>
+      <w:commentRangeEnd w:id="41"/>
+      <w:r>
+        <w:rPr>
+          <w:rStyle w:val="CommentReference"/>
+          <w:b/>
+          <w:bCs/>
+          <w:sz w:val="26"/>
+          <w:szCs w:val="26"/>
+          <w:lang w:val="vi-VN"/>
+        </w:rPr>
+        <w:commentReference w:id="41"/>
+      </w:r>
+      <w:r>
+        <w:rPr>
+          <w:b/>
+          <w:bCs/>
+          <w:sz w:val="26"/>
+          <w:szCs w:val="26"/>
+          <w:lang w:val="vi-VN"/>
+        </w:rPr>
+        <w:t>c</w:t>
+      </w:r>
+    </w:p>
+    <w:p>
+      <w:pPr>
+        <w:pStyle w:val="NormalWeb"/>
+        <w:spacing w:before="120" w:beforeAutospacing="0"/>
+        <w:jc w:val="center"/>
+        <w:rPr>
+          <w:b/>
+          <w:szCs w:val="28"/>
+        </w:rPr>
+      </w:pPr>
     </w:p>
     <w:p>
       <w:pPr>
@@ -9896,7 +10093,8 @@
         <w:spacing w:before="120" w:beforeAutospacing="0"/>
         <w:jc w:val="center"/>
         <w:rPr>
-          <w:sz w:val="34"/>
+          <w:b/>
+          <w:sz w:val="28"/>
           <w:szCs w:val="34"/>
         </w:rPr>
       </w:pPr>
@@ -9904,7 +10102,7 @@
         <w:rPr>
           <w:b/>
           <w:bCs/>
-          <w:sz w:val="34"/>
+          <w:sz w:val="28"/>
           <w:szCs w:val="34"/>
           <w:lang w:val="vi-VN"/>
         </w:rPr>
@@ -10078,15 +10276,8 @@
           <w:szCs w:val="28"/>
         </w:rPr>
       </w:pPr>
-      <w:bookmarkStart w:id="106" w:name="CHAF_67eb3170094b3a33"/>
-      <w:bookmarkStart w:id="107" w:name="CHAF_ad9d4ad384525016"/>
-      <w:bookmarkStart w:id="108" w:name="CHAC_60c5f771ce86c973"/>
-      <w:bookmarkStart w:id="109" w:name="CHAC_d32a0dbef81ea258"/>
-      <w:commentRangeStart w:id="110"/>
-      <w:commentRangeStart w:id="111"/>
-      <w:r>
-        <w:rPr>
-          <w:color w:val="FF0000"/>
+      <w:r>
+        <w:rPr>
           <w:sz w:val="28"/>
           <w:szCs w:val="28"/>
         </w:rPr>
@@ -10095,7 +10286,6 @@
       <w:r>
         <w:rPr>
           <w:rFonts w:hint="eastAsia"/>
-          <w:color w:val="FF0000"/>
           <w:sz w:val="28"/>
           <w:szCs w:val="28"/>
         </w:rPr>
@@ -10103,7 +10293,6 @@
       </w:r>
       <w:r>
         <w:rPr>
-          <w:color w:val="FF0000"/>
           <w:sz w:val="28"/>
           <w:szCs w:val="28"/>
         </w:rPr>
@@ -10112,7 +10301,6 @@
       <w:r>
         <w:rPr>
           <w:rFonts w:hint="eastAsia"/>
-          <w:color w:val="FF0000"/>
           <w:sz w:val="28"/>
           <w:szCs w:val="28"/>
         </w:rPr>
@@ -10120,7 +10308,6 @@
       </w:r>
       <w:r>
         <w:rPr>
-          <w:color w:val="FF0000"/>
           <w:sz w:val="28"/>
           <w:szCs w:val="28"/>
         </w:rPr>
@@ -10129,7 +10316,6 @@
       <w:r>
         <w:rPr>
           <w:rFonts w:hint="eastAsia"/>
-          <w:color w:val="FF0000"/>
           <w:sz w:val="28"/>
           <w:szCs w:val="28"/>
         </w:rPr>
@@ -10137,7 +10323,6 @@
       </w:r>
       <w:r>
         <w:rPr>
-          <w:color w:val="FF0000"/>
           <w:sz w:val="28"/>
           <w:szCs w:val="28"/>
         </w:rPr>
@@ -10146,7 +10331,6 @@
       <w:r>
         <w:rPr>
           <w:rFonts w:hint="eastAsia"/>
-          <w:color w:val="FF0000"/>
           <w:sz w:val="28"/>
           <w:szCs w:val="28"/>
         </w:rPr>
@@ -10154,7 +10338,6 @@
       </w:r>
       <w:r>
         <w:rPr>
-          <w:color w:val="FF0000"/>
           <w:sz w:val="28"/>
           <w:szCs w:val="28"/>
         </w:rPr>
@@ -10163,7 +10346,6 @@
       <w:r>
         <w:rPr>
           <w:rFonts w:hint="eastAsia"/>
-          <w:color w:val="FF0000"/>
           <w:sz w:val="28"/>
           <w:szCs w:val="28"/>
         </w:rPr>
@@ -10171,7 +10353,6 @@
       </w:r>
       <w:r>
         <w:rPr>
-          <w:color w:val="FF0000"/>
           <w:sz w:val="28"/>
           <w:szCs w:val="28"/>
         </w:rPr>
@@ -10180,7 +10361,6 @@
       <w:r>
         <w:rPr>
           <w:rFonts w:hint="eastAsia"/>
-          <w:color w:val="FF0000"/>
           <w:sz w:val="28"/>
           <w:szCs w:val="28"/>
         </w:rPr>
@@ -10188,7 +10368,6 @@
       </w:r>
       <w:r>
         <w:rPr>
-          <w:color w:val="FF0000"/>
           <w:sz w:val="28"/>
           <w:szCs w:val="28"/>
         </w:rPr>
@@ -10197,7 +10376,6 @@
       <w:r>
         <w:rPr>
           <w:rFonts w:hint="eastAsia"/>
-          <w:color w:val="FF0000"/>
           <w:sz w:val="28"/>
           <w:szCs w:val="28"/>
         </w:rPr>
@@ -10205,7 +10383,6 @@
       </w:r>
       <w:r>
         <w:rPr>
-          <w:color w:val="FF0000"/>
           <w:sz w:val="28"/>
           <w:szCs w:val="28"/>
         </w:rPr>
@@ -10214,7 +10391,6 @@
       <w:r>
         <w:rPr>
           <w:rFonts w:hint="eastAsia"/>
-          <w:color w:val="FF0000"/>
           <w:sz w:val="28"/>
           <w:szCs w:val="28"/>
         </w:rPr>
@@ -10222,33 +10398,10 @@
       </w:r>
       <w:r>
         <w:rPr>
-          <w:color w:val="FF0000"/>
           <w:sz w:val="28"/>
           <w:szCs w:val="28"/>
         </w:rPr>
         <w:t>-CP;</w:t>
-      </w:r>
-      <w:bookmarkEnd w:id="106"/>
-      <w:bookmarkEnd w:id="107"/>
-      <w:bookmarkEnd w:id="108"/>
-      <w:bookmarkEnd w:id="109"/>
-      <w:commentRangeEnd w:id="111"/>
-      <w:r>
-        <w:rPr>
-          <w:rStyle w:val="CommentReference"/>
-          <w:sz w:val="28"/>
-          <w:szCs w:val="28"/>
-        </w:rPr>
-        <w:commentReference w:id="111"/>
-      </w:r>
-      <w:commentRangeEnd w:id="110"/>
-      <w:r>
-        <w:rPr>
-          <w:rStyle w:val="CommentReference"/>
-          <w:sz w:val="28"/>
-          <w:szCs w:val="28"/>
-        </w:rPr>
-        <w:commentReference w:id="110"/>
       </w:r>
     </w:p>
     <w:p>
@@ -10266,15 +10419,8 @@
           <w:szCs w:val="28"/>
         </w:rPr>
       </w:pPr>
-      <w:bookmarkStart w:id="112" w:name="CHAF_de721570df906795"/>
-      <w:bookmarkStart w:id="113" w:name="CHAF_8d540ad3a3b3213c"/>
-      <w:bookmarkStart w:id="114" w:name="CHAC_036a4a3e9fae92ca"/>
-      <w:bookmarkStart w:id="115" w:name="CHAC_b859fe6d2a4dda66"/>
-      <w:commentRangeStart w:id="116"/>
-      <w:commentRangeStart w:id="117"/>
-      <w:r>
-        <w:rPr>
-          <w:color w:val="FF0000"/>
+      <w:r>
+        <w:rPr>
           <w:sz w:val="28"/>
           <w:szCs w:val="28"/>
         </w:rPr>
@@ -10283,7 +10429,6 @@
       <w:r>
         <w:rPr>
           <w:rFonts w:hint="eastAsia"/>
-          <w:color w:val="FF0000"/>
           <w:sz w:val="28"/>
           <w:szCs w:val="28"/>
         </w:rPr>
@@ -10291,7 +10436,6 @@
       </w:r>
       <w:r>
         <w:rPr>
-          <w:color w:val="FF0000"/>
           <w:sz w:val="28"/>
           <w:szCs w:val="28"/>
         </w:rPr>
@@ -10300,7 +10444,6 @@
       <w:r>
         <w:rPr>
           <w:i/>
-          <w:color w:val="FF0000"/>
           <w:sz w:val="28"/>
           <w:szCs w:val="28"/>
           <w:lang w:val="nl-NL"/>
@@ -10310,7 +10453,6 @@
       <w:r>
         <w:rPr>
           <w:iCs/>
-          <w:color w:val="FF0000"/>
           <w:sz w:val="28"/>
           <w:szCs w:val="28"/>
           <w:lang w:val="nl-NL"/>
@@ -10319,7 +10461,6 @@
       </w:r>
       <w:r>
         <w:rPr>
-          <w:color w:val="FF0000"/>
           <w:sz w:val="28"/>
           <w:szCs w:val="28"/>
         </w:rPr>
@@ -10328,7 +10469,6 @@
       <w:r>
         <w:rPr>
           <w:rFonts w:hint="eastAsia"/>
-          <w:color w:val="FF0000"/>
           <w:sz w:val="28"/>
           <w:szCs w:val="28"/>
         </w:rPr>
@@ -10336,7 +10476,6 @@
       </w:r>
       <w:r>
         <w:rPr>
-          <w:color w:val="FF0000"/>
           <w:sz w:val="28"/>
           <w:szCs w:val="28"/>
         </w:rPr>
@@ -10345,7 +10484,6 @@
       <w:r>
         <w:rPr>
           <w:rFonts w:hint="eastAsia"/>
-          <w:color w:val="FF0000"/>
           <w:sz w:val="28"/>
           <w:szCs w:val="28"/>
         </w:rPr>
@@ -10353,7 +10491,6 @@
       </w:r>
       <w:r>
         <w:rPr>
-          <w:color w:val="FF0000"/>
           <w:sz w:val="28"/>
           <w:szCs w:val="28"/>
         </w:rPr>
@@ -10362,7 +10499,6 @@
       <w:r>
         <w:rPr>
           <w:rFonts w:hint="eastAsia"/>
-          <w:color w:val="FF0000"/>
           <w:sz w:val="28"/>
           <w:szCs w:val="28"/>
         </w:rPr>
@@ -10370,33 +10506,10 @@
       </w:r>
       <w:r>
         <w:rPr>
-          <w:color w:val="FF0000"/>
           <w:sz w:val="28"/>
           <w:szCs w:val="28"/>
         </w:rPr>
         <w:t>ối với các bên.</w:t>
-      </w:r>
-      <w:bookmarkEnd w:id="112"/>
-      <w:bookmarkEnd w:id="113"/>
-      <w:bookmarkEnd w:id="114"/>
-      <w:bookmarkEnd w:id="115"/>
-      <w:commentRangeEnd w:id="117"/>
-      <w:r>
-        <w:rPr>
-          <w:rStyle w:val="CommentReference"/>
-          <w:sz w:val="28"/>
-          <w:szCs w:val="28"/>
-        </w:rPr>
-        <w:commentReference w:id="117"/>
-      </w:r>
-      <w:commentRangeEnd w:id="116"/>
-      <w:r>
-        <w:rPr>
-          <w:rStyle w:val="CommentReference"/>
-          <w:sz w:val="28"/>
-          <w:szCs w:val="28"/>
-        </w:rPr>
-        <w:commentReference w:id="116"/>
       </w:r>
     </w:p>
     <w:p>
@@ -10414,15 +10527,8 @@
           <w:szCs w:val="28"/>
         </w:rPr>
       </w:pPr>
-      <w:bookmarkStart w:id="118" w:name="CHAF_e1d8f68615c0f758"/>
-      <w:bookmarkStart w:id="119" w:name="CHAF_5a36308a356a875f"/>
-      <w:bookmarkStart w:id="120" w:name="CHAC_4f3dbc82c7071dbc"/>
-      <w:bookmarkStart w:id="121" w:name="CHAC_b839ffdc41760a6c"/>
-      <w:commentRangeStart w:id="122"/>
-      <w:commentRangeStart w:id="123"/>
-      <w:r>
-        <w:rPr>
-          <w:color w:val="FF0000"/>
+      <w:r>
+        <w:rPr>
           <w:sz w:val="28"/>
           <w:szCs w:val="28"/>
         </w:rPr>
@@ -10431,7 +10537,6 @@
       <w:r>
         <w:rPr>
           <w:rFonts w:hint="eastAsia"/>
-          <w:color w:val="FF0000"/>
           <w:sz w:val="28"/>
           <w:szCs w:val="28"/>
         </w:rPr>
@@ -10439,7 +10544,6 @@
       </w:r>
       <w:r>
         <w:rPr>
-          <w:color w:val="FF0000"/>
           <w:sz w:val="28"/>
           <w:szCs w:val="28"/>
         </w:rPr>
@@ -10448,7 +10552,6 @@
       <w:r>
         <w:rPr>
           <w:rFonts w:hint="eastAsia"/>
-          <w:color w:val="FF0000"/>
           <w:sz w:val="28"/>
           <w:szCs w:val="28"/>
         </w:rPr>
@@ -10456,7 +10559,6 @@
       </w:r>
       <w:r>
         <w:rPr>
-          <w:color w:val="FF0000"/>
           <w:sz w:val="28"/>
           <w:szCs w:val="28"/>
         </w:rPr>
@@ -10465,7 +10567,6 @@
       <w:r>
         <w:rPr>
           <w:rFonts w:hint="eastAsia"/>
-          <w:color w:val="FF0000"/>
           <w:sz w:val="28"/>
           <w:szCs w:val="28"/>
         </w:rPr>
@@ -10473,33 +10574,10 @@
       </w:r>
       <w:r>
         <w:rPr>
-          <w:color w:val="FF0000"/>
           <w:sz w:val="28"/>
           <w:szCs w:val="28"/>
         </w:rPr>
         <w:t>ấu thầu.</w:t>
-      </w:r>
-      <w:bookmarkEnd w:id="118"/>
-      <w:bookmarkEnd w:id="119"/>
-      <w:bookmarkEnd w:id="120"/>
-      <w:bookmarkEnd w:id="121"/>
-      <w:commentRangeEnd w:id="123"/>
-      <w:r>
-        <w:rPr>
-          <w:rStyle w:val="CommentReference"/>
-          <w:sz w:val="28"/>
-          <w:szCs w:val="28"/>
-        </w:rPr>
-        <w:commentReference w:id="123"/>
-      </w:r>
-      <w:commentRangeEnd w:id="122"/>
-      <w:r>
-        <w:rPr>
-          <w:rStyle w:val="CommentReference"/>
-          <w:sz w:val="28"/>
-          <w:szCs w:val="28"/>
-        </w:rPr>
-        <w:commentReference w:id="122"/>
       </w:r>
     </w:p>
     <w:p>
@@ -10807,7 +10885,7 @@
                     <pic:cNvPicPr/>
                   </pic:nvPicPr>
                   <pic:blipFill>
-                    <a:blip r:embed="rId22"/>
+                    <a:blip r:embed="rId18"/>
                     <a:stretch>
                       <a:fillRect/>
                     </a:stretch>
@@ -10854,7 +10932,7 @@
                     <pic:cNvPicPr/>
                   </pic:nvPicPr>
                   <pic:blipFill>
-                    <a:blip r:embed="rId23"/>
+                    <a:blip r:embed="rId19"/>
                     <a:stretch>
                       <a:fillRect/>
                     </a:stretch>
@@ -10887,7 +10965,7 @@
       </w:pPr>
     </w:p>
     <w:sectPr>
-      <w:footerReference w:type="default" r:id="rId24"/>
+      <w:footerReference w:type="default" r:id="rId20"/>
       <w:pgSz w:w="11907" w:h="16839" w:code="9"/>
       <w:pgMar w:top="1134" w:right="850" w:bottom="1134" w:left="1701" w:header="720" w:footer="227" w:gutter="0"/>
       <w:cols w:space="720"/>
@@ -10900,7 +10978,7 @@
 
 <file path=word/comments.xml><?xml version="1.0" encoding="utf-8"?>
 <w:comments xmlns:wpc="http://schemas.microsoft.com/office/word/2010/wordprocessingCanvas" xmlns:cx="http://schemas.microsoft.com/office/drawing/2014/chartex" xmlns:cx1="http://schemas.microsoft.com/office/drawing/2015/9/8/chartex" xmlns:cx2="http://schemas.microsoft.com/office/drawing/2015/10/21/chartex" xmlns:cx3="http://schemas.microsoft.com/office/drawing/2016/5/9/chartex" xmlns:cx4="http://schemas.microsoft.com/office/drawing/2016/5/10/chartex" xmlns:cx5="http://schemas.microsoft.com/office/drawing/2016/5/11/chartex" xmlns:cx6="http://schemas.microsoft.com/office/drawing/2016/5/12/chartex" xmlns:cx7="http://schemas.microsoft.com/office/drawing/2016/5/13/chartex" xmlns:cx8="http://schemas.microsoft.com/office/drawing/2016/5/14/chartex" xmlns:mc="http://schemas.openxmlformats.org/markup-compatibility/2006" xmlns:aink="http://schemas.microsoft.com/office/drawing/2016/ink" xmlns:am3d="http://schemas.microsoft.com/office/drawing/2017/model3d" xmlns:o="urn:schemas-microsoft-com:office:office" xmlns:oel="http://schemas.microsoft.com/office/2019/extlst" xmlns:r="http://schemas.openxmlformats.org/officeDocument/2006/relationships" xmlns:m="http://schemas.openxmlformats.org/officeDocument/2006/math" xmlns:v="urn:schemas-microsoft-com:vml" xmlns:wp14="http://schemas.microsoft.com/office/word/2010/wordprocessingDrawing" xmlns:wp="http://schemas.openxmlformats.org/drawingml/2006/wordprocessingDrawing" xmlns:w10="urn:schemas-microsoft-com:office:word" xmlns:w="http://schemas.openxmlformats.org/wordprocessingml/2006/main" xmlns:w14="http://schemas.microsoft.com/office/word/2010/wordml" xmlns:w15="http://schemas.microsoft.com/office/word/2012/wordml" xmlns:w16cex="http://schemas.microsoft.com/office/word/2018/wordml/cex" xmlns:w16cid="http://schemas.microsoft.com/office/word/2016/wordml/cid" xmlns:w16="http://schemas.microsoft.com/office/word/2018/wordml" xmlns:w16du="http://schemas.microsoft.com/office/word/2023/wordml/word16du" xmlns:w16sdtdh="http://schemas.microsoft.com/office/word/2020/wordml/sdtdatahash" xmlns:w16sdtfl="http://schemas.microsoft.com/office/word/2024/wordml/sdtformatlock" xmlns:w16se="http://schemas.microsoft.com/office/word/2015/wordml/symex" xmlns:wpg="http://schemas.microsoft.com/office/word/2010/wordprocessingGroup" xmlns:wpi="http://schemas.microsoft.com/office/word/2010/wordprocessingInk" xmlns:wne="http://schemas.microsoft.com/office/word/2006/wordml" xmlns:wps="http://schemas.microsoft.com/office/word/2010/wordprocessingShape" mc:Ignorable="w14 w15 w16se w16cid w16 w16cex w16sdtdh w16sdtfl w16du wp14">
-  <w:comment w:id="1" w:author="Chuẩn hóa" w:date="2026-09-06T09:45:00Z" w:initials="CH">
+  <w:comment w:id="2" w:author="Chuẩn hóa" w:date="2026-09-06T11:43:00Z" w:initials="CH">
     <w:p>
       <w:pPr>
         <w:pStyle w:val="CommentText"/>
@@ -10912,7 +10990,7 @@
         <w:annotationRef/>
       </w:r>
       <w:r>
-        <w:t>Hiện tại: Phụ lục chưa đánh số trang riêng.</w:t>
+        <w:t>Hiện tại: Đã có Line Shape gần Tiêu ngữ nhưng chưa đặt đúng vị trí bên dưới.</w:t>
       </w:r>
     </w:p>
     <w:p>
@@ -10920,11 +10998,11 @@
         <w:pStyle w:val="CommentText"/>
       </w:pPr>
       <w:r>
-        <w:t>Yêu cầu đúng: Tạo section riêng và đánh số trang lại từ đầu cho từng Phụ lục.</w:t>
+        <w:t>Yêu cầu đúng: Dùng Line Shape nét liền, không mũi tên, dài bằng dòng Tiêu ngữ và đặt cân đối bên dưới; underline hoặc viền đoạn không thay thế được.</w:t>
       </w:r>
     </w:p>
   </w:comment>
-  <w:comment w:id="6" w:author="Chuẩn hóa" w:date="2026-09-06T09:45:00Z" w:initials="CH">
+  <w:comment w:id="5" w:author="Chuẩn hóa" w:date="2026-09-06T11:43:00Z" w:initials="CH">
     <w:p>
       <w:pPr>
         <w:pStyle w:val="CommentText"/>
@@ -10936,7 +11014,7 @@
         <w:annotationRef/>
       </w:r>
       <w:r>
-        <w:t>Hiện tại: Thụt đầu dòng không đúng.</w:t>
+        <w:t>Hiện tại: Đã có Line Shape gần trích yếu nhưng chưa đặt đúng vị trí bên dưới.</w:t>
       </w:r>
     </w:p>
     <w:p>
@@ -10944,11 +11022,11 @@
         <w:pStyle w:val="CommentText"/>
       </w:pPr>
       <w:r>
-        <w:t>Yêu cầu đúng: Thụt đầu dòng 1–1,27 cm.</w:t>
+        <w:t>Yêu cầu đúng: Dùng Line Shape nét liền, không mũi tên, dài từ 1/3 đến 1/2 dòng trích yếu và đặt cân đối bên dưới; underline hoặc viền đoạn không thay thế được.</w:t>
       </w:r>
     </w:p>
   </w:comment>
-  <w:comment w:id="11" w:author="Chuẩn hóa" w:date="2026-09-06T09:45:00Z" w:initials="CH">
+  <w:comment w:id="15" w:author="Chuẩn hóa" w:date="2026-09-06T11:43:00Z" w:initials="CH">
     <w:p>
       <w:pPr>
         <w:pStyle w:val="CommentText"/>
@@ -10960,7 +11038,7 @@
         <w:annotationRef/>
       </w:r>
       <w:r>
-        <w:t>Hiện tại: Thụt đầu dòng không đúng.</w:t>
+        <w:t>Hiện tại: Phụ lục chưa đánh số trang riêng.</w:t>
       </w:r>
     </w:p>
     <w:p>
@@ -10968,11 +11046,11 @@
         <w:pStyle w:val="CommentText"/>
       </w:pPr>
       <w:r>
-        <w:t>Yêu cầu đúng: Thụt đầu dòng 1–1,27 cm.</w:t>
+        <w:t>Yêu cầu đúng: Tạo section riêng và đánh số trang lại từ đầu cho từng Phụ lục.</w:t>
       </w:r>
     </w:p>
   </w:comment>
-  <w:comment w:id="17" w:author="Chuẩn hóa" w:date="2026-09-06T09:45:00Z" w:initials="CH">
+  <w:comment w:id="14" w:author="Chuẩn hóa" w:date="2026-09-06T11:43:00Z" w:initials="CH">
     <w:p>
       <w:pPr>
         <w:pStyle w:val="CommentText"/>
@@ -10984,7 +11062,7 @@
         <w:annotationRef/>
       </w:r>
       <w:r>
-        <w:t>Hiện tại: Nội dung không dùng màu đen.</w:t>
+        <w:t>Hiện tại: Văn bản có phụ lục nhưng phần nội dung chưa nhắc tới.</w:t>
       </w:r>
     </w:p>
     <w:p>
@@ -10992,11 +11070,11 @@
         <w:pStyle w:val="CommentText"/>
       </w:pPr>
       <w:r>
-        <w:t>Yêu cầu đúng: Dùng màu đen tự động.</w:t>
+        <w:t>Yêu cầu đúng: Bổ sung chỉ dẫn về phụ lục kèm theo.</w:t>
       </w:r>
     </w:p>
   </w:comment>
-  <w:comment w:id="16" w:author="Chuẩn hóa" w:date="2026-09-06T09:45:00Z" w:initials="CH">
+  <w:comment w:id="13" w:author="Chuẩn hóa" w:date="2026-09-06T11:43:00Z" w:initials="CH">
     <w:p>
       <w:pPr>
         <w:pStyle w:val="CommentText"/>
@@ -11008,7 +11086,7 @@
         <w:annotationRef/>
       </w:r>
       <w:r>
-        <w:t>Hiện tại: Thụt đầu dòng không đúng.</w:t>
+        <w:t>Hiện tại: Phụ lục thiếu dòng thông tin kèm theo văn bản.</w:t>
       </w:r>
     </w:p>
     <w:p>
@@ -11016,11 +11094,11 @@
         <w:pStyle w:val="CommentText"/>
       </w:pPr>
       <w:r>
-        <w:t>Yêu cầu đúng: Thụt đầu dòng 1–1,27 cm.</w:t>
+        <w:t>Yêu cầu đúng: Thêm dòng căn giữa, cỡ chữ 13–14, in nghiêng theo dạng: (Kèm theo Văn bản số ... ngày ... tháng ... năm ... của ...).</w:t>
       </w:r>
     </w:p>
   </w:comment>
-  <w:comment w:id="23" w:author="Chuẩn hóa" w:date="2026-09-06T09:45:00Z" w:initials="CH">
+  <w:comment w:id="18" w:author="Chuẩn hóa" w:date="2026-09-06T11:43:00Z" w:initials="CH">
     <w:p>
       <w:pPr>
         <w:pStyle w:val="CommentText"/>
@@ -11032,7 +11110,7 @@
         <w:annotationRef/>
       </w:r>
       <w:r>
-        <w:t>Hiện tại: Nội dung không dùng màu đen.</w:t>
+        <w:t>Hiện tại: Đã có Line Shape gần tên cơ quan ban hành nhưng chưa đặt đúng vị trí bên dưới.</w:t>
       </w:r>
     </w:p>
     <w:p>
@@ -11040,11 +11118,11 @@
         <w:pStyle w:val="CommentText"/>
       </w:pPr>
       <w:r>
-        <w:t>Yêu cầu đúng: Dùng màu đen tự động.</w:t>
+        <w:t>Yêu cầu đúng: Dùng Line Shape nét liền, không mũi tên, dài từ 1/3 đến 1/2 dòng tên cơ quan và đặt cân đối bên dưới; underline hoặc viền đoạn không thay thế được.</w:t>
       </w:r>
     </w:p>
   </w:comment>
-  <w:comment w:id="22" w:author="Chuẩn hóa" w:date="2026-09-06T09:45:00Z" w:initials="CH">
+  <w:comment w:id="22" w:author="Chuẩn hóa" w:date="2026-09-06T11:43:00Z" w:initials="CH">
     <w:p>
       <w:pPr>
         <w:pStyle w:val="CommentText"/>
@@ -11056,7 +11134,7 @@
         <w:annotationRef/>
       </w:r>
       <w:r>
-        <w:t>Hiện tại: Thụt đầu dòng không đúng.</w:t>
+        <w:t>Hiện tại: Đã có Line Shape gần Tiêu ngữ nhưng chưa đặt đúng vị trí bên dưới.</w:t>
       </w:r>
     </w:p>
     <w:p>
@@ -11064,11 +11142,11 @@
         <w:pStyle w:val="CommentText"/>
       </w:pPr>
       <w:r>
-        <w:t>Yêu cầu đúng: Thụt đầu dòng 1–1,27 cm.</w:t>
+        <w:t>Yêu cầu đúng: Dùng Line Shape nét liền, không mũi tên, dài bằng dòng Tiêu ngữ và đặt cân đối bên dưới; underline hoặc viền đoạn không thay thế được.</w:t>
       </w:r>
     </w:p>
   </w:comment>
-  <w:comment w:id="29" w:author="Chuẩn hóa" w:date="2026-09-06T09:45:00Z" w:initials="CH">
+  <w:comment w:id="25" w:author="Chuẩn hóa" w:date="2026-09-06T11:43:00Z" w:initials="CH">
     <w:p>
       <w:pPr>
         <w:pStyle w:val="CommentText"/>
@@ -11080,7 +11158,7 @@
         <w:annotationRef/>
       </w:r>
       <w:r>
-        <w:t>Hiện tại: Nội dung không dùng màu đen.</w:t>
+        <w:t>Hiện tại: Đã có Line Shape gần trích yếu nhưng chưa đặt đúng vị trí bên dưới.</w:t>
       </w:r>
     </w:p>
     <w:p>
@@ -11088,11 +11166,11 @@
         <w:pStyle w:val="CommentText"/>
       </w:pPr>
       <w:r>
-        <w:t>Yêu cầu đúng: Dùng màu đen tự động.</w:t>
+        <w:t>Yêu cầu đúng: Dùng Line Shape nét liền, không mũi tên, dài từ 1/3 đến 1/2 dòng trích yếu và đặt cân đối bên dưới; underline hoặc viền đoạn không thay thế được.</w:t>
       </w:r>
     </w:p>
   </w:comment>
-  <w:comment w:id="28" w:author="Chuẩn hóa" w:date="2026-09-06T09:45:00Z" w:initials="CH">
+  <w:comment w:id="35" w:author="Chuẩn hóa" w:date="2026-09-06T11:43:00Z" w:initials="CH">
     <w:p>
       <w:pPr>
         <w:pStyle w:val="CommentText"/>
@@ -11104,7 +11182,7 @@
         <w:annotationRef/>
       </w:r>
       <w:r>
-        <w:t>Hiện tại: Thụt đầu dòng không đúng.</w:t>
+        <w:t>Hiện tại: Dòng Lưu chưa đúng cấu trúc.</w:t>
       </w:r>
     </w:p>
     <w:p>
@@ -11112,11 +11190,11 @@
         <w:pStyle w:val="CommentText"/>
       </w:pPr>
       <w:r>
-        <w:t>Yêu cầu đúng: Thụt đầu dòng 1–1,27 cm.</w:t>
+        <w:t>Yêu cầu đúng: Dòng cuối có dạng - Lưu: VT, ...</w:t>
       </w:r>
     </w:p>
   </w:comment>
-  <w:comment w:id="35" w:author="Chuẩn hóa" w:date="2026-09-06T09:45:00Z" w:initials="CH">
+  <w:comment w:id="38" w:author="Chuẩn hóa" w:date="2026-09-06T11:43:00Z" w:initials="CH">
     <w:p>
       <w:pPr>
         <w:pStyle w:val="CommentText"/>
@@ -11128,7 +11206,7 @@
         <w:annotationRef/>
       </w:r>
       <w:r>
-        <w:t>Hiện tại: Nội dung không dùng màu đen.</w:t>
+        <w:t>Hiện tại: Đã có Line Shape gần Tiêu ngữ nhưng chưa đặt đúng vị trí bên dưới.</w:t>
       </w:r>
     </w:p>
     <w:p>
@@ -11136,11 +11214,11 @@
         <w:pStyle w:val="CommentText"/>
       </w:pPr>
       <w:r>
-        <w:t>Yêu cầu đúng: Dùng màu đen tự động.</w:t>
+        <w:t>Yêu cầu đúng: Dùng Line Shape nét liền, không mũi tên, dài bằng dòng Tiêu ngữ và đặt cân đối bên dưới; underline hoặc viền đoạn không thay thế được.</w:t>
       </w:r>
     </w:p>
   </w:comment>
-  <w:comment w:id="34" w:author="Chuẩn hóa" w:date="2026-09-06T09:45:00Z" w:initials="CH">
+  <w:comment w:id="41" w:author="Chuẩn hóa" w:date="2026-09-06T11:43:00Z" w:initials="CH">
     <w:p>
       <w:pPr>
         <w:pStyle w:val="CommentText"/>
@@ -11152,7 +11230,7 @@
         <w:annotationRef/>
       </w:r>
       <w:r>
-        <w:t>Hiện tại: Thụt đầu dòng không đúng.</w:t>
+        <w:t>Hiện tại: Đã có Line Shape gần Tiêu ngữ nhưng chưa đặt đúng vị trí bên dưới.</w:t>
       </w:r>
     </w:p>
     <w:p>
@@ -11160,631 +11238,7 @@
         <w:pStyle w:val="CommentText"/>
       </w:pPr>
       <w:r>
-        <w:t>Yêu cầu đúng: Thụt đầu dòng 1–1,27 cm.</w:t>
-      </w:r>
-    </w:p>
-  </w:comment>
-  <w:comment w:id="41" w:author="Chuẩn hóa" w:date="2026-09-06T09:45:00Z" w:initials="CH">
-    <w:p>
-      <w:pPr>
-        <w:pStyle w:val="CommentText"/>
-      </w:pPr>
-      <w:r>
-        <w:rPr>
-          <w:rStyle w:val="CommentReference"/>
-        </w:rPr>
-        <w:annotationRef/>
-      </w:r>
-      <w:r>
-        <w:t>Hiện tại: Nội dung không dùng màu đen.</w:t>
-      </w:r>
-    </w:p>
-    <w:p>
-      <w:pPr>
-        <w:pStyle w:val="CommentText"/>
-      </w:pPr>
-      <w:r>
-        <w:t>Yêu cầu đúng: Dùng màu đen tự động.</w:t>
-      </w:r>
-    </w:p>
-  </w:comment>
-  <w:comment w:id="40" w:author="Chuẩn hóa" w:date="2026-09-06T09:45:00Z" w:initials="CH">
-    <w:p>
-      <w:pPr>
-        <w:pStyle w:val="CommentText"/>
-      </w:pPr>
-      <w:r>
-        <w:rPr>
-          <w:rStyle w:val="CommentReference"/>
-        </w:rPr>
-        <w:annotationRef/>
-      </w:r>
-      <w:r>
-        <w:t>Hiện tại: Thụt đầu dòng không đúng.</w:t>
-      </w:r>
-    </w:p>
-    <w:p>
-      <w:pPr>
-        <w:pStyle w:val="CommentText"/>
-      </w:pPr>
-      <w:r>
-        <w:t>Yêu cầu đúng: Thụt đầu dòng 1–1,27 cm.</w:t>
-      </w:r>
-    </w:p>
-  </w:comment>
-  <w:comment w:id="47" w:author="Chuẩn hóa" w:date="2026-09-06T09:45:00Z" w:initials="CH">
-    <w:p>
-      <w:pPr>
-        <w:pStyle w:val="CommentText"/>
-      </w:pPr>
-      <w:r>
-        <w:rPr>
-          <w:rStyle w:val="CommentReference"/>
-        </w:rPr>
-        <w:annotationRef/>
-      </w:r>
-      <w:r>
-        <w:t>Hiện tại: Nội dung không dùng màu đen.</w:t>
-      </w:r>
-    </w:p>
-    <w:p>
-      <w:pPr>
-        <w:pStyle w:val="CommentText"/>
-      </w:pPr>
-      <w:r>
-        <w:t>Yêu cầu đúng: Dùng màu đen tự động.</w:t>
-      </w:r>
-    </w:p>
-  </w:comment>
-  <w:comment w:id="46" w:author="Chuẩn hóa" w:date="2026-09-06T09:45:00Z" w:initials="CH">
-    <w:p>
-      <w:pPr>
-        <w:pStyle w:val="CommentText"/>
-      </w:pPr>
-      <w:r>
-        <w:rPr>
-          <w:rStyle w:val="CommentReference"/>
-        </w:rPr>
-        <w:annotationRef/>
-      </w:r>
-      <w:r>
-        <w:t>Hiện tại: Thụt đầu dòng không đúng.</w:t>
-      </w:r>
-    </w:p>
-    <w:p>
-      <w:pPr>
-        <w:pStyle w:val="CommentText"/>
-      </w:pPr>
-      <w:r>
-        <w:t>Yêu cầu đúng: Thụt đầu dòng 1–1,27 cm.</w:t>
-      </w:r>
-    </w:p>
-  </w:comment>
-  <w:comment w:id="53" w:author="Chuẩn hóa" w:date="2026-09-06T09:45:00Z" w:initials="CH">
-    <w:p>
-      <w:pPr>
-        <w:pStyle w:val="CommentText"/>
-      </w:pPr>
-      <w:r>
-        <w:rPr>
-          <w:rStyle w:val="CommentReference"/>
-        </w:rPr>
-        <w:annotationRef/>
-      </w:r>
-      <w:r>
-        <w:t>Hiện tại: Nội dung không dùng màu đen.</w:t>
-      </w:r>
-    </w:p>
-    <w:p>
-      <w:pPr>
-        <w:pStyle w:val="CommentText"/>
-      </w:pPr>
-      <w:r>
-        <w:t>Yêu cầu đúng: Dùng màu đen tự động.</w:t>
-      </w:r>
-    </w:p>
-  </w:comment>
-  <w:comment w:id="52" w:author="Chuẩn hóa" w:date="2026-09-06T09:45:00Z" w:initials="CH">
-    <w:p>
-      <w:pPr>
-        <w:pStyle w:val="CommentText"/>
-      </w:pPr>
-      <w:r>
-        <w:rPr>
-          <w:rStyle w:val="CommentReference"/>
-        </w:rPr>
-        <w:annotationRef/>
-      </w:r>
-      <w:r>
-        <w:t>Hiện tại: Thụt đầu dòng không đúng.</w:t>
-      </w:r>
-    </w:p>
-    <w:p>
-      <w:pPr>
-        <w:pStyle w:val="CommentText"/>
-      </w:pPr>
-      <w:r>
-        <w:t>Yêu cầu đúng: Thụt đầu dòng 1–1,27 cm.</w:t>
-      </w:r>
-    </w:p>
-  </w:comment>
-  <w:comment w:id="61" w:author="Chuẩn hóa" w:date="2026-09-06T09:45:00Z" w:initials="CH">
-    <w:p>
-      <w:pPr>
-        <w:pStyle w:val="CommentText"/>
-      </w:pPr>
-      <w:r>
-        <w:rPr>
-          <w:rStyle w:val="CommentReference"/>
-        </w:rPr>
-        <w:annotationRef/>
-      </w:r>
-      <w:r>
-        <w:t>Hiện tại: Nội dung không dùng màu đen.</w:t>
-      </w:r>
-    </w:p>
-    <w:p>
-      <w:pPr>
-        <w:pStyle w:val="CommentText"/>
-      </w:pPr>
-      <w:r>
-        <w:t>Yêu cầu đúng: Dùng màu đen tự động.</w:t>
-      </w:r>
-    </w:p>
-  </w:comment>
-  <w:comment w:id="60" w:author="Chuẩn hóa" w:date="2026-09-06T09:45:00Z" w:initials="CH">
-    <w:p>
-      <w:pPr>
-        <w:pStyle w:val="CommentText"/>
-      </w:pPr>
-      <w:r>
-        <w:rPr>
-          <w:rStyle w:val="CommentReference"/>
-        </w:rPr>
-        <w:annotationRef/>
-      </w:r>
-      <w:r>
-        <w:t>Hiện tại: Thụt đầu dòng không đúng.</w:t>
-      </w:r>
-    </w:p>
-    <w:p>
-      <w:pPr>
-        <w:pStyle w:val="CommentText"/>
-      </w:pPr>
-      <w:r>
-        <w:t>Yêu cầu đúng: Thụt đầu dòng 1–1,27 cm.</w:t>
-      </w:r>
-    </w:p>
-  </w:comment>
-  <w:comment w:id="67" w:author="Chuẩn hóa" w:date="2026-09-06T09:45:00Z" w:initials="CH">
-    <w:p>
-      <w:pPr>
-        <w:pStyle w:val="CommentText"/>
-      </w:pPr>
-      <w:r>
-        <w:rPr>
-          <w:rStyle w:val="CommentReference"/>
-        </w:rPr>
-        <w:annotationRef/>
-      </w:r>
-      <w:r>
-        <w:t>Hiện tại: Văn bản có phụ lục nhưng phần nội dung chưa nhắc tới.</w:t>
-      </w:r>
-    </w:p>
-    <w:p>
-      <w:pPr>
-        <w:pStyle w:val="CommentText"/>
-      </w:pPr>
-      <w:r>
-        <w:t>Yêu cầu đúng: Bổ sung chỉ dẫn về phụ lục kèm theo.</w:t>
-      </w:r>
-    </w:p>
-  </w:comment>
-  <w:comment w:id="66" w:author="Chuẩn hóa" w:date="2026-09-06T09:45:00Z" w:initials="CH">
-    <w:p>
-      <w:pPr>
-        <w:pStyle w:val="CommentText"/>
-      </w:pPr>
-      <w:r>
-        <w:rPr>
-          <w:rStyle w:val="CommentReference"/>
-        </w:rPr>
-        <w:annotationRef/>
-      </w:r>
-      <w:r>
-        <w:t>Hiện tại: Phụ lục thiếu dòng thông tin kèm theo văn bản.</w:t>
-      </w:r>
-    </w:p>
-    <w:p>
-      <w:pPr>
-        <w:pStyle w:val="CommentText"/>
-      </w:pPr>
-      <w:r>
-        <w:t>Yêu cầu đúng: Thêm dòng căn giữa, cỡ chữ 13–14, in nghiêng theo dạng: (Kèm theo Văn bản số ... ngày ... tháng ... năm ... của ...).</w:t>
-      </w:r>
-    </w:p>
-  </w:comment>
-  <w:comment w:id="71" w:author="Chuẩn hóa" w:date="2026-09-06T09:45:00Z" w:initials="CH">
-    <w:p>
-      <w:pPr>
-        <w:pStyle w:val="CommentText"/>
-      </w:pPr>
-      <w:r>
-        <w:rPr>
-          <w:rStyle w:val="CommentReference"/>
-        </w:rPr>
-        <w:annotationRef/>
-      </w:r>
-      <w:r>
-        <w:t>Hiện tại: Đã có Line Shape gần Tiêu ngữ nhưng chưa đặt đúng vị trí bên dưới.</w:t>
-      </w:r>
-    </w:p>
-    <w:p>
-      <w:pPr>
-        <w:pStyle w:val="CommentText"/>
-      </w:pPr>
-      <w:r>
         <w:t>Yêu cầu đúng: Dùng Line Shape nét liền, không mũi tên, dài bằng dòng Tiêu ngữ và đặt cân đối bên dưới; underline hoặc viền đoạn không thay thế được.</w:t>
-      </w:r>
-    </w:p>
-  </w:comment>
-  <w:comment w:id="74" w:author="Chuẩn hóa" w:date="2026-09-06T09:45:00Z" w:initials="CH">
-    <w:p>
-      <w:pPr>
-        <w:pStyle w:val="CommentText"/>
-      </w:pPr>
-      <w:r>
-        <w:rPr>
-          <w:rStyle w:val="CommentReference"/>
-        </w:rPr>
-        <w:annotationRef/>
-      </w:r>
-      <w:r>
-        <w:t>Hiện tại: Đã có Line Shape gần trích yếu nhưng chưa đặt đúng vị trí bên dưới.</w:t>
-      </w:r>
-    </w:p>
-    <w:p>
-      <w:pPr>
-        <w:pStyle w:val="CommentText"/>
-      </w:pPr>
-      <w:r>
-        <w:t>Yêu cầu đúng: Dùng Line Shape nét liền, không mũi tên, dài từ 1/3 đến 1/2 dòng trích yếu và đặt cân đối bên dưới; underline hoặc viền đoạn không thay thế được.</w:t>
-      </w:r>
-    </w:p>
-  </w:comment>
-  <w:comment w:id="84" w:author="Chuẩn hóa" w:date="2026-09-06T09:45:00Z" w:initials="CH">
-    <w:p>
-      <w:pPr>
-        <w:pStyle w:val="CommentText"/>
-      </w:pPr>
-      <w:r>
-        <w:rPr>
-          <w:rStyle w:val="CommentReference"/>
-        </w:rPr>
-        <w:annotationRef/>
-      </w:r>
-      <w:r>
-        <w:t>Hiện tại: Dòng Lưu chưa đúng cấu trúc.</w:t>
-      </w:r>
-    </w:p>
-    <w:p>
-      <w:pPr>
-        <w:pStyle w:val="CommentText"/>
-      </w:pPr>
-      <w:r>
-        <w:t>Yêu cầu đúng: Dòng cuối có dạng - Lưu: VT, ...</w:t>
-      </w:r>
-    </w:p>
-  </w:comment>
-  <w:comment w:id="87" w:author="Chuẩn hóa" w:date="2026-09-06T09:45:00Z" w:initials="CH">
-    <w:p>
-      <w:pPr>
-        <w:pStyle w:val="CommentText"/>
-      </w:pPr>
-      <w:r>
-        <w:rPr>
-          <w:rStyle w:val="CommentReference"/>
-        </w:rPr>
-        <w:annotationRef/>
-      </w:r>
-      <w:r>
-        <w:t>Hiện tại: Đã có Line Shape gần tên cơ quan ban hành nhưng chưa đặt đúng vị trí bên dưới.</w:t>
-      </w:r>
-    </w:p>
-    <w:p>
-      <w:pPr>
-        <w:pStyle w:val="CommentText"/>
-      </w:pPr>
-      <w:r>
-        <w:t>Yêu cầu đúng: Dùng Line Shape nét liền, không mũi tên, dài từ 1/3 đến 1/2 dòng tên cơ quan và đặt cân đối bên dưới; underline hoặc viền đoạn không thay thế được.</w:t>
-      </w:r>
-    </w:p>
-  </w:comment>
-  <w:comment w:id="93" w:author="Chuẩn hóa" w:date="2026-09-06T09:45:00Z" w:initials="CH">
-    <w:p>
-      <w:pPr>
-        <w:pStyle w:val="CommentText"/>
-      </w:pPr>
-      <w:r>
-        <w:rPr>
-          <w:rStyle w:val="CommentReference"/>
-        </w:rPr>
-        <w:annotationRef/>
-      </w:r>
-      <w:r>
-        <w:t>Hiện tại: Nội dung không dùng màu đen.</w:t>
-      </w:r>
-    </w:p>
-    <w:p>
-      <w:pPr>
-        <w:pStyle w:val="CommentText"/>
-      </w:pPr>
-      <w:r>
-        <w:t>Yêu cầu đúng: Dùng màu đen tự động.</w:t>
-      </w:r>
-    </w:p>
-  </w:comment>
-  <w:comment w:id="92" w:author="Chuẩn hóa" w:date="2026-09-06T09:45:00Z" w:initials="CH">
-    <w:p>
-      <w:pPr>
-        <w:pStyle w:val="CommentText"/>
-      </w:pPr>
-      <w:r>
-        <w:rPr>
-          <w:rStyle w:val="CommentReference"/>
-        </w:rPr>
-        <w:annotationRef/>
-      </w:r>
-      <w:r>
-        <w:t>Hiện tại: Thụt đầu dòng không đúng.</w:t>
-      </w:r>
-    </w:p>
-    <w:p>
-      <w:pPr>
-        <w:pStyle w:val="CommentText"/>
-      </w:pPr>
-      <w:r>
-        <w:t>Yêu cầu đúng: Thụt đầu dòng 1–1,27 cm.</w:t>
-      </w:r>
-    </w:p>
-  </w:comment>
-  <w:comment w:id="99" w:author="Chuẩn hóa" w:date="2026-09-06T09:45:00Z" w:initials="CH">
-    <w:p>
-      <w:pPr>
-        <w:pStyle w:val="CommentText"/>
-      </w:pPr>
-      <w:r>
-        <w:rPr>
-          <w:rStyle w:val="CommentReference"/>
-        </w:rPr>
-        <w:annotationRef/>
-      </w:r>
-      <w:r>
-        <w:t>Hiện tại: Nội dung không dùng màu đen.</w:t>
-      </w:r>
-    </w:p>
-    <w:p>
-      <w:pPr>
-        <w:pStyle w:val="CommentText"/>
-      </w:pPr>
-      <w:r>
-        <w:t>Yêu cầu đúng: Dùng màu đen tự động.</w:t>
-      </w:r>
-    </w:p>
-  </w:comment>
-  <w:comment w:id="98" w:author="Chuẩn hóa" w:date="2026-09-06T09:45:00Z" w:initials="CH">
-    <w:p>
-      <w:pPr>
-        <w:pStyle w:val="CommentText"/>
-      </w:pPr>
-      <w:r>
-        <w:rPr>
-          <w:rStyle w:val="CommentReference"/>
-        </w:rPr>
-        <w:annotationRef/>
-      </w:r>
-      <w:r>
-        <w:t>Hiện tại: Thụt đầu dòng không đúng.</w:t>
-      </w:r>
-    </w:p>
-    <w:p>
-      <w:pPr>
-        <w:pStyle w:val="CommentText"/>
-      </w:pPr>
-      <w:r>
-        <w:t>Yêu cầu đúng: Thụt đầu dòng 1–1,27 cm.</w:t>
-      </w:r>
-    </w:p>
-  </w:comment>
-  <w:comment w:id="105" w:author="Chuẩn hóa" w:date="2026-09-06T09:45:00Z" w:initials="CH">
-    <w:p>
-      <w:pPr>
-        <w:pStyle w:val="CommentText"/>
-      </w:pPr>
-      <w:r>
-        <w:rPr>
-          <w:rStyle w:val="CommentReference"/>
-        </w:rPr>
-        <w:annotationRef/>
-      </w:r>
-      <w:r>
-        <w:t>Hiện tại: Nội dung không dùng màu đen.</w:t>
-      </w:r>
-    </w:p>
-    <w:p>
-      <w:pPr>
-        <w:pStyle w:val="CommentText"/>
-      </w:pPr>
-      <w:r>
-        <w:t>Yêu cầu đúng: Dùng màu đen tự động.</w:t>
-      </w:r>
-    </w:p>
-  </w:comment>
-  <w:comment w:id="104" w:author="Chuẩn hóa" w:date="2026-09-06T09:45:00Z" w:initials="CH">
-    <w:p>
-      <w:pPr>
-        <w:pStyle w:val="CommentText"/>
-      </w:pPr>
-      <w:r>
-        <w:rPr>
-          <w:rStyle w:val="CommentReference"/>
-        </w:rPr>
-        <w:annotationRef/>
-      </w:r>
-      <w:r>
-        <w:t>Hiện tại: Thụt đầu dòng không đúng.</w:t>
-      </w:r>
-    </w:p>
-    <w:p>
-      <w:pPr>
-        <w:pStyle w:val="CommentText"/>
-      </w:pPr>
-      <w:r>
-        <w:t>Yêu cầu đúng: Thụt đầu dòng 1–1,27 cm.</w:t>
-      </w:r>
-    </w:p>
-  </w:comment>
-  <w:comment w:id="111" w:author="Chuẩn hóa" w:date="2026-09-06T09:45:00Z" w:initials="CH">
-    <w:p>
-      <w:pPr>
-        <w:pStyle w:val="CommentText"/>
-      </w:pPr>
-      <w:r>
-        <w:rPr>
-          <w:rStyle w:val="CommentReference"/>
-        </w:rPr>
-        <w:annotationRef/>
-      </w:r>
-      <w:r>
-        <w:t>Hiện tại: Nội dung không dùng màu đen.</w:t>
-      </w:r>
-    </w:p>
-    <w:p>
-      <w:pPr>
-        <w:pStyle w:val="CommentText"/>
-      </w:pPr>
-      <w:r>
-        <w:t>Yêu cầu đúng: Dùng màu đen tự động.</w:t>
-      </w:r>
-    </w:p>
-  </w:comment>
-  <w:comment w:id="110" w:author="Chuẩn hóa" w:date="2026-09-06T09:45:00Z" w:initials="CH">
-    <w:p>
-      <w:pPr>
-        <w:pStyle w:val="CommentText"/>
-      </w:pPr>
-      <w:r>
-        <w:rPr>
-          <w:rStyle w:val="CommentReference"/>
-        </w:rPr>
-        <w:annotationRef/>
-      </w:r>
-      <w:r>
-        <w:t>Hiện tại: Thụt đầu dòng không đúng.</w:t>
-      </w:r>
-    </w:p>
-    <w:p>
-      <w:pPr>
-        <w:pStyle w:val="CommentText"/>
-      </w:pPr>
-      <w:r>
-        <w:t>Yêu cầu đúng: Thụt đầu dòng 1–1,27 cm.</w:t>
-      </w:r>
-    </w:p>
-  </w:comment>
-  <w:comment w:id="117" w:author="Chuẩn hóa" w:date="2026-09-06T09:45:00Z" w:initials="CH">
-    <w:p>
-      <w:pPr>
-        <w:pStyle w:val="CommentText"/>
-      </w:pPr>
-      <w:r>
-        <w:rPr>
-          <w:rStyle w:val="CommentReference"/>
-        </w:rPr>
-        <w:annotationRef/>
-      </w:r>
-      <w:r>
-        <w:t>Hiện tại: Nội dung không dùng màu đen.</w:t>
-      </w:r>
-    </w:p>
-    <w:p>
-      <w:pPr>
-        <w:pStyle w:val="CommentText"/>
-      </w:pPr>
-      <w:r>
-        <w:t>Yêu cầu đúng: Dùng màu đen tự động.</w:t>
-      </w:r>
-    </w:p>
-  </w:comment>
-  <w:comment w:id="116" w:author="Chuẩn hóa" w:date="2026-09-06T09:45:00Z" w:initials="CH">
-    <w:p>
-      <w:pPr>
-        <w:pStyle w:val="CommentText"/>
-      </w:pPr>
-      <w:r>
-        <w:rPr>
-          <w:rStyle w:val="CommentReference"/>
-        </w:rPr>
-        <w:annotationRef/>
-      </w:r>
-      <w:r>
-        <w:t>Hiện tại: Thụt đầu dòng không đúng.</w:t>
-      </w:r>
-    </w:p>
-    <w:p>
-      <w:pPr>
-        <w:pStyle w:val="CommentText"/>
-      </w:pPr>
-      <w:r>
-        <w:t>Yêu cầu đúng: Thụt đầu dòng 1–1,27 cm.</w:t>
-      </w:r>
-    </w:p>
-  </w:comment>
-  <w:comment w:id="123" w:author="Chuẩn hóa" w:date="2026-09-06T09:45:00Z" w:initials="CH">
-    <w:p>
-      <w:pPr>
-        <w:pStyle w:val="CommentText"/>
-      </w:pPr>
-      <w:r>
-        <w:rPr>
-          <w:rStyle w:val="CommentReference"/>
-        </w:rPr>
-        <w:annotationRef/>
-      </w:r>
-      <w:r>
-        <w:t>Hiện tại: Nội dung không dùng màu đen.</w:t>
-      </w:r>
-    </w:p>
-    <w:p>
-      <w:pPr>
-        <w:pStyle w:val="CommentText"/>
-      </w:pPr>
-      <w:r>
-        <w:t>Yêu cầu đúng: Dùng màu đen tự động.</w:t>
-      </w:r>
-    </w:p>
-  </w:comment>
-  <w:comment w:id="122" w:author="Chuẩn hóa" w:date="2026-09-06T09:45:00Z" w:initials="CH">
-    <w:p>
-      <w:pPr>
-        <w:pStyle w:val="CommentText"/>
-      </w:pPr>
-      <w:r>
-        <w:rPr>
-          <w:rStyle w:val="CommentReference"/>
-        </w:rPr>
-        <w:annotationRef/>
-      </w:r>
-      <w:r>
-        <w:t>Hiện tại: Thụt đầu dòng không đúng.</w:t>
-      </w:r>
-    </w:p>
-    <w:p>
-      <w:pPr>
-        <w:pStyle w:val="CommentText"/>
-      </w:pPr>
-      <w:r>
-        <w:t>Yêu cầu đúng: Thụt đầu dòng 1–1,27 cm.</w:t>
       </w:r>
     </w:p>
   </w:comment>
@@ -11793,127 +11247,49 @@
 
 <file path=word/commentsExtended.xml><?xml version="1.0" encoding="utf-8"?>
 <w15:commentsEx xmlns:wpc="http://schemas.microsoft.com/office/word/2010/wordprocessingCanvas" xmlns:cx="http://schemas.microsoft.com/office/drawing/2014/chartex" xmlns:cx1="http://schemas.microsoft.com/office/drawing/2015/9/8/chartex" xmlns:cx2="http://schemas.microsoft.com/office/drawing/2015/10/21/chartex" xmlns:cx3="http://schemas.microsoft.com/office/drawing/2016/5/9/chartex" xmlns:cx4="http://schemas.microsoft.com/office/drawing/2016/5/10/chartex" xmlns:cx5="http://schemas.microsoft.com/office/drawing/2016/5/11/chartex" xmlns:cx6="http://schemas.microsoft.com/office/drawing/2016/5/12/chartex" xmlns:cx7="http://schemas.microsoft.com/office/drawing/2016/5/13/chartex" xmlns:cx8="http://schemas.microsoft.com/office/drawing/2016/5/14/chartex" xmlns:mc="http://schemas.openxmlformats.org/markup-compatibility/2006" xmlns:aink="http://schemas.microsoft.com/office/drawing/2016/ink" xmlns:am3d="http://schemas.microsoft.com/office/drawing/2017/model3d" xmlns:o="urn:schemas-microsoft-com:office:office" xmlns:oel="http://schemas.microsoft.com/office/2019/extlst" xmlns:r="http://schemas.openxmlformats.org/officeDocument/2006/relationships" xmlns:m="http://schemas.openxmlformats.org/officeDocument/2006/math" xmlns:v="urn:schemas-microsoft-com:vml" xmlns:wp14="http://schemas.microsoft.com/office/word/2010/wordprocessingDrawing" xmlns:wp="http://schemas.openxmlformats.org/drawingml/2006/wordprocessingDrawing" xmlns:w10="urn:schemas-microsoft-com:office:word" xmlns:w="http://schemas.openxmlformats.org/wordprocessingml/2006/main" xmlns:w14="http://schemas.microsoft.com/office/word/2010/wordml" xmlns:w15="http://schemas.microsoft.com/office/word/2012/wordml" xmlns:w16cex="http://schemas.microsoft.com/office/word/2018/wordml/cex" xmlns:w16cid="http://schemas.microsoft.com/office/word/2016/wordml/cid" xmlns:w16="http://schemas.microsoft.com/office/word/2018/wordml" xmlns:w16du="http://schemas.microsoft.com/office/word/2023/wordml/word16du" xmlns:w16sdtdh="http://schemas.microsoft.com/office/word/2020/wordml/sdtdatahash" xmlns:w16sdtfl="http://schemas.microsoft.com/office/word/2024/wordml/sdtformatlock" xmlns:w16se="http://schemas.microsoft.com/office/word/2015/wordml/symex" xmlns:wpg="http://schemas.microsoft.com/office/word/2010/wordprocessingGroup" xmlns:wpi="http://schemas.microsoft.com/office/word/2010/wordprocessingInk" xmlns:wne="http://schemas.microsoft.com/office/word/2006/wordml" xmlns:wps="http://schemas.microsoft.com/office/word/2010/wordprocessingShape" mc:Ignorable="w14 w15 w16se w16cid w16 w16cex w16sdtdh w16sdtfl w16du wp14">
-  <w15:commentEx w15:paraId="2A28FB6E" w15:done="0"/>
-  <w15:commentEx w15:paraId="7A840958" w15:done="0"/>
-  <w15:commentEx w15:paraId="71F07D51" w15:done="0"/>
-  <w15:commentEx w15:paraId="560AB68C" w15:done="0"/>
-  <w15:commentEx w15:paraId="4211748A" w15:done="0"/>
-  <w15:commentEx w15:paraId="41FD9F2F" w15:done="0"/>
-  <w15:commentEx w15:paraId="15E6DB04" w15:done="0"/>
-  <w15:commentEx w15:paraId="793220FE" w15:done="0"/>
-  <w15:commentEx w15:paraId="5212C732" w15:done="0"/>
-  <w15:commentEx w15:paraId="71DD02D7" w15:done="0"/>
-  <w15:commentEx w15:paraId="587399E4" w15:done="0"/>
-  <w15:commentEx w15:paraId="116BF1C6" w15:done="0"/>
-  <w15:commentEx w15:paraId="41C59DB1" w15:done="0"/>
-  <w15:commentEx w15:paraId="543BE32A" w15:done="0"/>
-  <w15:commentEx w15:paraId="328AA600" w15:done="0"/>
-  <w15:commentEx w15:paraId="3B0F7F1B" w15:done="0"/>
-  <w15:commentEx w15:paraId="36EAB5E0" w15:done="0"/>
-  <w15:commentEx w15:paraId="4F5CD8E0" w15:done="0"/>
-  <w15:commentEx w15:paraId="7B0CB2C6" w15:done="0"/>
-  <w15:commentEx w15:paraId="54C31604" w15:done="0"/>
-  <w15:commentEx w15:paraId="0A431C20" w15:done="0"/>
-  <w15:commentEx w15:paraId="3F0C961B" w15:done="0"/>
-  <w15:commentEx w15:paraId="659420BD" w15:done="0"/>
-  <w15:commentEx w15:paraId="1E09B7F9" w15:done="0"/>
-  <w15:commentEx w15:paraId="21B45B70" w15:done="0"/>
-  <w15:commentEx w15:paraId="57CC9A6C" w15:done="0"/>
-  <w15:commentEx w15:paraId="7CDF5427" w15:done="0"/>
-  <w15:commentEx w15:paraId="286F512C" w15:done="0"/>
-  <w15:commentEx w15:paraId="7A51C03C" w15:done="0"/>
-  <w15:commentEx w15:paraId="27D4360E" w15:done="0"/>
-  <w15:commentEx w15:paraId="58F6A532" w15:done="0"/>
-  <w15:commentEx w15:paraId="78A4B788" w15:done="0"/>
-  <w15:commentEx w15:paraId="52A20B1C" w15:done="0"/>
-  <w15:commentEx w15:paraId="71330466" w15:done="0"/>
-  <w15:commentEx w15:paraId="6B817D9F" w15:done="0"/>
-  <w15:commentEx w15:paraId="0687254B" w15:done="0"/>
-  <w15:commentEx w15:paraId="536D6E4B" w15:done="0"/>
+  <w15:commentEx w15:paraId="34BEAB67" w15:done="0"/>
+  <w15:commentEx w15:paraId="65177FA3" w15:done="0"/>
+  <w15:commentEx w15:paraId="45FC634F" w15:done="0"/>
+  <w15:commentEx w15:paraId="6DCD66EA" w15:done="0"/>
+  <w15:commentEx w15:paraId="331AD2B5" w15:done="0"/>
+  <w15:commentEx w15:paraId="58BBD3D9" w15:done="0"/>
+  <w15:commentEx w15:paraId="6F426758" w15:done="0"/>
+  <w15:commentEx w15:paraId="11045BD6" w15:done="0"/>
+  <w15:commentEx w15:paraId="1C08E07B" w15:done="0"/>
+  <w15:commentEx w15:paraId="662FD835" w15:done="0"/>
+  <w15:commentEx w15:paraId="2C1AAD2A" w15:done="0"/>
 </w15:commentsEx>
 </file>
 
 <file path=word/commentsExtensible.xml><?xml version="1.0" encoding="utf-8"?>
 <w16cex:commentsExtensible xmlns:wpc="http://schemas.microsoft.com/office/word/2010/wordprocessingCanvas" xmlns:cx="http://schemas.microsoft.com/office/drawing/2014/chartex" xmlns:cx1="http://schemas.microsoft.com/office/drawing/2015/9/8/chartex" xmlns:cx2="http://schemas.microsoft.com/office/drawing/2015/10/21/chartex" xmlns:cx3="http://schemas.microsoft.com/office/drawing/2016/5/9/chartex" xmlns:cx4="http://schemas.microsoft.com/office/drawing/2016/5/10/chartex" xmlns:cx5="http://schemas.microsoft.com/office/drawing/2016/5/11/chartex" xmlns:cx6="http://schemas.microsoft.com/office/drawing/2016/5/12/chartex" xmlns:cx7="http://schemas.microsoft.com/office/drawing/2016/5/13/chartex" xmlns:cx8="http://schemas.microsoft.com/office/drawing/2016/5/14/chartex" xmlns:cr="http://schemas.microsoft.com/office/comments/2020/reactions" xmlns:mc="http://schemas.openxmlformats.org/markup-compatibility/2006" xmlns:aink="http://schemas.microsoft.com/office/drawing/2016/ink" xmlns:am3d="http://schemas.microsoft.com/office/drawing/2017/model3d" xmlns:o="urn:schemas-microsoft-com:office:office" xmlns:oel="http://schemas.microsoft.com/office/2019/extlst" xmlns:r="http://schemas.openxmlformats.org/officeDocument/2006/relationships" xmlns:m="http://schemas.openxmlformats.org/officeDocument/2006/math" xmlns:v="urn:schemas-microsoft-com:vml" xmlns:wp14="http://schemas.microsoft.com/office/word/2010/wordprocessingDrawing" xmlns:wp="http://schemas.openxmlformats.org/drawingml/2006/wordprocessingDrawing" xmlns:w10="urn:schemas-microsoft-com:office:word" xmlns:w="http://schemas.openxmlformats.org/wordprocessingml/2006/main" xmlns:w14="http://schemas.microsoft.com/office/word/2010/wordml" xmlns:w15="http://schemas.microsoft.com/office/word/2012/wordml" xmlns:w16cex="http://schemas.microsoft.com/office/word/2018/wordml/cex" xmlns:w16cid="http://schemas.microsoft.com/office/word/2016/wordml/cid" xmlns:w16="http://schemas.microsoft.com/office/word/2018/wordml" xmlns:w16du="http://schemas.microsoft.com/office/word/2023/wordml/word16du" xmlns:w16sdtdh="http://schemas.microsoft.com/office/word/2020/wordml/sdtdatahash" xmlns:w16sdtfl="http://schemas.microsoft.com/office/word/2024/wordml/sdtformatlock" xmlns:w16se="http://schemas.microsoft.com/office/word/2015/wordml/symex" xmlns:wpg="http://schemas.microsoft.com/office/word/2010/wordprocessingGroup" xmlns:wpi="http://schemas.microsoft.com/office/word/2010/wordprocessingInk" xmlns:wne="http://schemas.microsoft.com/office/word/2006/wordml" xmlns:wps="http://schemas.microsoft.com/office/word/2010/wordprocessingShape" mc:Ignorable="w14 w15 w16se w16cid w16 w16cex w16sdtdh w16sdtfl cr w16du wp14">
-  <w16cex:commentExtensible w16cex:durableId="466AEEC6" w16cex:dateUtc="2026-09-06T02:45:00Z"/>
-  <w16cex:commentExtensible w16cex:durableId="61D77ABD" w16cex:dateUtc="2026-09-06T02:45:00Z"/>
-  <w16cex:commentExtensible w16cex:durableId="2F78D7CD" w16cex:dateUtc="2026-09-06T02:45:00Z"/>
-  <w16cex:commentExtensible w16cex:durableId="446E092C" w16cex:dateUtc="2026-09-06T02:45:00Z"/>
-  <w16cex:commentExtensible w16cex:durableId="25CEA503" w16cex:dateUtc="2026-09-06T02:45:00Z"/>
-  <w16cex:commentExtensible w16cex:durableId="68C0FEA5" w16cex:dateUtc="2026-09-06T02:45:00Z"/>
-  <w16cex:commentExtensible w16cex:durableId="32686590" w16cex:dateUtc="2026-09-06T02:45:00Z"/>
-  <w16cex:commentExtensible w16cex:durableId="4842C753" w16cex:dateUtc="2026-09-06T02:45:00Z"/>
-  <w16cex:commentExtensible w16cex:durableId="052F9318" w16cex:dateUtc="2026-09-06T02:45:00Z"/>
-  <w16cex:commentExtensible w16cex:durableId="17403859" w16cex:dateUtc="2026-09-06T02:45:00Z"/>
-  <w16cex:commentExtensible w16cex:durableId="09D197C6" w16cex:dateUtc="2026-09-06T02:45:00Z"/>
-  <w16cex:commentExtensible w16cex:durableId="07758F47" w16cex:dateUtc="2026-09-06T02:45:00Z"/>
-  <w16cex:commentExtensible w16cex:durableId="7443FAF6" w16cex:dateUtc="2026-09-06T02:45:00Z"/>
-  <w16cex:commentExtensible w16cex:durableId="6D7094C4" w16cex:dateUtc="2026-09-06T02:45:00Z"/>
-  <w16cex:commentExtensible w16cex:durableId="3040555D" w16cex:dateUtc="2026-09-06T02:45:00Z"/>
-  <w16cex:commentExtensible w16cex:durableId="5996A0AB" w16cex:dateUtc="2026-09-06T02:45:00Z"/>
-  <w16cex:commentExtensible w16cex:durableId="0201CF1D" w16cex:dateUtc="2026-09-06T02:45:00Z"/>
-  <w16cex:commentExtensible w16cex:durableId="7B64E4DB" w16cex:dateUtc="2026-09-06T02:45:00Z"/>
-  <w16cex:commentExtensible w16cex:durableId="21A966A3" w16cex:dateUtc="2026-09-06T02:45:00Z"/>
-  <w16cex:commentExtensible w16cex:durableId="380BC1EB" w16cex:dateUtc="2026-09-06T02:45:00Z"/>
-  <w16cex:commentExtensible w16cex:durableId="09B74184" w16cex:dateUtc="2026-09-06T02:45:00Z"/>
-  <w16cex:commentExtensible w16cex:durableId="00BD7BEA" w16cex:dateUtc="2026-09-06T02:45:00Z"/>
-  <w16cex:commentExtensible w16cex:durableId="09D86C29" w16cex:dateUtc="2026-09-06T02:45:00Z"/>
-  <w16cex:commentExtensible w16cex:durableId="67FE00FA" w16cex:dateUtc="2026-09-06T02:45:00Z"/>
-  <w16cex:commentExtensible w16cex:durableId="76377498" w16cex:dateUtc="2026-09-06T02:45:00Z"/>
-  <w16cex:commentExtensible w16cex:durableId="79F2703D" w16cex:dateUtc="2026-09-06T02:45:00Z"/>
-  <w16cex:commentExtensible w16cex:durableId="23465ADD" w16cex:dateUtc="2026-09-06T02:45:00Z"/>
-  <w16cex:commentExtensible w16cex:durableId="3496C34B" w16cex:dateUtc="2026-09-06T02:45:00Z"/>
-  <w16cex:commentExtensible w16cex:durableId="2440DC67" w16cex:dateUtc="2026-09-06T02:45:00Z"/>
-  <w16cex:commentExtensible w16cex:durableId="06A1EB0F" w16cex:dateUtc="2026-09-06T02:45:00Z"/>
-  <w16cex:commentExtensible w16cex:durableId="79EEF0C7" w16cex:dateUtc="2026-09-06T02:45:00Z"/>
-  <w16cex:commentExtensible w16cex:durableId="39EB4906" w16cex:dateUtc="2026-09-06T02:45:00Z"/>
-  <w16cex:commentExtensible w16cex:durableId="1EC613E6" w16cex:dateUtc="2026-09-06T02:45:00Z"/>
-  <w16cex:commentExtensible w16cex:durableId="6B37F58C" w16cex:dateUtc="2026-09-06T02:45:00Z"/>
-  <w16cex:commentExtensible w16cex:durableId="2671D17E" w16cex:dateUtc="2026-09-06T02:45:00Z"/>
-  <w16cex:commentExtensible w16cex:durableId="69B62203" w16cex:dateUtc="2026-09-06T02:45:00Z"/>
-  <w16cex:commentExtensible w16cex:durableId="77B88F49" w16cex:dateUtc="2026-09-06T02:45:00Z"/>
+  <w16cex:commentExtensible w16cex:durableId="7481F463" w16cex:dateUtc="2026-09-06T04:43:00Z"/>
+  <w16cex:commentExtensible w16cex:durableId="1D1170AA" w16cex:dateUtc="2026-09-06T04:43:00Z"/>
+  <w16cex:commentExtensible w16cex:durableId="6AB29A38" w16cex:dateUtc="2026-09-06T04:43:00Z"/>
+  <w16cex:commentExtensible w16cex:durableId="26485C95" w16cex:dateUtc="2026-09-06T04:43:00Z"/>
+  <w16cex:commentExtensible w16cex:durableId="5110EFD4" w16cex:dateUtc="2026-09-06T04:43:00Z"/>
+  <w16cex:commentExtensible w16cex:durableId="03EB453C" w16cex:dateUtc="2026-09-06T04:43:00Z"/>
+  <w16cex:commentExtensible w16cex:durableId="230C9070" w16cex:dateUtc="2026-09-06T04:43:00Z"/>
+  <w16cex:commentExtensible w16cex:durableId="6F3C198D" w16cex:dateUtc="2026-09-06T04:43:00Z"/>
+  <w16cex:commentExtensible w16cex:durableId="4F7DF09F" w16cex:dateUtc="2026-09-06T04:43:00Z"/>
+  <w16cex:commentExtensible w16cex:durableId="7D3DD30B" w16cex:dateUtc="2026-09-06T04:43:00Z"/>
+  <w16cex:commentExtensible w16cex:durableId="74F91C82" w16cex:dateUtc="2026-09-06T04:43:00Z"/>
 </w16cex:commentsExtensible>
 </file>
 
 <file path=word/commentsIds.xml><?xml version="1.0" encoding="utf-8"?>
 <w16cid:commentsIds xmlns:wpc="http://schemas.microsoft.com/office/word/2010/wordprocessingCanvas" xmlns:cx="http://schemas.microsoft.com/office/drawing/2014/chartex" xmlns:cx1="http://schemas.microsoft.com/office/drawing/2015/9/8/chartex" xmlns:cx2="http://schemas.microsoft.com/office/drawing/2015/10/21/chartex" xmlns:cx3="http://schemas.microsoft.com/office/drawing/2016/5/9/chartex" xmlns:cx4="http://schemas.microsoft.com/office/drawing/2016/5/10/chartex" xmlns:cx5="http://schemas.microsoft.com/office/drawing/2016/5/11/chartex" xmlns:cx6="http://schemas.microsoft.com/office/drawing/2016/5/12/chartex" xmlns:cx7="http://schemas.microsoft.com/office/drawing/2016/5/13/chartex" xmlns:cx8="http://schemas.microsoft.com/office/drawing/2016/5/14/chartex" xmlns:mc="http://schemas.openxmlformats.org/markup-compatibility/2006" xmlns:aink="http://schemas.microsoft.com/office/drawing/2016/ink" xmlns:am3d="http://schemas.microsoft.com/office/drawing/2017/model3d" xmlns:o="urn:schemas-microsoft-com:office:office" xmlns:oel="http://schemas.microsoft.com/office/2019/extlst" xmlns:r="http://schemas.openxmlformats.org/officeDocument/2006/relationships" xmlns:m="http://schemas.openxmlformats.org/officeDocument/2006/math" xmlns:v="urn:schemas-microsoft-com:vml" xmlns:wp14="http://schemas.microsoft.com/office/word/2010/wordprocessingDrawing" xmlns:wp="http://schemas.openxmlformats.org/drawingml/2006/wordprocessingDrawing" xmlns:w10="urn:schemas-microsoft-com:office:word" xmlns:w="http://schemas.openxmlformats.org/wordprocessingml/2006/main" xmlns:w14="http://schemas.microsoft.com/office/word/2010/wordml" xmlns:w15="http://schemas.microsoft.com/office/word/2012/wordml" xmlns:w16cex="http://schemas.microsoft.com/office/word/2018/wordml/cex" xmlns:w16cid="http://schemas.microsoft.com/office/word/2016/wordml/cid" xmlns:w16="http://schemas.microsoft.com/office/word/2018/wordml" xmlns:w16du="http://schemas.microsoft.com/office/word/2023/wordml/word16du" xmlns:w16sdtdh="http://schemas.microsoft.com/office/word/2020/wordml/sdtdatahash" xmlns:w16sdtfl="http://schemas.microsoft.com/office/word/2024/wordml/sdtformatlock" xmlns:w16se="http://schemas.microsoft.com/office/word/2015/wordml/symex" xmlns:wpg="http://schemas.microsoft.com/office/word/2010/wordprocessingGroup" xmlns:wpi="http://schemas.microsoft.com/office/word/2010/wordprocessingInk" xmlns:wne="http://schemas.microsoft.com/office/word/2006/wordml" xmlns:wps="http://schemas.microsoft.com/office/word/2010/wordprocessingShape" mc:Ignorable="w14 w15 w16se w16cid w16 w16cex w16sdtdh w16sdtfl w16du wp14">
-  <w16cid:commentId w16cid:paraId="2A28FB6E" w16cid:durableId="466AEEC6"/>
-  <w16cid:commentId w16cid:paraId="7A840958" w16cid:durableId="61D77ABD"/>
-  <w16cid:commentId w16cid:paraId="71F07D51" w16cid:durableId="2F78D7CD"/>
-  <w16cid:commentId w16cid:paraId="560AB68C" w16cid:durableId="446E092C"/>
-  <w16cid:commentId w16cid:paraId="4211748A" w16cid:durableId="25CEA503"/>
-  <w16cid:commentId w16cid:paraId="41FD9F2F" w16cid:durableId="68C0FEA5"/>
-  <w16cid:commentId w16cid:paraId="15E6DB04" w16cid:durableId="32686590"/>
-  <w16cid:commentId w16cid:paraId="793220FE" w16cid:durableId="4842C753"/>
-  <w16cid:commentId w16cid:paraId="5212C732" w16cid:durableId="052F9318"/>
-  <w16cid:commentId w16cid:paraId="71DD02D7" w16cid:durableId="17403859"/>
-  <w16cid:commentId w16cid:paraId="587399E4" w16cid:durableId="09D197C6"/>
-  <w16cid:commentId w16cid:paraId="116BF1C6" w16cid:durableId="07758F47"/>
-  <w16cid:commentId w16cid:paraId="41C59DB1" w16cid:durableId="7443FAF6"/>
-  <w16cid:commentId w16cid:paraId="543BE32A" w16cid:durableId="6D7094C4"/>
-  <w16cid:commentId w16cid:paraId="328AA600" w16cid:durableId="3040555D"/>
-  <w16cid:commentId w16cid:paraId="3B0F7F1B" w16cid:durableId="5996A0AB"/>
-  <w16cid:commentId w16cid:paraId="36EAB5E0" w16cid:durableId="0201CF1D"/>
-  <w16cid:commentId w16cid:paraId="4F5CD8E0" w16cid:durableId="7B64E4DB"/>
-  <w16cid:commentId w16cid:paraId="7B0CB2C6" w16cid:durableId="21A966A3"/>
-  <w16cid:commentId w16cid:paraId="54C31604" w16cid:durableId="380BC1EB"/>
-  <w16cid:commentId w16cid:paraId="0A431C20" w16cid:durableId="09B74184"/>
-  <w16cid:commentId w16cid:paraId="3F0C961B" w16cid:durableId="00BD7BEA"/>
-  <w16cid:commentId w16cid:paraId="659420BD" w16cid:durableId="09D86C29"/>
-  <w16cid:commentId w16cid:paraId="1E09B7F9" w16cid:durableId="67FE00FA"/>
-  <w16cid:commentId w16cid:paraId="21B45B70" w16cid:durableId="76377498"/>
-  <w16cid:commentId w16cid:paraId="57CC9A6C" w16cid:durableId="79F2703D"/>
-  <w16cid:commentId w16cid:paraId="7CDF5427" w16cid:durableId="23465ADD"/>
-  <w16cid:commentId w16cid:paraId="286F512C" w16cid:durableId="3496C34B"/>
-  <w16cid:commentId w16cid:paraId="7A51C03C" w16cid:durableId="2440DC67"/>
-  <w16cid:commentId w16cid:paraId="27D4360E" w16cid:durableId="06A1EB0F"/>
-  <w16cid:commentId w16cid:paraId="58F6A532" w16cid:durableId="79EEF0C7"/>
-  <w16cid:commentId w16cid:paraId="78A4B788" w16cid:durableId="39EB4906"/>
-  <w16cid:commentId w16cid:paraId="52A20B1C" w16cid:durableId="1EC613E6"/>
-  <w16cid:commentId w16cid:paraId="71330466" w16cid:durableId="6B37F58C"/>
-  <w16cid:commentId w16cid:paraId="6B817D9F" w16cid:durableId="2671D17E"/>
-  <w16cid:commentId w16cid:paraId="0687254B" w16cid:durableId="69B62203"/>
-  <w16cid:commentId w16cid:paraId="536D6E4B" w16cid:durableId="77B88F49"/>
+  <w16cid:commentId w16cid:paraId="34BEAB67" w16cid:durableId="7481F463"/>
+  <w16cid:commentId w16cid:paraId="65177FA3" w16cid:durableId="1D1170AA"/>
+  <w16cid:commentId w16cid:paraId="45FC634F" w16cid:durableId="6AB29A38"/>
+  <w16cid:commentId w16cid:paraId="6DCD66EA" w16cid:durableId="26485C95"/>
+  <w16cid:commentId w16cid:paraId="331AD2B5" w16cid:durableId="5110EFD4"/>
+  <w16cid:commentId w16cid:paraId="58BBD3D9" w16cid:durableId="03EB453C"/>
+  <w16cid:commentId w16cid:paraId="6F426758" w16cid:durableId="230C9070"/>
+  <w16cid:commentId w16cid:paraId="11045BD6" w16cid:durableId="6F3C198D"/>
+  <w16cid:commentId w16cid:paraId="1C08E07B" w16cid:durableId="4F7DF09F"/>
+  <w16cid:commentId w16cid:paraId="662FD835" w16cid:durableId="7D3DD30B"/>
+  <w16cid:commentId w16cid:paraId="2C1AAD2A" w16cid:durableId="74F91C82"/>
 </w16cid:commentsIds>
 </file>
 
@@ -11940,16 +11316,6 @@
 </file>
 
 <file path=word/footer1.xml><?xml version="1.0" encoding="utf-8"?>
-<w:ftr xmlns:wpc="http://schemas.microsoft.com/office/word/2010/wordprocessingCanvas" xmlns:cx="http://schemas.microsoft.com/office/drawing/2014/chartex" xmlns:cx1="http://schemas.microsoft.com/office/drawing/2015/9/8/chartex" xmlns:cx2="http://schemas.microsoft.com/office/drawing/2015/10/21/chartex" xmlns:cx3="http://schemas.microsoft.com/office/drawing/2016/5/9/chartex" xmlns:cx4="http://schemas.microsoft.com/office/drawing/2016/5/10/chartex" xmlns:cx5="http://schemas.microsoft.com/office/drawing/2016/5/11/chartex" xmlns:cx6="http://schemas.microsoft.com/office/drawing/2016/5/12/chartex" xmlns:cx7="http://schemas.microsoft.com/office/drawing/2016/5/13/chartex" xmlns:cx8="http://schemas.microsoft.com/office/drawing/2016/5/14/chartex" xmlns:mc="http://schemas.openxmlformats.org/markup-compatibility/2006" xmlns:aink="http://schemas.microsoft.com/office/drawing/2016/ink" xmlns:am3d="http://schemas.microsoft.com/office/drawing/2017/model3d" xmlns:o="urn:schemas-microsoft-com:office:office" xmlns:oel="http://schemas.microsoft.com/office/2019/extlst" xmlns:r="http://schemas.openxmlformats.org/officeDocument/2006/relationships" xmlns:m="http://schemas.openxmlformats.org/officeDocument/2006/math" xmlns:v="urn:schemas-microsoft-com:vml" xmlns:wp14="http://schemas.microsoft.com/office/word/2010/wordprocessingDrawing" xmlns:wp="http://schemas.openxmlformats.org/drawingml/2006/wordprocessingDrawing" xmlns:w10="urn:schemas-microsoft-com:office:word" xmlns:w="http://schemas.openxmlformats.org/wordprocessingml/2006/main" xmlns:w14="http://schemas.microsoft.com/office/word/2010/wordml" xmlns:w15="http://schemas.microsoft.com/office/word/2012/wordml" xmlns:w16cex="http://schemas.microsoft.com/office/word/2018/wordml/cex" xmlns:w16cid="http://schemas.microsoft.com/office/word/2016/wordml/cid" xmlns:w16="http://schemas.microsoft.com/office/word/2018/wordml" xmlns:w16du="http://schemas.microsoft.com/office/word/2023/wordml/word16du" xmlns:w16sdtdh="http://schemas.microsoft.com/office/word/2020/wordml/sdtdatahash" xmlns:w16sdtfl="http://schemas.microsoft.com/office/word/2024/wordml/sdtformatlock" xmlns:w16se="http://schemas.microsoft.com/office/word/2015/wordml/symex" xmlns:wpg="http://schemas.microsoft.com/office/word/2010/wordprocessingGroup" xmlns:wpi="http://schemas.microsoft.com/office/word/2010/wordprocessingInk" xmlns:wne="http://schemas.microsoft.com/office/word/2006/wordml" xmlns:wps="http://schemas.microsoft.com/office/word/2010/wordprocessingShape" mc:Ignorable="w14 w15 w16se w16cid w16 w16cex w16sdtdh w16sdtfl w16du wp14">
-  <w:p>
-    <w:pPr>
-      <w:pStyle w:val="Footer"/>
-    </w:pPr>
-  </w:p>
-</w:ftr>
-</file>
-
-<file path=word/footer2.xml><?xml version="1.0" encoding="utf-8"?>
 <w:ftr xmlns:wpc="http://schemas.microsoft.com/office/word/2010/wordprocessingCanvas" xmlns:cx="http://schemas.microsoft.com/office/drawing/2014/chartex" xmlns:cx1="http://schemas.microsoft.com/office/drawing/2015/9/8/chartex" xmlns:cx2="http://schemas.microsoft.com/office/drawing/2015/10/21/chartex" xmlns:cx3="http://schemas.microsoft.com/office/drawing/2016/5/9/chartex" xmlns:cx4="http://schemas.microsoft.com/office/drawing/2016/5/10/chartex" xmlns:cx5="http://schemas.microsoft.com/office/drawing/2016/5/11/chartex" xmlns:cx6="http://schemas.microsoft.com/office/drawing/2016/5/12/chartex" xmlns:cx7="http://schemas.microsoft.com/office/drawing/2016/5/13/chartex" xmlns:cx8="http://schemas.microsoft.com/office/drawing/2016/5/14/chartex" xmlns:mc="http://schemas.openxmlformats.org/markup-compatibility/2006" xmlns:aink="http://schemas.microsoft.com/office/drawing/2016/ink" xmlns:am3d="http://schemas.microsoft.com/office/drawing/2017/model3d" xmlns:o="urn:schemas-microsoft-com:office:office" xmlns:oel="http://schemas.microsoft.com/office/2019/extlst" xmlns:r="http://schemas.openxmlformats.org/officeDocument/2006/relationships" xmlns:m="http://schemas.openxmlformats.org/officeDocument/2006/math" xmlns:v="urn:schemas-microsoft-com:vml" xmlns:wp14="http://schemas.microsoft.com/office/word/2010/wordprocessingDrawing" xmlns:wp="http://schemas.openxmlformats.org/drawingml/2006/wordprocessingDrawing" xmlns:w10="urn:schemas-microsoft-com:office:word" xmlns:w="http://schemas.openxmlformats.org/wordprocessingml/2006/main" xmlns:w14="http://schemas.microsoft.com/office/word/2010/wordml" xmlns:w15="http://schemas.microsoft.com/office/word/2012/wordml" xmlns:w16cex="http://schemas.microsoft.com/office/word/2018/wordml/cex" xmlns:w16cid="http://schemas.microsoft.com/office/word/2016/wordml/cid" xmlns:w16="http://schemas.microsoft.com/office/word/2018/wordml" xmlns:w16du="http://schemas.microsoft.com/office/word/2023/wordml/word16du" xmlns:w16sdtdh="http://schemas.microsoft.com/office/word/2020/wordml/sdtdatahash" xmlns:w16sdtfl="http://schemas.microsoft.com/office/word/2024/wordml/sdtformatlock" xmlns:w16se="http://schemas.microsoft.com/office/word/2015/wordml/symex" xmlns:wpg="http://schemas.microsoft.com/office/word/2010/wordprocessingGroup" xmlns:wpi="http://schemas.microsoft.com/office/word/2010/wordprocessingInk" xmlns:wne="http://schemas.microsoft.com/office/word/2006/wordml" xmlns:wps="http://schemas.microsoft.com/office/word/2010/wordprocessingShape" mc:Ignorable="w14 w15 w16se w16cid w16 w16cex w16sdtdh w16sdtfl w16du wp14">
   <w:p>
     <w:pPr>
@@ -11968,17 +11334,7 @@
 </w:ftr>
 </file>
 
-<file path=word/footer3.xml><?xml version="1.0" encoding="utf-8"?>
-<w:ftr xmlns:wpc="http://schemas.microsoft.com/office/word/2010/wordprocessingCanvas" xmlns:cx="http://schemas.microsoft.com/office/drawing/2014/chartex" xmlns:cx1="http://schemas.microsoft.com/office/drawing/2015/9/8/chartex" xmlns:cx2="http://schemas.microsoft.com/office/drawing/2015/10/21/chartex" xmlns:cx3="http://schemas.microsoft.com/office/drawing/2016/5/9/chartex" xmlns:cx4="http://schemas.microsoft.com/office/drawing/2016/5/10/chartex" xmlns:cx5="http://schemas.microsoft.com/office/drawing/2016/5/11/chartex" xmlns:cx6="http://schemas.microsoft.com/office/drawing/2016/5/12/chartex" xmlns:cx7="http://schemas.microsoft.com/office/drawing/2016/5/13/chartex" xmlns:cx8="http://schemas.microsoft.com/office/drawing/2016/5/14/chartex" xmlns:mc="http://schemas.openxmlformats.org/markup-compatibility/2006" xmlns:aink="http://schemas.microsoft.com/office/drawing/2016/ink" xmlns:am3d="http://schemas.microsoft.com/office/drawing/2017/model3d" xmlns:o="urn:schemas-microsoft-com:office:office" xmlns:oel="http://schemas.microsoft.com/office/2019/extlst" xmlns:r="http://schemas.openxmlformats.org/officeDocument/2006/relationships" xmlns:m="http://schemas.openxmlformats.org/officeDocument/2006/math" xmlns:v="urn:schemas-microsoft-com:vml" xmlns:wp14="http://schemas.microsoft.com/office/word/2010/wordprocessingDrawing" xmlns:wp="http://schemas.openxmlformats.org/drawingml/2006/wordprocessingDrawing" xmlns:w10="urn:schemas-microsoft-com:office:word" xmlns:w="http://schemas.openxmlformats.org/wordprocessingml/2006/main" xmlns:w14="http://schemas.microsoft.com/office/word/2010/wordml" xmlns:w15="http://schemas.microsoft.com/office/word/2012/wordml" xmlns:w16cex="http://schemas.microsoft.com/office/word/2018/wordml/cex" xmlns:w16cid="http://schemas.microsoft.com/office/word/2016/wordml/cid" xmlns:w16="http://schemas.microsoft.com/office/word/2018/wordml" xmlns:w16du="http://schemas.microsoft.com/office/word/2023/wordml/word16du" xmlns:w16sdtdh="http://schemas.microsoft.com/office/word/2020/wordml/sdtdatahash" xmlns:w16sdtfl="http://schemas.microsoft.com/office/word/2024/wordml/sdtformatlock" xmlns:w16se="http://schemas.microsoft.com/office/word/2015/wordml/symex" xmlns:wpg="http://schemas.microsoft.com/office/word/2010/wordprocessingGroup" xmlns:wpi="http://schemas.microsoft.com/office/word/2010/wordprocessingInk" xmlns:wne="http://schemas.microsoft.com/office/word/2006/wordml" xmlns:wps="http://schemas.microsoft.com/office/word/2010/wordprocessingShape" mc:Ignorable="w14 w15 w16se w16cid w16 w16cex w16sdtdh w16sdtfl w16du wp14">
-  <w:p>
-    <w:pPr>
-      <w:pStyle w:val="Footer"/>
-    </w:pPr>
-  </w:p>
-</w:ftr>
-</file>
-
-<file path=word/footer4.xml><?xml version="1.0" encoding="utf-8"?>
+<file path=word/footer2.xml><?xml version="1.0" encoding="utf-8"?>
 <w:ftr xmlns:wpc="http://schemas.microsoft.com/office/word/2010/wordprocessingCanvas" xmlns:cx="http://schemas.microsoft.com/office/drawing/2014/chartex" xmlns:cx1="http://schemas.microsoft.com/office/drawing/2015/9/8/chartex" xmlns:cx2="http://schemas.microsoft.com/office/drawing/2015/10/21/chartex" xmlns:cx3="http://schemas.microsoft.com/office/drawing/2016/5/9/chartex" xmlns:cx4="http://schemas.microsoft.com/office/drawing/2016/5/10/chartex" xmlns:cx5="http://schemas.microsoft.com/office/drawing/2016/5/11/chartex" xmlns:cx6="http://schemas.microsoft.com/office/drawing/2016/5/12/chartex" xmlns:cx7="http://schemas.microsoft.com/office/drawing/2016/5/13/chartex" xmlns:cx8="http://schemas.microsoft.com/office/drawing/2016/5/14/chartex" xmlns:mc="http://schemas.openxmlformats.org/markup-compatibility/2006" xmlns:aink="http://schemas.microsoft.com/office/drawing/2016/ink" xmlns:am3d="http://schemas.microsoft.com/office/drawing/2017/model3d" xmlns:o="urn:schemas-microsoft-com:office:office" xmlns:oel="http://schemas.microsoft.com/office/2019/extlst" xmlns:r="http://schemas.openxmlformats.org/officeDocument/2006/relationships" xmlns:m="http://schemas.openxmlformats.org/officeDocument/2006/math" xmlns:v="urn:schemas-microsoft-com:vml" xmlns:wp14="http://schemas.microsoft.com/office/word/2010/wordprocessingDrawing" xmlns:wp="http://schemas.openxmlformats.org/drawingml/2006/wordprocessingDrawing" xmlns:w10="urn:schemas-microsoft-com:office:word" xmlns:w="http://schemas.openxmlformats.org/wordprocessingml/2006/main" xmlns:w14="http://schemas.microsoft.com/office/word/2010/wordml" xmlns:w15="http://schemas.microsoft.com/office/word/2012/wordml" xmlns:w16cex="http://schemas.microsoft.com/office/word/2018/wordml/cex" xmlns:w16cid="http://schemas.microsoft.com/office/word/2016/wordml/cid" xmlns:w16="http://schemas.microsoft.com/office/word/2018/wordml" xmlns:w16du="http://schemas.microsoft.com/office/word/2023/wordml/word16du" xmlns:w16sdtdh="http://schemas.microsoft.com/office/word/2020/wordml/sdtdatahash" xmlns:w16sdtfl="http://schemas.microsoft.com/office/word/2024/wordml/sdtformatlock" xmlns:w16se="http://schemas.microsoft.com/office/word/2015/wordml/symex" xmlns:wpg="http://schemas.microsoft.com/office/word/2010/wordprocessingGroup" xmlns:wpi="http://schemas.microsoft.com/office/word/2010/wordprocessingInk" xmlns:wne="http://schemas.microsoft.com/office/word/2006/wordml" xmlns:wps="http://schemas.microsoft.com/office/word/2010/wordprocessingShape" mc:Ignorable="w14 w15 w16se w16cid w16 w16cex w16sdtdh w16sdtfl w16du wp14">
   <w:p>
     <w:pPr>
@@ -12011,16 +11367,6 @@
 </file>
 
 <file path=word/header1.xml><?xml version="1.0" encoding="utf-8"?>
-<w:hdr xmlns:wpc="http://schemas.microsoft.com/office/word/2010/wordprocessingCanvas" xmlns:cx="http://schemas.microsoft.com/office/drawing/2014/chartex" xmlns:cx1="http://schemas.microsoft.com/office/drawing/2015/9/8/chartex" xmlns:cx2="http://schemas.microsoft.com/office/drawing/2015/10/21/chartex" xmlns:cx3="http://schemas.microsoft.com/office/drawing/2016/5/9/chartex" xmlns:cx4="http://schemas.microsoft.com/office/drawing/2016/5/10/chartex" xmlns:cx5="http://schemas.microsoft.com/office/drawing/2016/5/11/chartex" xmlns:cx6="http://schemas.microsoft.com/office/drawing/2016/5/12/chartex" xmlns:cx7="http://schemas.microsoft.com/office/drawing/2016/5/13/chartex" xmlns:cx8="http://schemas.microsoft.com/office/drawing/2016/5/14/chartex" xmlns:mc="http://schemas.openxmlformats.org/markup-compatibility/2006" xmlns:aink="http://schemas.microsoft.com/office/drawing/2016/ink" xmlns:am3d="http://schemas.microsoft.com/office/drawing/2017/model3d" xmlns:o="urn:schemas-microsoft-com:office:office" xmlns:oel="http://schemas.microsoft.com/office/2019/extlst" xmlns:r="http://schemas.openxmlformats.org/officeDocument/2006/relationships" xmlns:m="http://schemas.openxmlformats.org/officeDocument/2006/math" xmlns:v="urn:schemas-microsoft-com:vml" xmlns:wp14="http://schemas.microsoft.com/office/word/2010/wordprocessingDrawing" xmlns:wp="http://schemas.openxmlformats.org/drawingml/2006/wordprocessingDrawing" xmlns:w10="urn:schemas-microsoft-com:office:word" xmlns:w="http://schemas.openxmlformats.org/wordprocessingml/2006/main" xmlns:w14="http://schemas.microsoft.com/office/word/2010/wordml" xmlns:w15="http://schemas.microsoft.com/office/word/2012/wordml" xmlns:w16cex="http://schemas.microsoft.com/office/word/2018/wordml/cex" xmlns:w16cid="http://schemas.microsoft.com/office/word/2016/wordml/cid" xmlns:w16="http://schemas.microsoft.com/office/word/2018/wordml" xmlns:w16du="http://schemas.microsoft.com/office/word/2023/wordml/word16du" xmlns:w16sdtdh="http://schemas.microsoft.com/office/word/2020/wordml/sdtdatahash" xmlns:w16sdtfl="http://schemas.microsoft.com/office/word/2024/wordml/sdtformatlock" xmlns:w16se="http://schemas.microsoft.com/office/word/2015/wordml/symex" xmlns:wpg="http://schemas.microsoft.com/office/word/2010/wordprocessingGroup" xmlns:wpi="http://schemas.microsoft.com/office/word/2010/wordprocessingInk" xmlns:wne="http://schemas.microsoft.com/office/word/2006/wordml" xmlns:wps="http://schemas.microsoft.com/office/word/2010/wordprocessingShape" mc:Ignorable="w14 w15 w16se w16cid w16 w16cex w16sdtdh w16sdtfl w16du wp14">
-  <w:p>
-    <w:pPr>
-      <w:pStyle w:val="Header"/>
-    </w:pPr>
-  </w:p>
-</w:hdr>
-</file>
-
-<file path=word/header2.xml><?xml version="1.0" encoding="utf-8"?>
 <w:hdr xmlns:wpc="http://schemas.microsoft.com/office/word/2010/wordprocessingCanvas" xmlns:cx="http://schemas.microsoft.com/office/drawing/2014/chartex" xmlns:cx1="http://schemas.microsoft.com/office/drawing/2015/9/8/chartex" xmlns:cx2="http://schemas.microsoft.com/office/drawing/2015/10/21/chartex" xmlns:cx3="http://schemas.microsoft.com/office/drawing/2016/5/9/chartex" xmlns:cx4="http://schemas.microsoft.com/office/drawing/2016/5/10/chartex" xmlns:cx5="http://schemas.microsoft.com/office/drawing/2016/5/11/chartex" xmlns:cx6="http://schemas.microsoft.com/office/drawing/2016/5/12/chartex" xmlns:cx7="http://schemas.microsoft.com/office/drawing/2016/5/13/chartex" xmlns:cx8="http://schemas.microsoft.com/office/drawing/2016/5/14/chartex" xmlns:mc="http://schemas.openxmlformats.org/markup-compatibility/2006" xmlns:aink="http://schemas.microsoft.com/office/drawing/2016/ink" xmlns:am3d="http://schemas.microsoft.com/office/drawing/2017/model3d" xmlns:o="urn:schemas-microsoft-com:office:office" xmlns:oel="http://schemas.microsoft.com/office/2019/extlst" xmlns:r="http://schemas.openxmlformats.org/officeDocument/2006/relationships" xmlns:m="http://schemas.openxmlformats.org/officeDocument/2006/math" xmlns:v="urn:schemas-microsoft-com:vml" xmlns:wp14="http://schemas.microsoft.com/office/word/2010/wordprocessingDrawing" xmlns:wp="http://schemas.openxmlformats.org/drawingml/2006/wordprocessingDrawing" xmlns:w10="urn:schemas-microsoft-com:office:word" xmlns:w="http://schemas.openxmlformats.org/wordprocessingml/2006/main" xmlns:w14="http://schemas.microsoft.com/office/word/2010/wordml" xmlns:w15="http://schemas.microsoft.com/office/word/2012/wordml" xmlns:w16cex="http://schemas.microsoft.com/office/word/2018/wordml/cex" xmlns:w16cid="http://schemas.microsoft.com/office/word/2016/wordml/cid" xmlns:w16="http://schemas.microsoft.com/office/word/2018/wordml" xmlns:w16du="http://schemas.microsoft.com/office/word/2023/wordml/word16du" xmlns:w16sdtdh="http://schemas.microsoft.com/office/word/2020/wordml/sdtdatahash" xmlns:w16sdtfl="http://schemas.microsoft.com/office/word/2024/wordml/sdtformatlock" xmlns:w16se="http://schemas.microsoft.com/office/word/2015/wordml/symex" xmlns:wpg="http://schemas.microsoft.com/office/word/2010/wordprocessingGroup" xmlns:wpi="http://schemas.microsoft.com/office/word/2010/wordprocessingInk" xmlns:wne="http://schemas.microsoft.com/office/word/2006/wordml" xmlns:wps="http://schemas.microsoft.com/office/word/2010/wordprocessingShape" mc:Ignorable="w14 w15 w16se w16cid w16 w16cex w16sdtdh w16sdtfl w16du wp14">
   <w:p>
     <w:pPr>
@@ -12049,17 +11395,7 @@
 </w:hdr>
 </file>
 
-<file path=word/header3.xml><?xml version="1.0" encoding="utf-8"?>
-<w:hdr xmlns:wpc="http://schemas.microsoft.com/office/word/2010/wordprocessingCanvas" xmlns:cx="http://schemas.microsoft.com/office/drawing/2014/chartex" xmlns:cx1="http://schemas.microsoft.com/office/drawing/2015/9/8/chartex" xmlns:cx2="http://schemas.microsoft.com/office/drawing/2015/10/21/chartex" xmlns:cx3="http://schemas.microsoft.com/office/drawing/2016/5/9/chartex" xmlns:cx4="http://schemas.microsoft.com/office/drawing/2016/5/10/chartex" xmlns:cx5="http://schemas.microsoft.com/office/drawing/2016/5/11/chartex" xmlns:cx6="http://schemas.microsoft.com/office/drawing/2016/5/12/chartex" xmlns:cx7="http://schemas.microsoft.com/office/drawing/2016/5/13/chartex" xmlns:cx8="http://schemas.microsoft.com/office/drawing/2016/5/14/chartex" xmlns:mc="http://schemas.openxmlformats.org/markup-compatibility/2006" xmlns:aink="http://schemas.microsoft.com/office/drawing/2016/ink" xmlns:am3d="http://schemas.microsoft.com/office/drawing/2017/model3d" xmlns:o="urn:schemas-microsoft-com:office:office" xmlns:oel="http://schemas.microsoft.com/office/2019/extlst" xmlns:r="http://schemas.openxmlformats.org/officeDocument/2006/relationships" xmlns:m="http://schemas.openxmlformats.org/officeDocument/2006/math" xmlns:v="urn:schemas-microsoft-com:vml" xmlns:wp14="http://schemas.microsoft.com/office/word/2010/wordprocessingDrawing" xmlns:wp="http://schemas.openxmlformats.org/drawingml/2006/wordprocessingDrawing" xmlns:w10="urn:schemas-microsoft-com:office:word" xmlns:w="http://schemas.openxmlformats.org/wordprocessingml/2006/main" xmlns:w14="http://schemas.microsoft.com/office/word/2010/wordml" xmlns:w15="http://schemas.microsoft.com/office/word/2012/wordml" xmlns:w16cex="http://schemas.microsoft.com/office/word/2018/wordml/cex" xmlns:w16cid="http://schemas.microsoft.com/office/word/2016/wordml/cid" xmlns:w16="http://schemas.microsoft.com/office/word/2018/wordml" xmlns:w16du="http://schemas.microsoft.com/office/word/2023/wordml/word16du" xmlns:w16sdtdh="http://schemas.microsoft.com/office/word/2020/wordml/sdtdatahash" xmlns:w16sdtfl="http://schemas.microsoft.com/office/word/2024/wordml/sdtformatlock" xmlns:w16se="http://schemas.microsoft.com/office/word/2015/wordml/symex" xmlns:wpg="http://schemas.microsoft.com/office/word/2010/wordprocessingGroup" xmlns:wpi="http://schemas.microsoft.com/office/word/2010/wordprocessingInk" xmlns:wne="http://schemas.microsoft.com/office/word/2006/wordml" xmlns:wps="http://schemas.microsoft.com/office/word/2010/wordprocessingShape" mc:Ignorable="w14 w15 w16se w16cid w16 w16cex w16sdtdh w16sdtfl w16du wp14">
-  <w:p>
-    <w:pPr>
-      <w:pStyle w:val="Header"/>
-    </w:pPr>
-  </w:p>
-</w:hdr>
-</file>
-
-<file path=word/header4.xml><?xml version="1.0" encoding="utf-8"?>
+<file path=word/header2.xml><?xml version="1.0" encoding="utf-8"?>
 <w:hdr xmlns:wpc="http://schemas.microsoft.com/office/word/2010/wordprocessingCanvas" xmlns:cx="http://schemas.microsoft.com/office/drawing/2014/chartex" xmlns:cx1="http://schemas.microsoft.com/office/drawing/2015/9/8/chartex" xmlns:cx2="http://schemas.microsoft.com/office/drawing/2015/10/21/chartex" xmlns:cx3="http://schemas.microsoft.com/office/drawing/2016/5/9/chartex" xmlns:cx4="http://schemas.microsoft.com/office/drawing/2016/5/10/chartex" xmlns:cx5="http://schemas.microsoft.com/office/drawing/2016/5/11/chartex" xmlns:cx6="http://schemas.microsoft.com/office/drawing/2016/5/12/chartex" xmlns:cx7="http://schemas.microsoft.com/office/drawing/2016/5/13/chartex" xmlns:cx8="http://schemas.microsoft.com/office/drawing/2016/5/14/chartex" xmlns:mc="http://schemas.openxmlformats.org/markup-compatibility/2006" xmlns:aink="http://schemas.microsoft.com/office/drawing/2016/ink" xmlns:am3d="http://schemas.microsoft.com/office/drawing/2017/model3d" xmlns:o="urn:schemas-microsoft-com:office:office" xmlns:oel="http://schemas.microsoft.com/office/2019/extlst" xmlns:r="http://schemas.openxmlformats.org/officeDocument/2006/relationships" xmlns:m="http://schemas.openxmlformats.org/officeDocument/2006/math" xmlns:v="urn:schemas-microsoft-com:vml" xmlns:wp14="http://schemas.microsoft.com/office/word/2010/wordprocessingDrawing" xmlns:wp="http://schemas.openxmlformats.org/drawingml/2006/wordprocessingDrawing" xmlns:w10="urn:schemas-microsoft-com:office:word" xmlns:w="http://schemas.openxmlformats.org/wordprocessingml/2006/main" xmlns:w14="http://schemas.microsoft.com/office/word/2010/wordml" xmlns:w15="http://schemas.microsoft.com/office/word/2012/wordml" xmlns:w16cex="http://schemas.microsoft.com/office/word/2018/wordml/cex" xmlns:w16cid="http://schemas.microsoft.com/office/word/2016/wordml/cid" xmlns:w16="http://schemas.microsoft.com/office/word/2018/wordml" xmlns:w16du="http://schemas.microsoft.com/office/word/2023/wordml/word16du" xmlns:w16sdtdh="http://schemas.microsoft.com/office/word/2020/wordml/sdtdatahash" xmlns:w16sdtfl="http://schemas.microsoft.com/office/word/2024/wordml/sdtformatlock" xmlns:w16se="http://schemas.microsoft.com/office/word/2015/wordml/symex" xmlns:wpg="http://schemas.microsoft.com/office/word/2010/wordprocessingGroup" xmlns:wpi="http://schemas.microsoft.com/office/word/2010/wordprocessingInk" xmlns:wne="http://schemas.microsoft.com/office/word/2006/wordml" xmlns:wps="http://schemas.microsoft.com/office/word/2010/wordprocessingShape" mc:Ignorable="w14 w15 w16se w16cid w16 w16cex w16sdtdh w16sdtfl w16du wp14">
   <w:p>
     <w:pPr>
